--- a/תשובות למשימות.docx
+++ b/תשובות למשימות.docx
@@ -26,16 +26,21 @@
         <w:jc w:val="both"/>
         <w:rPr>
           <w:rFonts w:asciiTheme="minorBidi" w:hAnsiTheme="minorBidi"/>
-          <w:sz w:val="24"/>
-          <w:szCs w:val="24"/>
-          <w:rtl/>
-        </w:rPr>
-      </w:pPr>
-      <w:r>
-        <w:rPr>
-          <w:rFonts w:asciiTheme="minorBidi" w:hAnsiTheme="minorBidi"/>
-          <w:sz w:val="24"/>
-          <w:szCs w:val="24"/>
+          <w:b/>
+          <w:bCs/>
+          <w:sz w:val="32"/>
+          <w:szCs w:val="32"/>
+          <w:rtl/>
+        </w:rPr>
+      </w:pPr>
+      <w:r>
+        <w:rPr>
+          <w:rFonts w:asciiTheme="minorBidi" w:hAnsiTheme="minorBidi"/>
+          <w:b/>
+          <w:bCs/>
+          <w:sz w:val="32"/>
+          <w:szCs w:val="32"/>
+          <w:highlight w:val="cyan"/>
           <w:rtl/>
         </w:rPr>
         <w:t>חלק א'</w:t>
@@ -46,6 +51,8 @@
         <w:jc w:val="both"/>
         <w:rPr>
           <w:rFonts w:asciiTheme="minorBidi" w:hAnsiTheme="minorBidi"/>
+          <w:b/>
+          <w:bCs/>
           <w:sz w:val="24"/>
           <w:szCs w:val="24"/>
           <w:rtl/>
@@ -59,6 +66,16 @@
           <w:rtl/>
         </w:rPr>
         <w:tab/>
+      </w:r>
+      <w:r>
+        <w:rPr>
+          <w:rFonts w:asciiTheme="minorBidi" w:hAnsiTheme="minorBidi"/>
+          <w:b/>
+          <w:bCs/>
+          <w:sz w:val="24"/>
+          <w:szCs w:val="24"/>
+          <w:rtl/>
+        </w:rPr>
         <w:t>סעיף א'</w:t>
       </w:r>
     </w:p>
@@ -136,27 +153,7 @@
           <w:szCs w:val="24"/>
           <w:rtl/>
         </w:rPr>
-        <w:t xml:space="preserve"> קטן.- מספר השורות של הקובץ הגדול לחלק למספר </w:t>
-      </w:r>
-      <w:proofErr w:type="spellStart"/>
-      <w:r>
-        <w:rPr>
-          <w:rFonts w:asciiTheme="minorBidi" w:hAnsiTheme="minorBidi"/>
-          <w:sz w:val="24"/>
-          <w:szCs w:val="24"/>
-          <w:rtl/>
-        </w:rPr>
-        <w:t>התהליכונים</w:t>
-      </w:r>
-      <w:proofErr w:type="spellEnd"/>
-      <w:r>
-        <w:rPr>
-          <w:rFonts w:asciiTheme="minorBidi" w:hAnsiTheme="minorBidi"/>
-          <w:sz w:val="24"/>
-          <w:szCs w:val="24"/>
-          <w:rtl/>
-        </w:rPr>
-        <w:t xml:space="preserve"> שיכולים לרוץ בו זמנית המחשב.</w:t>
+        <w:t xml:space="preserve"> קטן.- מספר השורות של הקובץ הגדול לחלק למספר התהליכונים שיכולים לרוץ בו זמנית המחשב.</w:t>
       </w:r>
     </w:p>
     <w:p>
@@ -235,25 +232,7 @@
           <w:sz w:val="24"/>
           <w:szCs w:val="24"/>
         </w:rPr>
-        <w:t>O(</w:t>
-      </w:r>
-      <w:proofErr w:type="spellStart"/>
-      <w:r>
-        <w:rPr>
-          <w:rFonts w:asciiTheme="minorBidi" w:hAnsiTheme="minorBidi"/>
-          <w:sz w:val="24"/>
-          <w:szCs w:val="24"/>
-        </w:rPr>
-        <w:t>MlogM</w:t>
-      </w:r>
-      <w:proofErr w:type="spellEnd"/>
-      <w:r>
-        <w:rPr>
-          <w:rFonts w:asciiTheme="minorBidi" w:hAnsiTheme="minorBidi"/>
-          <w:sz w:val="24"/>
-          <w:szCs w:val="24"/>
-        </w:rPr>
-        <w:t>)</w:t>
+        <w:t>O(MlogM)</w:t>
       </w:r>
       <w:r>
         <w:rPr>
@@ -551,6 +530,31 @@
         <w:jc w:val="both"/>
         <w:rPr>
           <w:rFonts w:asciiTheme="minorBidi" w:hAnsiTheme="minorBidi"/>
+          <w:b/>
+          <w:bCs/>
+          <w:sz w:val="32"/>
+          <w:szCs w:val="32"/>
+          <w:rtl/>
+        </w:rPr>
+      </w:pPr>
+      <w:r>
+        <w:rPr>
+          <w:rFonts w:asciiTheme="minorBidi" w:hAnsiTheme="minorBidi"/>
+          <w:b/>
+          <w:bCs/>
+          <w:sz w:val="32"/>
+          <w:szCs w:val="32"/>
+          <w:highlight w:val="cyan"/>
+          <w:rtl/>
+        </w:rPr>
+        <w:t>סעיף ב'</w:t>
+      </w:r>
+    </w:p>
+    <w:p>
+      <w:pPr>
+        <w:jc w:val="both"/>
+        <w:rPr>
+          <w:rFonts w:asciiTheme="minorBidi" w:hAnsiTheme="minorBidi"/>
           <w:sz w:val="24"/>
           <w:szCs w:val="24"/>
           <w:rtl/>
@@ -564,28 +568,26 @@
           <w:rtl/>
         </w:rPr>
         <w:tab/>
-        <w:t>סעיף ב'</w:t>
-      </w:r>
-    </w:p>
-    <w:p>
-      <w:pPr>
-        <w:jc w:val="both"/>
-        <w:rPr>
-          <w:rFonts w:asciiTheme="minorBidi" w:hAnsiTheme="minorBidi"/>
-          <w:sz w:val="24"/>
-          <w:szCs w:val="24"/>
-          <w:rtl/>
-        </w:rPr>
-      </w:pPr>
-      <w:r>
-        <w:rPr>
-          <w:rFonts w:asciiTheme="minorBidi" w:hAnsiTheme="minorBidi"/>
-          <w:sz w:val="24"/>
-          <w:szCs w:val="24"/>
-          <w:rtl/>
-        </w:rPr>
-        <w:tab/>
-        <w:t>3. הייתי יוצרת מילון ראשי שהמפתחות שלו יהיו התאריכים של הימים עם שעות</w:t>
+      </w:r>
+      <w:r>
+        <w:rPr>
+          <w:rFonts w:asciiTheme="minorBidi" w:hAnsiTheme="minorBidi"/>
+          <w:b/>
+          <w:bCs/>
+          <w:sz w:val="24"/>
+          <w:szCs w:val="24"/>
+          <w:rtl/>
+        </w:rPr>
+        <w:t>3</w:t>
+      </w:r>
+      <w:r>
+        <w:rPr>
+          <w:rFonts w:asciiTheme="minorBidi" w:hAnsiTheme="minorBidi"/>
+          <w:sz w:val="24"/>
+          <w:szCs w:val="24"/>
+          <w:rtl/>
+        </w:rPr>
+        <w:t>. הייתי יוצרת מילון ראשי שהמפתחות שלו יהיו התאריכים של הימים עם שעות</w:t>
       </w:r>
       <w:r>
         <w:rPr>
@@ -1006,6 +1008,7 @@
     </w:p>
     <w:p>
       <w:pPr>
+        <w:ind w:firstLine="720"/>
         <w:rPr>
           <w:rFonts w:asciiTheme="minorBidi" w:hAnsiTheme="minorBidi"/>
           <w:sz w:val="24"/>
@@ -1016,22 +1019,22 @@
       <w:r>
         <w:rPr>
           <w:rFonts w:asciiTheme="minorBidi" w:hAnsiTheme="minorBidi" w:hint="cs"/>
-          <w:sz w:val="24"/>
-          <w:szCs w:val="24"/>
-          <w:rtl/>
-        </w:rPr>
-        <w:t xml:space="preserve">4. </w:t>
-      </w:r>
-      <w:r>
-        <w:rPr>
-          <w:rFonts w:asciiTheme="minorBidi" w:hAnsiTheme="minorBidi"/>
           <w:b/>
           <w:bCs/>
           <w:sz w:val="24"/>
           <w:szCs w:val="24"/>
           <w:rtl/>
         </w:rPr>
-        <w:t xml:space="preserve">היתרונות של פורמט </w:t>
+        <w:t>4.</w:t>
+      </w:r>
+      <w:r>
+        <w:rPr>
+          <w:rFonts w:asciiTheme="minorBidi" w:hAnsiTheme="minorBidi" w:hint="cs"/>
+          <w:sz w:val="24"/>
+          <w:szCs w:val="24"/>
+          <w:rtl/>
+        </w:rPr>
+        <w:t xml:space="preserve"> </w:t>
       </w:r>
       <w:r>
         <w:rPr>
@@ -1040,8 +1043,9 @@
           <w:bCs/>
           <w:sz w:val="24"/>
           <w:szCs w:val="24"/>
-        </w:rPr>
-        <w:t>Parquet</w:t>
+          <w:rtl/>
+        </w:rPr>
+        <w:t xml:space="preserve">היתרונות של פורמט </w:t>
       </w:r>
       <w:r>
         <w:rPr>
@@ -1050,30 +1054,9 @@
           <w:bCs/>
           <w:sz w:val="24"/>
           <w:szCs w:val="24"/>
-          <w:rtl/>
-        </w:rPr>
-        <w:t xml:space="preserve"> לאחסון בזיכרון</w:t>
-      </w:r>
-      <w:r>
-        <w:rPr>
-          <w:rFonts w:asciiTheme="minorBidi" w:hAnsiTheme="minorBidi"/>
-          <w:sz w:val="24"/>
-          <w:szCs w:val="24"/>
-          <w:rtl/>
-        </w:rPr>
-        <w:t>:</w:t>
-      </w:r>
-    </w:p>
-    <w:p>
-      <w:pPr>
-        <w:jc w:val="both"/>
-        <w:rPr>
-          <w:rFonts w:asciiTheme="minorBidi" w:hAnsiTheme="minorBidi"/>
-          <w:sz w:val="24"/>
-          <w:szCs w:val="24"/>
-          <w:rtl/>
-        </w:rPr>
-      </w:pPr>
+        </w:rPr>
+        <w:t>Parquet</w:t>
+      </w:r>
       <w:r>
         <w:rPr>
           <w:rFonts w:asciiTheme="minorBidi" w:hAnsiTheme="minorBidi"/>
@@ -1083,34 +1066,16 @@
           <w:szCs w:val="24"/>
           <w:rtl/>
         </w:rPr>
-        <w:t>-</w:t>
-      </w:r>
-      <w:r>
-        <w:rPr>
-          <w:rFonts w:asciiTheme="minorBidi" w:hAnsiTheme="minorBidi"/>
-          <w:sz w:val="24"/>
-          <w:szCs w:val="24"/>
-          <w:rtl/>
-        </w:rPr>
-        <w:t xml:space="preserve"> </w:t>
-      </w:r>
-      <w:r>
-        <w:rPr>
-          <w:rFonts w:asciiTheme="minorBidi" w:hAnsiTheme="minorBidi"/>
-          <w:sz w:val="24"/>
-          <w:szCs w:val="24"/>
-          <w:rtl/>
-        </w:rPr>
-        <w:t>חיסכון במקום:</w:t>
-      </w:r>
-      <w:r>
-        <w:rPr>
-          <w:rFonts w:asciiTheme="minorBidi" w:hAnsiTheme="minorBidi"/>
-          <w:sz w:val="24"/>
-          <w:szCs w:val="24"/>
-          <w:rtl/>
-        </w:rPr>
-        <w:t xml:space="preserve"> בפורמט הזה הנתונים נשמרים באופן יותר חסכוני בגלל שהם דחוסים וזה תופס פחות מקום בזיכרון.</w:t>
+        <w:t xml:space="preserve"> לאחסון בזיכרון</w:t>
+      </w:r>
+      <w:r>
+        <w:rPr>
+          <w:rFonts w:asciiTheme="minorBidi" w:hAnsiTheme="minorBidi"/>
+          <w:sz w:val="24"/>
+          <w:szCs w:val="24"/>
+          <w:rtl/>
+        </w:rPr>
+        <w:t>:</w:t>
       </w:r>
     </w:p>
     <w:p>
@@ -1141,43 +1106,7 @@
           <w:szCs w:val="24"/>
           <w:rtl/>
         </w:rPr>
-        <w:t xml:space="preserve"> </w:t>
-      </w:r>
-      <w:r>
-        <w:rPr>
-          <w:rFonts w:asciiTheme="minorBidi" w:hAnsiTheme="minorBidi"/>
-          <w:sz w:val="24"/>
-          <w:szCs w:val="24"/>
-          <w:rtl/>
-        </w:rPr>
-        <w:t xml:space="preserve">טעינה מהירה </w:t>
-      </w:r>
-      <w:r>
-        <w:rPr>
-          <w:rFonts w:asciiTheme="minorBidi" w:hAnsiTheme="minorBidi"/>
-          <w:sz w:val="24"/>
-          <w:szCs w:val="24"/>
-          <w:rtl/>
-        </w:rPr>
-        <w:t>בזיכרון</w:t>
-      </w:r>
-      <w:r>
-        <w:rPr>
-          <w:rFonts w:asciiTheme="minorBidi" w:hAnsiTheme="minorBidi"/>
-          <w:sz w:val="24"/>
-          <w:szCs w:val="24"/>
-          <w:rtl/>
-        </w:rPr>
-        <w:t>:</w:t>
-      </w:r>
-      <w:r>
-        <w:rPr>
-          <w:rFonts w:asciiTheme="minorBidi" w:hAnsiTheme="minorBidi"/>
-          <w:sz w:val="24"/>
-          <w:szCs w:val="24"/>
-          <w:rtl/>
-        </w:rPr>
-        <w:t xml:space="preserve"> אפשר לגשת למידע שבעמודות בלי לטעון את כל הקובץ וזה מקצר את זמן הטעינה בזיכרון.</w:t>
+        <w:t xml:space="preserve"> חיסכון במקום: בפורמט הזה הנתונים נשמרים באופן יותר חסכוני בגלל שהם דחוסים וזה תופס פחות מקום בזיכרון.</w:t>
       </w:r>
     </w:p>
     <w:p>
@@ -1208,49 +1137,705 @@
           <w:szCs w:val="24"/>
           <w:rtl/>
         </w:rPr>
+        <w:t xml:space="preserve"> טעינה מהירה בזיכרון: אפשר לגשת למידע שבעמודות בלי לטעון את כל הקובץ וזה מקצר את זמן הטעינה בזיכרון.</w:t>
+      </w:r>
+    </w:p>
+    <w:p>
+      <w:pPr>
+        <w:jc w:val="both"/>
+        <w:rPr>
+          <w:rFonts w:asciiTheme="minorBidi" w:hAnsiTheme="minorBidi"/>
+          <w:sz w:val="24"/>
+          <w:szCs w:val="24"/>
+          <w:rtl/>
+        </w:rPr>
+      </w:pPr>
+      <w:r>
+        <w:rPr>
+          <w:rFonts w:asciiTheme="minorBidi" w:hAnsiTheme="minorBidi"/>
+          <w:b/>
+          <w:bCs/>
+          <w:sz w:val="24"/>
+          <w:szCs w:val="24"/>
+          <w:rtl/>
+        </w:rPr>
+        <w:t>-</w:t>
+      </w:r>
+      <w:r>
+        <w:rPr>
+          <w:rFonts w:asciiTheme="minorBidi" w:hAnsiTheme="minorBidi"/>
+          <w:sz w:val="24"/>
+          <w:szCs w:val="24"/>
+          <w:rtl/>
+        </w:rPr>
+        <w:t xml:space="preserve"> שומר על סוג הנתונים: בפורמט הזה נשמרים הנתונים לא רק כטקסט אלא כמספר , ערך בוליאני תאריך וכו ואז לא צריך לשנות את הנתונים לאחר שטוענים אותם לזיכרון</w:t>
+      </w:r>
+    </w:p>
+    <w:p>
+      <w:pPr>
+        <w:jc w:val="both"/>
+        <w:rPr>
+          <w:rFonts w:asciiTheme="minorBidi" w:hAnsiTheme="minorBidi"/>
+          <w:sz w:val="24"/>
+          <w:szCs w:val="24"/>
+          <w:rtl/>
+        </w:rPr>
+      </w:pPr>
+      <w:r>
+        <w:rPr>
+          <w:rFonts w:asciiTheme="minorBidi" w:hAnsiTheme="minorBidi"/>
+          <w:sz w:val="24"/>
+          <w:szCs w:val="24"/>
+          <w:rtl/>
+        </w:rPr>
+        <w:t>כשזה נתונים גדולים- הפורמט הזה נח לשמירת הנתונים באופן חסכוני וחכם.</w:t>
+      </w:r>
+    </w:p>
+    <w:p>
+      <w:pPr>
+        <w:jc w:val="both"/>
+        <w:rPr>
+          <w:rFonts w:asciiTheme="minorBidi" w:hAnsiTheme="minorBidi"/>
+          <w:b/>
+          <w:bCs/>
+          <w:sz w:val="32"/>
+          <w:szCs w:val="32"/>
+          <w:rtl/>
+        </w:rPr>
+      </w:pPr>
+      <w:r>
+        <w:rPr>
+          <w:rFonts w:asciiTheme="minorBidi" w:hAnsiTheme="minorBidi" w:hint="cs"/>
+          <w:b/>
+          <w:bCs/>
+          <w:sz w:val="32"/>
+          <w:szCs w:val="32"/>
+          <w:highlight w:val="cyan"/>
+          <w:rtl/>
+        </w:rPr>
+        <w:t>חלק ג'</w:t>
+      </w:r>
+    </w:p>
+    <w:p>
+      <w:pPr>
+        <w:pStyle w:val="a9"/>
+        <w:numPr>
+          <w:ilvl w:val="0"/>
+          <w:numId w:val="4"/>
+        </w:numPr>
+        <w:jc w:val="both"/>
+        <w:rPr>
+          <w:rFonts w:asciiTheme="minorBidi" w:hAnsiTheme="minorBidi"/>
+          <w:sz w:val="24"/>
+          <w:szCs w:val="24"/>
+        </w:rPr>
+      </w:pPr>
+      <w:r>
+        <w:rPr>
+          <w:rFonts w:asciiTheme="minorBidi" w:hAnsiTheme="minorBidi" w:hint="cs"/>
+          <w:sz w:val="24"/>
+          <w:szCs w:val="24"/>
+          <w:rtl/>
+        </w:rPr>
+        <w:t>1</w:t>
+      </w:r>
+    </w:p>
+    <w:p>
+      <w:pPr>
+        <w:pStyle w:val="a9"/>
+        <w:numPr>
+          <w:ilvl w:val="0"/>
+          <w:numId w:val="4"/>
+        </w:numPr>
+        <w:jc w:val="both"/>
+        <w:rPr>
+          <w:rFonts w:asciiTheme="minorBidi" w:hAnsiTheme="minorBidi"/>
+          <w:sz w:val="24"/>
+          <w:szCs w:val="24"/>
+          <w:rtl/>
+        </w:rPr>
+      </w:pPr>
+      <w:r>
+        <w:rPr>
+          <w:rFonts w:asciiTheme="minorBidi" w:hAnsiTheme="minorBidi" w:hint="cs"/>
+          <w:b/>
+          <w:bCs/>
+          <w:sz w:val="24"/>
+          <w:szCs w:val="24"/>
+          <w:rtl/>
+        </w:rPr>
+        <w:t>א.</w:t>
+      </w:r>
+    </w:p>
+    <w:p>
+      <w:pPr>
+        <w:pStyle w:val="a9"/>
+        <w:jc w:val="both"/>
+        <w:rPr>
+          <w:rFonts w:asciiTheme="minorBidi" w:hAnsiTheme="minorBidi"/>
+          <w:sz w:val="24"/>
+          <w:szCs w:val="24"/>
+          <w:rtl/>
+        </w:rPr>
+      </w:pPr>
+      <w:r>
+        <w:rPr>
+          <w:rFonts w:asciiTheme="minorBidi" w:hAnsiTheme="minorBidi" w:cs="Arial"/>
+          <w:sz w:val="24"/>
+          <w:szCs w:val="24"/>
+          <w:rtl/>
+        </w:rPr>
+        <w:t>השלט של המזגן מתקשר עם יחידת הקליטה במזגן באמצעות קרני אינפר</w:t>
+      </w:r>
+      <w:r>
+        <w:rPr>
+          <w:rFonts w:asciiTheme="minorBidi" w:hAnsiTheme="minorBidi" w:cs="Arial" w:hint="cs"/>
+          <w:sz w:val="24"/>
+          <w:szCs w:val="24"/>
+          <w:rtl/>
+        </w:rPr>
+        <w:t xml:space="preserve">ה </w:t>
+      </w:r>
+      <w:r>
+        <w:rPr>
+          <w:rFonts w:asciiTheme="minorBidi" w:hAnsiTheme="minorBidi" w:cs="Arial"/>
+          <w:sz w:val="24"/>
+          <w:szCs w:val="24"/>
+          <w:rtl/>
+        </w:rPr>
+        <w:t>־אדום (</w:t>
+      </w:r>
+      <w:r>
+        <w:rPr>
+          <w:rFonts w:asciiTheme="minorBidi" w:hAnsiTheme="minorBidi"/>
+          <w:sz w:val="24"/>
+          <w:szCs w:val="24"/>
+        </w:rPr>
+        <w:t>IR</w:t>
+      </w:r>
+      <w:r>
+        <w:rPr>
+          <w:rFonts w:asciiTheme="minorBidi" w:hAnsiTheme="minorBidi" w:cs="Arial"/>
+          <w:sz w:val="24"/>
+          <w:szCs w:val="24"/>
+          <w:rtl/>
+        </w:rPr>
+        <w:t xml:space="preserve">), </w:t>
+      </w:r>
+      <w:r>
+        <w:rPr>
+          <w:rFonts w:asciiTheme="minorBidi" w:hAnsiTheme="minorBidi" w:cs="Arial" w:hint="cs"/>
+          <w:sz w:val="24"/>
+          <w:szCs w:val="24"/>
+          <w:rtl/>
+        </w:rPr>
+        <w:t>ש</w:t>
+      </w:r>
+      <w:r>
+        <w:rPr>
+          <w:rFonts w:asciiTheme="minorBidi" w:hAnsiTheme="minorBidi" w:cs="Arial"/>
+          <w:sz w:val="24"/>
+          <w:szCs w:val="24"/>
+          <w:rtl/>
+        </w:rPr>
+        <w:t>מאפשרות העברת פקודות בצורה אלחוטית. בעת לחיצה על כפתור, השלט מייצר קוד דיגיטלי המייצג את הפעולה הרצויה (כגון הפעלה, כיבוי או שינוי טמפרטורה). הקוד משודר באמצעות פולסים של אור אינפר</w:t>
+      </w:r>
+      <w:r>
+        <w:rPr>
+          <w:rFonts w:asciiTheme="minorBidi" w:hAnsiTheme="minorBidi" w:cs="Arial" w:hint="cs"/>
+          <w:sz w:val="24"/>
+          <w:szCs w:val="24"/>
+          <w:rtl/>
+        </w:rPr>
+        <w:t xml:space="preserve">ה </w:t>
+      </w:r>
+      <w:r>
+        <w:rPr>
+          <w:rFonts w:asciiTheme="minorBidi" w:hAnsiTheme="minorBidi" w:cs="Arial"/>
+          <w:sz w:val="24"/>
+          <w:szCs w:val="24"/>
+          <w:rtl/>
+        </w:rPr>
+        <w:t>־אדום, הנפלטים בתדר קבוע – לרוב 38 קילוהרץ – דרך דיודה ייעודית בקצה השלט.</w:t>
+      </w:r>
+    </w:p>
+    <w:p>
+      <w:pPr>
+        <w:pStyle w:val="a9"/>
+        <w:jc w:val="both"/>
+        <w:rPr>
+          <w:rFonts w:asciiTheme="minorBidi" w:hAnsiTheme="minorBidi"/>
+          <w:sz w:val="24"/>
+          <w:szCs w:val="24"/>
+          <w:rtl/>
+        </w:rPr>
+      </w:pPr>
+      <w:r>
+        <w:rPr>
+          <w:rFonts w:asciiTheme="minorBidi" w:hAnsiTheme="minorBidi" w:cs="Arial"/>
+          <w:sz w:val="24"/>
+          <w:szCs w:val="24"/>
+          <w:rtl/>
+        </w:rPr>
+        <w:t>במזגן, חיישן אינפר</w:t>
+      </w:r>
+      <w:r>
+        <w:rPr>
+          <w:rFonts w:asciiTheme="minorBidi" w:hAnsiTheme="minorBidi" w:cs="Arial" w:hint="cs"/>
+          <w:sz w:val="24"/>
+          <w:szCs w:val="24"/>
+          <w:rtl/>
+        </w:rPr>
+        <w:t xml:space="preserve">ה </w:t>
+      </w:r>
+      <w:r>
+        <w:rPr>
+          <w:rFonts w:asciiTheme="minorBidi" w:hAnsiTheme="minorBidi" w:cs="Arial"/>
+          <w:sz w:val="24"/>
+          <w:szCs w:val="24"/>
+          <w:rtl/>
+        </w:rPr>
+        <w:t>־אדום קולט את האות, מפענח את הקוד ומעביר אותו למעבד המרכזי, אשר מבצע את הפקודה בפועל. במזגנים מתקדמים, כל שידור כולל גם את יתר מצבי ההפעלה של המזגן, ובכך נשמר סנכרון מלא בין השלט ליחידה הפנימית.</w:t>
+      </w:r>
+    </w:p>
+    <w:p>
+      <w:pPr>
+        <w:pStyle w:val="a9"/>
+        <w:jc w:val="both"/>
+        <w:rPr>
+          <w:rFonts w:asciiTheme="minorBidi" w:hAnsiTheme="minorBidi"/>
+          <w:sz w:val="24"/>
+          <w:szCs w:val="24"/>
+          <w:rtl/>
+        </w:rPr>
+      </w:pPr>
+      <w:r>
+        <w:rPr>
+          <w:rFonts w:asciiTheme="minorBidi" w:hAnsiTheme="minorBidi" w:hint="cs"/>
+          <w:b/>
+          <w:bCs/>
+          <w:sz w:val="24"/>
+          <w:szCs w:val="24"/>
+          <w:rtl/>
+        </w:rPr>
+        <w:t>ב</w:t>
+      </w:r>
+      <w:r>
+        <w:rPr>
+          <w:rFonts w:asciiTheme="minorBidi" w:hAnsiTheme="minorBidi" w:hint="cs"/>
+          <w:sz w:val="24"/>
+          <w:szCs w:val="24"/>
+          <w:rtl/>
+        </w:rPr>
+        <w:t>.</w:t>
+      </w:r>
+    </w:p>
+    <w:p>
+      <w:pPr>
+        <w:pStyle w:val="a9"/>
+        <w:jc w:val="both"/>
+        <w:rPr>
+          <w:rFonts w:asciiTheme="minorBidi" w:hAnsiTheme="minorBidi"/>
+          <w:sz w:val="24"/>
+          <w:szCs w:val="24"/>
+          <w:rtl/>
+        </w:rPr>
+      </w:pPr>
+      <w:r>
+        <w:rPr>
+          <w:rFonts w:asciiTheme="minorBidi" w:hAnsiTheme="minorBidi" w:hint="cs"/>
+          <w:b/>
+          <w:bCs/>
+          <w:sz w:val="24"/>
+          <w:szCs w:val="24"/>
+          <w:rtl/>
+        </w:rPr>
+        <w:t>בצד השלט</w:t>
+      </w:r>
+      <w:r>
+        <w:rPr>
+          <w:rFonts w:asciiTheme="minorBidi" w:hAnsiTheme="minorBidi" w:hint="cs"/>
+          <w:sz w:val="24"/>
+          <w:szCs w:val="24"/>
+          <w:rtl/>
+        </w:rPr>
+        <w:t>-</w:t>
+      </w:r>
+    </w:p>
+    <w:p>
+      <w:pPr>
+        <w:pStyle w:val="a9"/>
+        <w:numPr>
+          <w:ilvl w:val="0"/>
+          <w:numId w:val="5"/>
+        </w:numPr>
+        <w:jc w:val="both"/>
+        <w:rPr>
+          <w:rFonts w:asciiTheme="minorBidi" w:hAnsiTheme="minorBidi"/>
+          <w:sz w:val="24"/>
+          <w:szCs w:val="24"/>
+          <w:rtl/>
+        </w:rPr>
+      </w:pPr>
+      <w:r>
+        <w:rPr>
+          <w:rFonts w:asciiTheme="minorBidi" w:hAnsiTheme="minorBidi" w:cs="Arial"/>
+          <w:sz w:val="24"/>
+          <w:szCs w:val="24"/>
+          <w:rtl/>
+        </w:rPr>
+        <w:t xml:space="preserve">כפתורים: ממשק המשתמש </w:t>
+      </w:r>
+      <w:r>
+        <w:rPr>
+          <w:rFonts w:asciiTheme="minorBidi" w:hAnsiTheme="minorBidi" w:cs="Arial" w:hint="cs"/>
+          <w:sz w:val="24"/>
+          <w:szCs w:val="24"/>
+          <w:rtl/>
+        </w:rPr>
+        <w:t>לביצוע פעולות במזגן</w:t>
+      </w:r>
+      <w:r>
+        <w:rPr>
+          <w:rFonts w:asciiTheme="minorBidi" w:hAnsiTheme="minorBidi" w:cs="Arial"/>
+          <w:sz w:val="24"/>
+          <w:szCs w:val="24"/>
+          <w:rtl/>
+        </w:rPr>
+        <w:t xml:space="preserve"> .</w:t>
+      </w:r>
+    </w:p>
+    <w:p>
+      <w:pPr>
+        <w:pStyle w:val="a9"/>
+        <w:numPr>
+          <w:ilvl w:val="0"/>
+          <w:numId w:val="5"/>
+        </w:numPr>
+        <w:jc w:val="both"/>
+        <w:rPr>
+          <w:rFonts w:asciiTheme="minorBidi" w:hAnsiTheme="minorBidi"/>
+          <w:sz w:val="24"/>
+          <w:szCs w:val="24"/>
+          <w:rtl/>
+        </w:rPr>
+      </w:pPr>
+      <w:r>
+        <w:rPr>
+          <w:rFonts w:asciiTheme="minorBidi" w:hAnsiTheme="minorBidi" w:cs="Arial"/>
+          <w:sz w:val="24"/>
+          <w:szCs w:val="24"/>
+          <w:rtl/>
+        </w:rPr>
+        <w:t>מיקרו-בקר (</w:t>
+      </w:r>
+      <w:r>
+        <w:rPr>
+          <w:rFonts w:asciiTheme="minorBidi" w:hAnsiTheme="minorBidi"/>
+          <w:sz w:val="24"/>
+          <w:szCs w:val="24"/>
+        </w:rPr>
+        <w:t>Microcontroller</w:t>
+      </w:r>
+      <w:r>
+        <w:rPr>
+          <w:rFonts w:asciiTheme="minorBidi" w:hAnsiTheme="minorBidi" w:cs="Arial"/>
+          <w:sz w:val="24"/>
+          <w:szCs w:val="24"/>
+          <w:rtl/>
+        </w:rPr>
+        <w:t xml:space="preserve">):  </w:t>
+      </w:r>
+      <w:r>
+        <w:rPr>
+          <w:rFonts w:asciiTheme="minorBidi" w:hAnsiTheme="minorBidi" w:cs="Arial" w:hint="cs"/>
+          <w:sz w:val="24"/>
+          <w:szCs w:val="24"/>
+          <w:rtl/>
+        </w:rPr>
+        <w:t>ש</w:t>
+      </w:r>
+      <w:r>
+        <w:rPr>
+          <w:rFonts w:asciiTheme="minorBidi" w:hAnsiTheme="minorBidi" w:cs="Arial"/>
+          <w:sz w:val="24"/>
+          <w:szCs w:val="24"/>
+          <w:rtl/>
+        </w:rPr>
+        <w:t>מזהה לחיצות ומייצר קודים .</w:t>
+      </w:r>
+    </w:p>
+    <w:p>
+      <w:pPr>
+        <w:pStyle w:val="a9"/>
+        <w:numPr>
+          <w:ilvl w:val="0"/>
+          <w:numId w:val="5"/>
+        </w:numPr>
+        <w:jc w:val="both"/>
+        <w:rPr>
+          <w:rFonts w:asciiTheme="minorBidi" w:hAnsiTheme="minorBidi"/>
+          <w:sz w:val="24"/>
+          <w:szCs w:val="24"/>
+          <w:rtl/>
+        </w:rPr>
+      </w:pPr>
+      <w:r>
+        <w:rPr>
+          <w:rFonts w:asciiTheme="minorBidi" w:hAnsiTheme="minorBidi" w:cs="Arial"/>
+          <w:sz w:val="24"/>
+          <w:szCs w:val="24"/>
+          <w:rtl/>
+        </w:rPr>
+        <w:t>משדר אינפר</w:t>
+      </w:r>
+      <w:r>
+        <w:rPr>
+          <w:rFonts w:asciiTheme="minorBidi" w:hAnsiTheme="minorBidi" w:cs="Arial" w:hint="cs"/>
+          <w:sz w:val="24"/>
+          <w:szCs w:val="24"/>
+          <w:rtl/>
+        </w:rPr>
+        <w:t>ה</w:t>
+      </w:r>
+      <w:r>
+        <w:rPr>
+          <w:rFonts w:asciiTheme="minorBidi" w:hAnsiTheme="minorBidi" w:cs="Arial"/>
+          <w:sz w:val="24"/>
+          <w:szCs w:val="24"/>
+          <w:rtl/>
+        </w:rPr>
+        <w:t>-אדום (</w:t>
+      </w:r>
+      <w:r>
+        <w:rPr>
+          <w:rFonts w:asciiTheme="minorBidi" w:hAnsiTheme="minorBidi"/>
+          <w:sz w:val="24"/>
+          <w:szCs w:val="24"/>
+        </w:rPr>
+        <w:t>IR LED</w:t>
+      </w:r>
+      <w:r>
+        <w:rPr>
+          <w:rFonts w:asciiTheme="minorBidi" w:hAnsiTheme="minorBidi" w:cs="Arial"/>
+          <w:sz w:val="24"/>
+          <w:szCs w:val="24"/>
+          <w:rtl/>
+        </w:rPr>
+        <w:t>): דיודה פולטת אור אינפר</w:t>
+      </w:r>
+      <w:r>
+        <w:rPr>
+          <w:rFonts w:asciiTheme="minorBidi" w:hAnsiTheme="minorBidi" w:cs="Arial" w:hint="cs"/>
+          <w:sz w:val="24"/>
+          <w:szCs w:val="24"/>
+          <w:rtl/>
+        </w:rPr>
+        <w:t>ה</w:t>
+      </w:r>
+      <w:r>
+        <w:rPr>
+          <w:rFonts w:asciiTheme="minorBidi" w:hAnsiTheme="minorBidi" w:cs="Arial"/>
+          <w:sz w:val="24"/>
+          <w:szCs w:val="24"/>
+          <w:rtl/>
+        </w:rPr>
+        <w:t>-אדום המשדרת את האות .</w:t>
+      </w:r>
+    </w:p>
+    <w:p>
+      <w:pPr>
+        <w:pStyle w:val="a9"/>
+        <w:numPr>
+          <w:ilvl w:val="0"/>
+          <w:numId w:val="5"/>
+        </w:numPr>
+        <w:jc w:val="both"/>
+        <w:rPr>
+          <w:rFonts w:asciiTheme="minorBidi" w:hAnsiTheme="minorBidi"/>
+          <w:sz w:val="24"/>
+          <w:szCs w:val="24"/>
+          <w:rtl/>
+        </w:rPr>
+      </w:pPr>
+      <w:r>
+        <w:rPr>
+          <w:rFonts w:asciiTheme="minorBidi" w:hAnsiTheme="minorBidi" w:cs="Arial"/>
+          <w:sz w:val="24"/>
+          <w:szCs w:val="24"/>
+          <w:rtl/>
+        </w:rPr>
+        <w:t>סוללה</w:t>
+      </w:r>
+      <w:r>
+        <w:rPr>
+          <w:rFonts w:asciiTheme="minorBidi" w:hAnsiTheme="minorBidi" w:cs="Arial" w:hint="cs"/>
+          <w:sz w:val="24"/>
+          <w:szCs w:val="24"/>
+          <w:rtl/>
+        </w:rPr>
+        <w:t>.</w:t>
+      </w:r>
+    </w:p>
+    <w:p>
+      <w:pPr>
+        <w:pStyle w:val="a9"/>
+        <w:jc w:val="both"/>
+        <w:rPr>
+          <w:rFonts w:asciiTheme="minorBidi" w:hAnsiTheme="minorBidi"/>
+          <w:b/>
+          <w:bCs/>
+          <w:sz w:val="24"/>
+          <w:szCs w:val="24"/>
+          <w:rtl/>
+        </w:rPr>
+      </w:pPr>
+      <w:r>
+        <w:rPr>
+          <w:rFonts w:asciiTheme="minorBidi" w:hAnsiTheme="minorBidi"/>
+          <w:b/>
+          <w:bCs/>
+          <w:sz w:val="24"/>
+          <w:szCs w:val="24"/>
+          <w:rtl/>
+        </w:rPr>
+        <w:t>בצד המזגן</w:t>
+      </w:r>
+      <w:r>
+        <w:rPr>
+          <w:rFonts w:asciiTheme="minorBidi" w:hAnsiTheme="minorBidi"/>
+          <w:b/>
+          <w:bCs/>
+          <w:sz w:val="24"/>
+          <w:szCs w:val="24"/>
+          <w:rtl/>
+        </w:rPr>
+        <w:t>-</w:t>
+      </w:r>
+    </w:p>
+    <w:p>
+      <w:pPr>
+        <w:pStyle w:val="a9"/>
+        <w:jc w:val="both"/>
+        <w:rPr>
+          <w:rFonts w:asciiTheme="minorBidi" w:hAnsiTheme="minorBidi"/>
+          <w:sz w:val="24"/>
+          <w:szCs w:val="24"/>
+          <w:rtl/>
+        </w:rPr>
+      </w:pPr>
+    </w:p>
+    <w:p>
+      <w:pPr>
+        <w:pStyle w:val="a9"/>
+        <w:numPr>
+          <w:ilvl w:val="0"/>
+          <w:numId w:val="6"/>
+        </w:numPr>
+        <w:jc w:val="both"/>
+        <w:rPr>
+          <w:rFonts w:asciiTheme="minorBidi" w:hAnsiTheme="minorBidi"/>
+          <w:sz w:val="24"/>
+          <w:szCs w:val="24"/>
+          <w:rtl/>
+        </w:rPr>
+      </w:pPr>
+      <w:r>
+        <w:rPr>
+          <w:rFonts w:asciiTheme="minorBidi" w:hAnsiTheme="minorBidi" w:cs="Arial"/>
+          <w:sz w:val="24"/>
+          <w:szCs w:val="24"/>
+          <w:rtl/>
+        </w:rPr>
+        <w:t>מקלט אינפר</w:t>
+      </w:r>
+      <w:r>
+        <w:rPr>
+          <w:rFonts w:asciiTheme="minorBidi" w:hAnsiTheme="minorBidi" w:cs="Arial" w:hint="cs"/>
+          <w:sz w:val="24"/>
+          <w:szCs w:val="24"/>
+          <w:rtl/>
+        </w:rPr>
+        <w:t>ה</w:t>
+      </w:r>
+      <w:r>
+        <w:rPr>
+          <w:rFonts w:asciiTheme="minorBidi" w:hAnsiTheme="minorBidi" w:cs="Arial"/>
+          <w:sz w:val="24"/>
+          <w:szCs w:val="24"/>
+          <w:rtl/>
+        </w:rPr>
+        <w:t>-אדום (</w:t>
+      </w:r>
+      <w:r>
+        <w:rPr>
+          <w:rFonts w:asciiTheme="minorBidi" w:hAnsiTheme="minorBidi"/>
+          <w:sz w:val="24"/>
+          <w:szCs w:val="24"/>
+        </w:rPr>
+        <w:t>IR Receiver</w:t>
+      </w:r>
+      <w:r>
+        <w:rPr>
+          <w:rFonts w:asciiTheme="minorBidi" w:hAnsiTheme="minorBidi" w:cs="Arial"/>
+          <w:sz w:val="24"/>
+          <w:szCs w:val="24"/>
+          <w:rtl/>
+        </w:rPr>
+        <w:t>): חיישן הקולט את אותות ה-</w:t>
+      </w:r>
+      <w:r>
+        <w:rPr>
+          <w:rFonts w:asciiTheme="minorBidi" w:hAnsiTheme="minorBidi"/>
+          <w:sz w:val="24"/>
+          <w:szCs w:val="24"/>
+        </w:rPr>
+        <w:t>IR</w:t>
+      </w:r>
+      <w:r>
+        <w:rPr>
+          <w:rFonts w:asciiTheme="minorBidi" w:hAnsiTheme="minorBidi" w:cs="Arial"/>
+          <w:sz w:val="24"/>
+          <w:szCs w:val="24"/>
+          <w:rtl/>
+        </w:rPr>
+        <w:t xml:space="preserve"> מהשלט</w:t>
+      </w:r>
+      <w:r>
+        <w:rPr>
+          <w:rFonts w:asciiTheme="minorBidi" w:hAnsiTheme="minorBidi" w:cs="Arial" w:hint="cs"/>
+          <w:sz w:val="24"/>
+          <w:szCs w:val="24"/>
+          <w:rtl/>
+        </w:rPr>
+        <w:t>.</w:t>
+      </w:r>
+      <w:r>
+        <w:rPr>
+          <w:rFonts w:asciiTheme="minorBidi" w:hAnsiTheme="minorBidi" w:cs="Arial"/>
+          <w:sz w:val="24"/>
+          <w:szCs w:val="24"/>
+          <w:rtl/>
+        </w:rPr>
         <w:t xml:space="preserve"> </w:t>
       </w:r>
       <w:r>
         <w:rPr>
-          <w:rFonts w:asciiTheme="minorBidi" w:hAnsiTheme="minorBidi"/>
-          <w:sz w:val="24"/>
-          <w:szCs w:val="24"/>
-          <w:rtl/>
-        </w:rPr>
-        <w:t>שומר על סוג הנתונים:</w:t>
-      </w:r>
-      <w:r>
-        <w:rPr>
-          <w:rFonts w:asciiTheme="minorBidi" w:hAnsiTheme="minorBidi"/>
-          <w:sz w:val="24"/>
-          <w:szCs w:val="24"/>
-          <w:rtl/>
-        </w:rPr>
-        <w:t xml:space="preserve"> בפורמט הזה נשמרים הנתונים לא רק כטקסט אלא כמספר , ערך בוליאני תאריך </w:t>
-      </w:r>
-      <w:proofErr w:type="spellStart"/>
-      <w:r>
-        <w:rPr>
-          <w:rFonts w:asciiTheme="minorBidi" w:hAnsiTheme="minorBidi"/>
-          <w:sz w:val="24"/>
-          <w:szCs w:val="24"/>
-          <w:rtl/>
-        </w:rPr>
-        <w:t>וכו</w:t>
-      </w:r>
-      <w:proofErr w:type="spellEnd"/>
-      <w:r>
-        <w:rPr>
-          <w:rFonts w:asciiTheme="minorBidi" w:hAnsiTheme="minorBidi"/>
-          <w:sz w:val="24"/>
-          <w:szCs w:val="24"/>
-          <w:rtl/>
-        </w:rPr>
-        <w:t xml:space="preserve"> ואז לא צריך לשנות את הנתונים לאחר שטוענים אותם לזיכרון</w:t>
-      </w:r>
-    </w:p>
-    <w:p>
-      <w:pPr>
+          <w:rFonts w:asciiTheme="minorBidi" w:hAnsiTheme="minorBidi" w:cs="Arial" w:hint="cs"/>
+          <w:sz w:val="24"/>
+          <w:szCs w:val="24"/>
+          <w:rtl/>
+        </w:rPr>
+        <w:t>.</w:t>
+      </w:r>
+    </w:p>
+    <w:p>
+      <w:pPr>
+        <w:pStyle w:val="a9"/>
+        <w:numPr>
+          <w:ilvl w:val="0"/>
+          <w:numId w:val="6"/>
+        </w:numPr>
         <w:jc w:val="both"/>
         <w:rPr>
           <w:rFonts w:asciiTheme="minorBidi" w:hAnsiTheme="minorBidi"/>
@@ -1261,16 +1846,38 @@
       </w:pPr>
       <w:r>
         <w:rPr>
-          <w:rFonts w:asciiTheme="minorBidi" w:hAnsiTheme="minorBidi"/>
-          <w:sz w:val="24"/>
-          <w:szCs w:val="24"/>
-          <w:rtl/>
-        </w:rPr>
-        <w:t>כשזה נתונים גדולים- הפורמט הזה נח לשמירת הנתונים באופן חסכוני וחכם.</w:t>
-      </w:r>
-    </w:p>
-    <w:p>
-      <w:pPr>
+          <w:rFonts w:asciiTheme="minorBidi" w:hAnsiTheme="minorBidi" w:cs="Arial"/>
+          <w:sz w:val="24"/>
+          <w:szCs w:val="24"/>
+          <w:rtl/>
+        </w:rPr>
+        <w:t>בקר ראשי (</w:t>
+      </w:r>
+      <w:r>
+        <w:rPr>
+          <w:rFonts w:asciiTheme="minorBidi" w:hAnsiTheme="minorBidi"/>
+          <w:sz w:val="24"/>
+          <w:szCs w:val="24"/>
+        </w:rPr>
+        <w:t>Microprocessor/Microcontroller</w:t>
+      </w:r>
+      <w:r>
+        <w:rPr>
+          <w:rFonts w:asciiTheme="minorBidi" w:hAnsiTheme="minorBidi" w:cs="Arial"/>
+          <w:sz w:val="24"/>
+          <w:szCs w:val="24"/>
+          <w:rtl/>
+        </w:rPr>
+        <w:t>): מפענח את הקודים ומנהל את פעולות המזגן .</w:t>
+      </w:r>
+    </w:p>
+    <w:p>
+      <w:pPr>
+        <w:pStyle w:val="a9"/>
+        <w:numPr>
+          <w:ilvl w:val="0"/>
+          <w:numId w:val="6"/>
+        </w:numPr>
         <w:jc w:val="both"/>
         <w:rPr>
           <w:rFonts w:asciiTheme="minorBidi" w:hAnsiTheme="minorBidi"/>
@@ -1281,13 +1888,3543 @@
       </w:pPr>
       <w:r>
         <w:rPr>
-          <w:rFonts w:asciiTheme="minorBidi" w:hAnsiTheme="minorBidi"/>
-          <w:sz w:val="24"/>
-          <w:szCs w:val="24"/>
-          <w:rtl/>
-        </w:rPr>
-        <w:t>חלק ב'</w:t>
-      </w:r>
+          <w:rFonts w:asciiTheme="minorBidi" w:hAnsiTheme="minorBidi" w:cs="Arial"/>
+          <w:sz w:val="24"/>
+          <w:szCs w:val="24"/>
+          <w:rtl/>
+        </w:rPr>
+        <w:lastRenderedPageBreak/>
+        <w:t>מפענח (</w:t>
+      </w:r>
+      <w:r>
+        <w:rPr>
+          <w:rFonts w:asciiTheme="minorBidi" w:hAnsiTheme="minorBidi"/>
+          <w:sz w:val="24"/>
+          <w:szCs w:val="24"/>
+        </w:rPr>
+        <w:t>Demodulator</w:t>
+      </w:r>
+      <w:r>
+        <w:rPr>
+          <w:rFonts w:asciiTheme="minorBidi" w:hAnsiTheme="minorBidi" w:cs="Arial"/>
+          <w:sz w:val="24"/>
+          <w:szCs w:val="24"/>
+          <w:rtl/>
+        </w:rPr>
+        <w:t>): לעיתים מובנה בבקר הראשי או בחיישן ה-</w:t>
+      </w:r>
+      <w:r>
+        <w:rPr>
+          <w:rFonts w:asciiTheme="minorBidi" w:hAnsiTheme="minorBidi"/>
+          <w:sz w:val="24"/>
+          <w:szCs w:val="24"/>
+        </w:rPr>
+        <w:t>IR</w:t>
+      </w:r>
+      <w:r>
+        <w:rPr>
+          <w:rFonts w:asciiTheme="minorBidi" w:hAnsiTheme="minorBidi" w:cs="Arial"/>
+          <w:sz w:val="24"/>
+          <w:szCs w:val="24"/>
+          <w:rtl/>
+        </w:rPr>
+        <w:t>, תפקידו להסיר את תדר הנושא ולהשאיר את נתוני הפקודה .</w:t>
+      </w:r>
+    </w:p>
+    <w:p>
+      <w:pPr>
+        <w:pStyle w:val="a9"/>
+        <w:numPr>
+          <w:ilvl w:val="0"/>
+          <w:numId w:val="6"/>
+        </w:numPr>
+        <w:jc w:val="both"/>
+        <w:rPr>
+          <w:rFonts w:asciiTheme="minorBidi" w:hAnsiTheme="minorBidi"/>
+          <w:sz w:val="24"/>
+          <w:szCs w:val="24"/>
+        </w:rPr>
+      </w:pPr>
+      <w:r>
+        <w:rPr>
+          <w:rFonts w:asciiTheme="minorBidi" w:hAnsiTheme="minorBidi" w:cs="Arial"/>
+          <w:sz w:val="24"/>
+          <w:szCs w:val="24"/>
+          <w:rtl/>
+        </w:rPr>
+        <w:t>ממשקי שליטה פנימיים: רכיבים המאפשרים לבקר הראשי לשלוט בפועל על חלקי המזגן השונים (כמו מנוע, מאוורר, מדחס) .</w:t>
+      </w:r>
+    </w:p>
+    <w:p>
+      <w:pPr>
+        <w:pStyle w:val="a9"/>
+        <w:numPr>
+          <w:ilvl w:val="0"/>
+          <w:numId w:val="1"/>
+        </w:numPr>
+        <w:jc w:val="both"/>
+        <w:rPr>
+          <w:rFonts w:asciiTheme="minorBidi" w:hAnsiTheme="minorBidi"/>
+          <w:sz w:val="24"/>
+          <w:szCs w:val="24"/>
+        </w:rPr>
+      </w:pPr>
+      <w:r>
+        <w:rPr>
+          <w:rFonts w:asciiTheme="minorBidi" w:hAnsiTheme="minorBidi" w:hint="cs"/>
+          <w:sz w:val="24"/>
+          <w:szCs w:val="24"/>
+          <w:rtl/>
+        </w:rPr>
+        <w:t>כשהשלט קולט לחיצה על כפתור הוא</w:t>
+      </w:r>
+      <w:r>
+        <w:rPr>
+          <w:rFonts w:asciiTheme="minorBidi" w:hAnsiTheme="minorBidi" w:hint="cs"/>
+          <w:sz w:val="24"/>
+          <w:szCs w:val="24"/>
+          <w:rtl/>
+        </w:rPr>
+        <w:t xml:space="preserve"> ממיר את הפקודה לקוד בביטים, שאותו הוא שולח באמצעות טכנולוגיית אינפרה- אדום  למקלט שבמזגן וכך הוא יודע איזה פעולה לבצע, על פי הקוד שנשלח מהמשדר.</w:t>
+      </w:r>
+    </w:p>
+    <w:p>
+      <w:pPr>
+        <w:pStyle w:val="a9"/>
+        <w:ind w:left="1440"/>
+        <w:jc w:val="both"/>
+        <w:rPr>
+          <w:rFonts w:asciiTheme="minorBidi" w:hAnsiTheme="minorBidi"/>
+          <w:sz w:val="24"/>
+          <w:szCs w:val="24"/>
+          <w:rtl/>
+        </w:rPr>
+      </w:pPr>
+      <w:r>
+        <w:rPr>
+          <w:rFonts w:asciiTheme="minorBidi" w:hAnsiTheme="minorBidi" w:hint="cs"/>
+          <w:sz w:val="24"/>
+          <w:szCs w:val="24"/>
+          <w:rtl/>
+        </w:rPr>
+        <w:t>איך לייצג אץ הקוד?</w:t>
+      </w:r>
+    </w:p>
+    <w:p>
+      <w:pPr>
+        <w:pStyle w:val="a9"/>
+        <w:ind w:left="1440"/>
+        <w:jc w:val="both"/>
+        <w:rPr>
+          <w:rFonts w:asciiTheme="minorBidi" w:hAnsiTheme="minorBidi"/>
+          <w:sz w:val="24"/>
+          <w:szCs w:val="24"/>
+          <w:rtl/>
+        </w:rPr>
+      </w:pPr>
+    </w:p>
+    <w:p>
+      <w:pPr>
+        <w:pStyle w:val="a9"/>
+        <w:ind w:left="1440"/>
+        <w:rPr>
+          <w:rFonts w:asciiTheme="minorBidi" w:hAnsiTheme="minorBidi"/>
+          <w:sz w:val="24"/>
+          <w:szCs w:val="24"/>
+          <w:rtl/>
+        </w:rPr>
+      </w:pPr>
+      <w:r>
+        <w:rPr>
+          <w:rFonts w:asciiTheme="minorBidi" w:hAnsiTheme="minorBidi" w:cs="Arial"/>
+          <w:sz w:val="24"/>
+          <w:szCs w:val="24"/>
+          <w:rtl/>
+        </w:rPr>
+        <w:t>1. קוד בינארי קבוע לכל כפתור</w:t>
+      </w:r>
+    </w:p>
+    <w:p>
+      <w:pPr>
+        <w:pStyle w:val="a9"/>
+        <w:ind w:left="1440"/>
+        <w:rPr>
+          <w:rFonts w:asciiTheme="minorBidi" w:hAnsiTheme="minorBidi"/>
+          <w:sz w:val="24"/>
+          <w:szCs w:val="24"/>
+          <w:rtl/>
+        </w:rPr>
+      </w:pPr>
+      <w:r>
+        <w:rPr>
+          <w:rFonts w:asciiTheme="minorBidi" w:hAnsiTheme="minorBidi" w:cs="Arial"/>
+          <w:sz w:val="24"/>
+          <w:szCs w:val="24"/>
+          <w:rtl/>
+        </w:rPr>
+        <w:t>בגישה זו, לכל כפתור בשלט משויך קוד דיגיטלי קבוע מראש (בד״כ בבינארי).</w:t>
+      </w:r>
+    </w:p>
+    <w:p>
+      <w:pPr>
+        <w:pStyle w:val="a9"/>
+        <w:ind w:left="1440"/>
+        <w:rPr>
+          <w:rFonts w:asciiTheme="minorBidi" w:hAnsiTheme="minorBidi"/>
+          <w:sz w:val="24"/>
+          <w:szCs w:val="24"/>
+          <w:rtl/>
+        </w:rPr>
+      </w:pPr>
+      <w:r>
+        <w:rPr>
+          <w:rFonts w:asciiTheme="minorBidi" w:hAnsiTheme="minorBidi" w:cs="Arial"/>
+          <w:sz w:val="24"/>
+          <w:szCs w:val="24"/>
+          <w:rtl/>
+        </w:rPr>
+        <w:t>כאשר הכפתור נלחץ, השלט משדר את הקוד הייחודי שלו. המזגן מקבל את הקוד, מזהה את מקורו ומבצע את הפעולה המתאימה.</w:t>
+      </w:r>
+    </w:p>
+    <w:p>
+      <w:pPr>
+        <w:pStyle w:val="a9"/>
+        <w:ind w:left="1440"/>
+        <w:rPr>
+          <w:rFonts w:asciiTheme="minorBidi" w:hAnsiTheme="minorBidi"/>
+          <w:sz w:val="24"/>
+          <w:szCs w:val="24"/>
+          <w:rtl/>
+        </w:rPr>
+      </w:pPr>
+      <w:r>
+        <w:rPr>
+          <w:rFonts w:asciiTheme="minorBidi" w:hAnsiTheme="minorBidi" w:cs="Arial"/>
+          <w:sz w:val="24"/>
+          <w:szCs w:val="24"/>
+          <w:rtl/>
+        </w:rPr>
+        <w:t>שיטה זו פשוטה ונפוצה מאוד, ומתאימה למערכות שבהן אין צורך בקידוד מורכב או משתנה.</w:t>
+      </w:r>
+    </w:p>
+    <w:p>
+      <w:pPr>
+        <w:pStyle w:val="a9"/>
+        <w:ind w:left="1440"/>
+        <w:rPr>
+          <w:rFonts w:asciiTheme="minorBidi" w:hAnsiTheme="minorBidi"/>
+          <w:sz w:val="24"/>
+          <w:szCs w:val="24"/>
+          <w:rtl/>
+        </w:rPr>
+      </w:pPr>
+    </w:p>
+    <w:p>
+      <w:pPr>
+        <w:pStyle w:val="a9"/>
+        <w:ind w:left="1440"/>
+        <w:rPr>
+          <w:rFonts w:asciiTheme="minorBidi" w:hAnsiTheme="minorBidi"/>
+          <w:sz w:val="24"/>
+          <w:szCs w:val="24"/>
+          <w:rtl/>
+        </w:rPr>
+      </w:pPr>
+      <w:r>
+        <w:rPr>
+          <w:rFonts w:asciiTheme="minorBidi" w:hAnsiTheme="minorBidi" w:cs="Arial"/>
+          <w:sz w:val="24"/>
+          <w:szCs w:val="24"/>
+          <w:rtl/>
+        </w:rPr>
+        <w:t>2. קידוד לפי משך הלחיצה</w:t>
+      </w:r>
+    </w:p>
+    <w:p>
+      <w:pPr>
+        <w:pStyle w:val="a9"/>
+        <w:ind w:left="1440"/>
+        <w:rPr>
+          <w:rFonts w:asciiTheme="minorBidi" w:hAnsiTheme="minorBidi"/>
+          <w:sz w:val="24"/>
+          <w:szCs w:val="24"/>
+          <w:rtl/>
+        </w:rPr>
+      </w:pPr>
+      <w:r>
+        <w:rPr>
+          <w:rFonts w:asciiTheme="minorBidi" w:hAnsiTheme="minorBidi" w:cs="Arial"/>
+          <w:sz w:val="24"/>
+          <w:szCs w:val="24"/>
+          <w:rtl/>
+        </w:rPr>
+        <w:t>שיטה זו מתחשבת במשך הזמן שהכפתור נלחץ.</w:t>
+      </w:r>
+    </w:p>
+    <w:p>
+      <w:pPr>
+        <w:pStyle w:val="a9"/>
+        <w:ind w:left="1440"/>
+        <w:rPr>
+          <w:rFonts w:asciiTheme="minorBidi" w:hAnsiTheme="minorBidi"/>
+          <w:sz w:val="24"/>
+          <w:szCs w:val="24"/>
+          <w:rtl/>
+        </w:rPr>
+      </w:pPr>
+      <w:r>
+        <w:rPr>
+          <w:rFonts w:asciiTheme="minorBidi" w:hAnsiTheme="minorBidi" w:cs="Arial"/>
+          <w:sz w:val="24"/>
+          <w:szCs w:val="24"/>
+          <w:rtl/>
+        </w:rPr>
+        <w:t xml:space="preserve">כל משך לחיצה שונה </w:t>
+      </w:r>
+      <w:r>
+        <w:rPr>
+          <w:rFonts w:asciiTheme="minorBidi" w:hAnsiTheme="minorBidi" w:cs="Arial" w:hint="cs"/>
+          <w:sz w:val="24"/>
+          <w:szCs w:val="24"/>
+          <w:rtl/>
+        </w:rPr>
+        <w:t>מתורגם</w:t>
+      </w:r>
+      <w:r>
+        <w:rPr>
+          <w:rFonts w:asciiTheme="minorBidi" w:hAnsiTheme="minorBidi" w:cs="Arial"/>
+          <w:sz w:val="24"/>
+          <w:szCs w:val="24"/>
+          <w:rtl/>
+        </w:rPr>
+        <w:t xml:space="preserve"> לקוד אחר, והשלט משדר אותו בהתאם.</w:t>
+      </w:r>
+    </w:p>
+    <w:p>
+      <w:pPr>
+        <w:pStyle w:val="a9"/>
+        <w:ind w:left="1440"/>
+        <w:rPr>
+          <w:rFonts w:asciiTheme="minorBidi" w:hAnsiTheme="minorBidi"/>
+          <w:sz w:val="24"/>
+          <w:szCs w:val="24"/>
+          <w:rtl/>
+        </w:rPr>
+      </w:pPr>
+      <w:r>
+        <w:rPr>
+          <w:rFonts w:asciiTheme="minorBidi" w:hAnsiTheme="minorBidi" w:cs="Arial"/>
+          <w:sz w:val="24"/>
+          <w:szCs w:val="24"/>
+          <w:rtl/>
+        </w:rPr>
+        <w:t>שיטה זו מאפשרת לשדר מידע נוסף בלי להוסיף כפתורים – כלומר, אותה לחיצה יכולה לייצג פקודות שונות לפי אורכה.</w:t>
+      </w:r>
+    </w:p>
+    <w:p>
+      <w:pPr>
+        <w:pStyle w:val="a9"/>
+        <w:ind w:left="1440"/>
+        <w:rPr>
+          <w:rFonts w:asciiTheme="minorBidi" w:hAnsiTheme="minorBidi"/>
+          <w:sz w:val="24"/>
+          <w:szCs w:val="24"/>
+          <w:rtl/>
+        </w:rPr>
+      </w:pPr>
+    </w:p>
+    <w:p>
+      <w:pPr>
+        <w:pStyle w:val="a9"/>
+        <w:ind w:left="1440"/>
+        <w:rPr>
+          <w:rFonts w:asciiTheme="minorBidi" w:hAnsiTheme="minorBidi"/>
+          <w:sz w:val="24"/>
+          <w:szCs w:val="24"/>
+          <w:rtl/>
+        </w:rPr>
+      </w:pPr>
+      <w:r>
+        <w:rPr>
+          <w:rFonts w:asciiTheme="minorBidi" w:hAnsiTheme="minorBidi" w:cs="Arial" w:hint="cs"/>
+          <w:sz w:val="24"/>
+          <w:szCs w:val="24"/>
+          <w:rtl/>
+        </w:rPr>
+        <w:t>3</w:t>
+      </w:r>
+      <w:r>
+        <w:rPr>
+          <w:rFonts w:asciiTheme="minorBidi" w:hAnsiTheme="minorBidi" w:cs="Arial"/>
+          <w:sz w:val="24"/>
+          <w:szCs w:val="24"/>
+          <w:rtl/>
+        </w:rPr>
+        <w:t>. קידוד הקסדצימלי</w:t>
+      </w:r>
+    </w:p>
+    <w:p>
+      <w:pPr>
+        <w:pStyle w:val="a9"/>
+        <w:ind w:left="1440"/>
+        <w:rPr>
+          <w:rFonts w:asciiTheme="minorBidi" w:hAnsiTheme="minorBidi"/>
+          <w:sz w:val="24"/>
+          <w:szCs w:val="24"/>
+          <w:rtl/>
+        </w:rPr>
+      </w:pPr>
+      <w:r>
+        <w:rPr>
+          <w:rFonts w:asciiTheme="minorBidi" w:hAnsiTheme="minorBidi" w:cs="Arial"/>
+          <w:sz w:val="24"/>
+          <w:szCs w:val="24"/>
+          <w:rtl/>
+        </w:rPr>
+        <w:t>במקום לשלוח קוד בינארי ארוך, ניתן לשלוח את אותו מידע בפורמט הקסדצימלי, שהוא כתיבה מקוצרת של הקוד.</w:t>
+      </w:r>
+    </w:p>
+    <w:p>
+      <w:pPr>
+        <w:pStyle w:val="a9"/>
+        <w:ind w:left="1440"/>
+        <w:rPr>
+          <w:rFonts w:asciiTheme="minorBidi" w:hAnsiTheme="minorBidi"/>
+          <w:sz w:val="24"/>
+          <w:szCs w:val="24"/>
+          <w:rtl/>
+        </w:rPr>
+      </w:pPr>
+      <w:r>
+        <w:rPr>
+          <w:rFonts w:asciiTheme="minorBidi" w:hAnsiTheme="minorBidi" w:cs="Arial"/>
+          <w:sz w:val="24"/>
+          <w:szCs w:val="24"/>
+          <w:rtl/>
+        </w:rPr>
+        <w:t>קידוד זה משמש לעיתים במערכות מתקדמות יותר, ומקל על זיהוי ותחזוקת הקוד, במיוחד כאשר יש מספר רב של כפתורים או פקודות.</w:t>
+      </w:r>
+    </w:p>
+    <w:p>
+      <w:pPr>
+        <w:pStyle w:val="a9"/>
+        <w:ind w:left="1440"/>
+        <w:rPr>
+          <w:rFonts w:asciiTheme="minorBidi" w:hAnsiTheme="minorBidi"/>
+          <w:sz w:val="24"/>
+          <w:szCs w:val="24"/>
+          <w:rtl/>
+        </w:rPr>
+      </w:pPr>
+    </w:p>
+    <w:p>
+      <w:pPr>
+        <w:pStyle w:val="a9"/>
+        <w:ind w:left="1440"/>
+        <w:rPr>
+          <w:rFonts w:asciiTheme="minorBidi" w:hAnsiTheme="minorBidi"/>
+          <w:sz w:val="24"/>
+          <w:szCs w:val="24"/>
+          <w:rtl/>
+        </w:rPr>
+      </w:pPr>
+    </w:p>
+    <w:p>
+      <w:pPr>
+        <w:pStyle w:val="a9"/>
+        <w:ind w:left="1440"/>
+        <w:rPr>
+          <w:rFonts w:asciiTheme="minorBidi" w:hAnsiTheme="minorBidi"/>
+          <w:sz w:val="24"/>
+          <w:szCs w:val="24"/>
+          <w:rtl/>
+        </w:rPr>
+      </w:pPr>
+      <w:r>
+        <w:rPr>
+          <w:rFonts w:asciiTheme="minorBidi" w:hAnsiTheme="minorBidi" w:cs="Arial"/>
+          <w:sz w:val="24"/>
+          <w:szCs w:val="24"/>
+          <w:rtl/>
+        </w:rPr>
+        <w:t>4. קידוד לפי רצף לחיצות</w:t>
+      </w:r>
+    </w:p>
+    <w:p>
+      <w:pPr>
+        <w:pStyle w:val="a9"/>
+        <w:ind w:left="1440"/>
+        <w:rPr>
+          <w:rFonts w:asciiTheme="minorBidi" w:hAnsiTheme="minorBidi"/>
+          <w:sz w:val="24"/>
+          <w:szCs w:val="24"/>
+          <w:rtl/>
+        </w:rPr>
+      </w:pPr>
+      <w:r>
+        <w:rPr>
+          <w:rFonts w:asciiTheme="minorBidi" w:hAnsiTheme="minorBidi" w:cs="Arial"/>
+          <w:sz w:val="24"/>
+          <w:szCs w:val="24"/>
+          <w:rtl/>
+        </w:rPr>
+        <w:t>כאן לא רק הכפתור חשוב, אלא גם הסדר שבו נלחצים כמה כפתורים.</w:t>
+      </w:r>
+    </w:p>
+    <w:p>
+      <w:pPr>
+        <w:pStyle w:val="a9"/>
+        <w:ind w:left="1440"/>
+        <w:rPr>
+          <w:rFonts w:asciiTheme="minorBidi" w:hAnsiTheme="minorBidi"/>
+          <w:sz w:val="24"/>
+          <w:szCs w:val="24"/>
+          <w:rtl/>
+        </w:rPr>
+      </w:pPr>
+      <w:r>
+        <w:rPr>
+          <w:rFonts w:asciiTheme="minorBidi" w:hAnsiTheme="minorBidi" w:cs="Arial"/>
+          <w:sz w:val="24"/>
+          <w:szCs w:val="24"/>
+          <w:rtl/>
+        </w:rPr>
+        <w:t>השלט שומר את הרצף ומשדר אותו כקוד מורכב. המזגן מפענח את סדר הלחיצות ומגיב בהתאם.</w:t>
+      </w:r>
+    </w:p>
+    <w:p>
+      <w:pPr>
+        <w:pStyle w:val="a9"/>
+        <w:ind w:left="1440"/>
+        <w:rPr>
+          <w:rFonts w:asciiTheme="minorBidi" w:hAnsiTheme="minorBidi" w:hint="cs"/>
+          <w:sz w:val="24"/>
+          <w:szCs w:val="24"/>
+          <w:rtl/>
+        </w:rPr>
+      </w:pPr>
+      <w:r>
+        <w:rPr>
+          <w:rFonts w:asciiTheme="minorBidi" w:hAnsiTheme="minorBidi" w:cs="Arial" w:hint="cs"/>
+          <w:sz w:val="24"/>
+          <w:szCs w:val="24"/>
+          <w:rtl/>
+        </w:rPr>
+        <w:t>זה יעיל כשיש קצת כפתורים ורוצים יותר פעולות.</w:t>
+      </w:r>
+    </w:p>
+    <w:p>
+      <w:pPr>
+        <w:pStyle w:val="a9"/>
+        <w:ind w:left="3600"/>
+        <w:jc w:val="both"/>
+        <w:rPr>
+          <w:rFonts w:asciiTheme="minorBidi" w:hAnsiTheme="minorBidi"/>
+          <w:sz w:val="24"/>
+          <w:szCs w:val="24"/>
+        </w:rPr>
+      </w:pPr>
+    </w:p>
+    <w:p>
+      <w:pPr>
+        <w:pStyle w:val="a9"/>
+        <w:ind w:left="1440"/>
+        <w:jc w:val="both"/>
+        <w:rPr>
+          <w:rFonts w:asciiTheme="minorBidi" w:hAnsiTheme="minorBidi"/>
+          <w:sz w:val="24"/>
+          <w:szCs w:val="24"/>
+        </w:rPr>
+      </w:pPr>
+    </w:p>
+    <w:p>
+      <w:pPr>
+        <w:pStyle w:val="a9"/>
+        <w:ind w:left="1440"/>
+        <w:jc w:val="both"/>
+        <w:rPr>
+          <w:rFonts w:asciiTheme="minorBidi" w:hAnsiTheme="minorBidi"/>
+          <w:sz w:val="24"/>
+          <w:szCs w:val="24"/>
+          <w:rtl/>
+        </w:rPr>
+      </w:pPr>
+    </w:p>
+    <w:p>
+      <w:pPr>
+        <w:ind w:left="1080"/>
+        <w:jc w:val="both"/>
+        <w:rPr>
+          <w:rFonts w:asciiTheme="minorBidi" w:hAnsiTheme="minorBidi"/>
+          <w:b/>
+          <w:bCs/>
+          <w:sz w:val="24"/>
+          <w:szCs w:val="24"/>
+          <w:rtl/>
+        </w:rPr>
+      </w:pPr>
+    </w:p>
+    <w:p>
+      <w:pPr>
+        <w:ind w:left="1080"/>
+        <w:jc w:val="both"/>
+        <w:rPr>
+          <w:rFonts w:asciiTheme="minorBidi" w:hAnsiTheme="minorBidi"/>
+          <w:sz w:val="24"/>
+          <w:szCs w:val="24"/>
+          <w:rtl/>
+        </w:rPr>
+      </w:pPr>
+    </w:p>
+    <w:p>
+      <w:pPr>
+        <w:bidi w:val="0"/>
+        <w:rPr>
+          <w:rFonts w:asciiTheme="minorBidi" w:hAnsiTheme="minorBidi"/>
+          <w:sz w:val="24"/>
+          <w:szCs w:val="24"/>
+          <w:rtl/>
+        </w:rPr>
+      </w:pPr>
+      <w:r>
+        <w:rPr>
+          <w:rFonts w:asciiTheme="minorBidi" w:hAnsiTheme="minorBidi"/>
+          <w:sz w:val="24"/>
+          <w:szCs w:val="24"/>
+          <w:rtl/>
+        </w:rPr>
+        <w:br w:type="page"/>
+      </w:r>
+    </w:p>
+    <w:p>
+      <w:pPr>
+        <w:pStyle w:val="a9"/>
+        <w:rPr>
+          <w:rFonts w:asciiTheme="minorBidi" w:hAnsiTheme="minorBidi"/>
+          <w:sz w:val="24"/>
+          <w:szCs w:val="24"/>
+          <w:rtl/>
+        </w:rPr>
+      </w:pPr>
+      <w:r>
+        <w:rPr>
+          <w:rFonts w:asciiTheme="minorBidi" w:hAnsiTheme="minorBidi" w:cs="Arial"/>
+          <w:sz w:val="24"/>
+          <w:szCs w:val="24"/>
+          <w:rtl/>
+        </w:rPr>
+        <w:lastRenderedPageBreak/>
+        <w:t>א. מהו אופן השידור בין השלט למקלט?</w:t>
+      </w:r>
+    </w:p>
+    <w:p>
+      <w:pPr>
+        <w:pStyle w:val="a9"/>
+        <w:rPr>
+          <w:rFonts w:asciiTheme="minorBidi" w:hAnsiTheme="minorBidi"/>
+          <w:sz w:val="24"/>
+          <w:szCs w:val="24"/>
+          <w:rtl/>
+        </w:rPr>
+      </w:pPr>
+    </w:p>
+    <w:p>
+      <w:pPr>
+        <w:pStyle w:val="a9"/>
+        <w:rPr>
+          <w:rFonts w:asciiTheme="minorBidi" w:hAnsiTheme="minorBidi"/>
+          <w:sz w:val="24"/>
+          <w:szCs w:val="24"/>
+          <w:rtl/>
+        </w:rPr>
+      </w:pPr>
+      <w:r>
+        <w:rPr>
+          <w:rFonts w:asciiTheme="minorBidi" w:hAnsiTheme="minorBidi" w:cs="Arial"/>
+          <w:sz w:val="24"/>
+          <w:szCs w:val="24"/>
+          <w:rtl/>
+        </w:rPr>
+        <w:t>אופן השידור העיקרי במזגנים הוא באמצעות תקשורת אינפרא-אדום (</w:t>
+      </w:r>
+      <w:r>
+        <w:rPr>
+          <w:rFonts w:asciiTheme="minorBidi" w:hAnsiTheme="minorBidi"/>
+          <w:sz w:val="24"/>
+          <w:szCs w:val="24"/>
+        </w:rPr>
+        <w:t>IR</w:t>
+      </w:r>
+      <w:r>
+        <w:rPr>
+          <w:rFonts w:asciiTheme="minorBidi" w:hAnsiTheme="minorBidi" w:cs="Arial"/>
+          <w:sz w:val="24"/>
+          <w:szCs w:val="24"/>
+          <w:rtl/>
+        </w:rPr>
+        <w:t>), והתהליך מתבצע כך:</w:t>
+      </w:r>
+    </w:p>
+    <w:p>
+      <w:pPr>
+        <w:pStyle w:val="a9"/>
+        <w:rPr>
+          <w:rFonts w:asciiTheme="minorBidi" w:hAnsiTheme="minorBidi"/>
+          <w:sz w:val="24"/>
+          <w:szCs w:val="24"/>
+          <w:rtl/>
+        </w:rPr>
+      </w:pPr>
+    </w:p>
+    <w:p>
+      <w:pPr>
+        <w:pStyle w:val="a9"/>
+        <w:rPr>
+          <w:rFonts w:asciiTheme="minorBidi" w:hAnsiTheme="minorBidi"/>
+          <w:sz w:val="24"/>
+          <w:szCs w:val="24"/>
+          <w:rtl/>
+        </w:rPr>
+      </w:pPr>
+      <w:r>
+        <w:rPr>
+          <w:rFonts w:asciiTheme="minorBidi" w:hAnsiTheme="minorBidi"/>
+          <w:sz w:val="24"/>
+          <w:szCs w:val="24"/>
+        </w:rPr>
+        <w:t>i</w:t>
+      </w:r>
+      <w:r>
+        <w:rPr>
+          <w:rFonts w:asciiTheme="minorBidi" w:hAnsiTheme="minorBidi" w:cs="Arial"/>
+          <w:sz w:val="24"/>
+          <w:szCs w:val="24"/>
+          <w:rtl/>
+        </w:rPr>
+        <w:t>.  המרת הלחיצה על הכפתור לאות חשמלי: כאשר לוחצים על כפתור בשלט, נוצר מגע חשמלי המאותת למיקרו-בקר בשלט .</w:t>
+      </w:r>
+    </w:p>
+    <w:p>
+      <w:pPr>
+        <w:pStyle w:val="a9"/>
+        <w:rPr>
+          <w:rFonts w:asciiTheme="minorBidi" w:hAnsiTheme="minorBidi"/>
+          <w:sz w:val="24"/>
+          <w:szCs w:val="24"/>
+          <w:rtl/>
+        </w:rPr>
+      </w:pPr>
+      <w:r>
+        <w:rPr>
+          <w:rFonts w:asciiTheme="minorBidi" w:hAnsiTheme="minorBidi"/>
+          <w:sz w:val="24"/>
+          <w:szCs w:val="24"/>
+        </w:rPr>
+        <w:t>ii</w:t>
+      </w:r>
+      <w:r>
+        <w:rPr>
+          <w:rFonts w:asciiTheme="minorBidi" w:hAnsiTheme="minorBidi" w:cs="Arial"/>
+          <w:sz w:val="24"/>
+          <w:szCs w:val="24"/>
+          <w:rtl/>
+        </w:rPr>
+        <w:t>. האות החשמלי מעובד ומקודד למסר דיגיטלי: המיקרו-בקר בשלט מזהה את הכפתור שנלחץ ומייצר קוד בינארי ייחודי עבור הפקודה .</w:t>
+      </w:r>
+    </w:p>
+    <w:p>
+      <w:pPr>
+        <w:pStyle w:val="a9"/>
+        <w:rPr>
+          <w:rFonts w:asciiTheme="minorBidi" w:hAnsiTheme="minorBidi"/>
+          <w:sz w:val="24"/>
+          <w:szCs w:val="24"/>
+          <w:rtl/>
+        </w:rPr>
+      </w:pPr>
+      <w:r>
+        <w:rPr>
+          <w:rFonts w:asciiTheme="minorBidi" w:hAnsiTheme="minorBidi"/>
+          <w:sz w:val="24"/>
+          <w:szCs w:val="24"/>
+        </w:rPr>
+        <w:t>iii</w:t>
+      </w:r>
+      <w:r>
+        <w:rPr>
+          <w:rFonts w:asciiTheme="minorBidi" w:hAnsiTheme="minorBidi" w:cs="Arial"/>
+          <w:sz w:val="24"/>
+          <w:szCs w:val="24"/>
+          <w:rtl/>
+        </w:rPr>
+        <w:t xml:space="preserve">. השלט משדר את האות המקודד כלחץ של אור אינפרא-אדום בתדר וקידוד מסוימים: דיודת </w:t>
+      </w:r>
+      <w:r>
+        <w:rPr>
+          <w:rFonts w:asciiTheme="minorBidi" w:hAnsiTheme="minorBidi"/>
+          <w:sz w:val="24"/>
+          <w:szCs w:val="24"/>
+        </w:rPr>
+        <w:t>IR LED</w:t>
+      </w:r>
+      <w:r>
+        <w:rPr>
+          <w:rFonts w:asciiTheme="minorBidi" w:hAnsiTheme="minorBidi" w:cs="Arial"/>
+          <w:sz w:val="24"/>
+          <w:szCs w:val="24"/>
+          <w:rtl/>
+        </w:rPr>
+        <w:t xml:space="preserve"> בשלט פולטת פולסים של אור אינפרא-אדום בלתי נראה לעין . פולסים אלו מאופננים בתדר נושא ספציפי (לרוב 38 קילו-הרץ) כדי למנוע הפרעות ממקורות אור אחרים כמו אור שמש .</w:t>
+      </w:r>
+    </w:p>
+    <w:p>
+      <w:pPr>
+        <w:pStyle w:val="a9"/>
+        <w:rPr>
+          <w:rFonts w:asciiTheme="minorBidi" w:hAnsiTheme="minorBidi"/>
+          <w:sz w:val="24"/>
+          <w:szCs w:val="24"/>
+          <w:rtl/>
+        </w:rPr>
+      </w:pPr>
+      <w:r>
+        <w:rPr>
+          <w:rFonts w:asciiTheme="minorBidi" w:hAnsiTheme="minorBidi"/>
+          <w:sz w:val="24"/>
+          <w:szCs w:val="24"/>
+        </w:rPr>
+        <w:t>iv</w:t>
+      </w:r>
+      <w:r>
+        <w:rPr>
+          <w:rFonts w:asciiTheme="minorBidi" w:hAnsiTheme="minorBidi" w:cs="Arial"/>
+          <w:sz w:val="24"/>
+          <w:szCs w:val="24"/>
+          <w:rtl/>
+        </w:rPr>
+        <w:t xml:space="preserve">. חיישן </w:t>
+      </w:r>
+      <w:r>
+        <w:rPr>
+          <w:rFonts w:asciiTheme="minorBidi" w:hAnsiTheme="minorBidi"/>
+          <w:sz w:val="24"/>
+          <w:szCs w:val="24"/>
+        </w:rPr>
+        <w:t>IR</w:t>
+      </w:r>
+      <w:r>
+        <w:rPr>
+          <w:rFonts w:asciiTheme="minorBidi" w:hAnsiTheme="minorBidi" w:cs="Arial"/>
+          <w:sz w:val="24"/>
+          <w:szCs w:val="24"/>
+          <w:rtl/>
+        </w:rPr>
+        <w:t xml:space="preserve"> במארח המזגן קולט את אות האור ומעביר אותו לפיענוח: חיישן ה-</w:t>
+      </w:r>
+      <w:r>
+        <w:rPr>
+          <w:rFonts w:asciiTheme="minorBidi" w:hAnsiTheme="minorBidi"/>
+          <w:sz w:val="24"/>
+          <w:szCs w:val="24"/>
+        </w:rPr>
+        <w:t>IR</w:t>
+      </w:r>
+      <w:r>
+        <w:rPr>
+          <w:rFonts w:asciiTheme="minorBidi" w:hAnsiTheme="minorBidi" w:cs="Arial"/>
+          <w:sz w:val="24"/>
+          <w:szCs w:val="24"/>
+          <w:rtl/>
+        </w:rPr>
+        <w:t xml:space="preserve"> במזגן (לרוב פוטו-דיודה) קולט את פולסי האור המאופננים . הוא מסנן רעשים ומסיר את תדר הנושא .</w:t>
+      </w:r>
+    </w:p>
+    <w:p>
+      <w:pPr>
+        <w:pStyle w:val="a9"/>
+        <w:rPr>
+          <w:rFonts w:asciiTheme="minorBidi" w:hAnsiTheme="minorBidi"/>
+          <w:sz w:val="24"/>
+          <w:szCs w:val="24"/>
+          <w:rtl/>
+        </w:rPr>
+      </w:pPr>
+      <w:r>
+        <w:rPr>
+          <w:rFonts w:asciiTheme="minorBidi" w:hAnsiTheme="minorBidi"/>
+          <w:sz w:val="24"/>
+          <w:szCs w:val="24"/>
+        </w:rPr>
+        <w:t>v</w:t>
+      </w:r>
+      <w:r>
+        <w:rPr>
+          <w:rFonts w:asciiTheme="minorBidi" w:hAnsiTheme="minorBidi" w:cs="Arial"/>
+          <w:sz w:val="24"/>
+          <w:szCs w:val="24"/>
+          <w:rtl/>
+        </w:rPr>
+        <w:t>.  שבב הבקרה במזגן מפענח את הקוד ומזהה את הפקודה: האות המדומדל עובר למיקרו-בקר של המזגן, המפענח את הקוד הבינארי שהתקבל ומשווה אותו לרשימת פקודות מוגדרות מראש .</w:t>
+      </w:r>
+    </w:p>
+    <w:p>
+      <w:pPr>
+        <w:pStyle w:val="a9"/>
+        <w:rPr>
+          <w:rFonts w:asciiTheme="minorBidi" w:hAnsiTheme="minorBidi"/>
+          <w:sz w:val="24"/>
+          <w:szCs w:val="24"/>
+          <w:rtl/>
+        </w:rPr>
+      </w:pPr>
+      <w:r>
+        <w:rPr>
+          <w:rFonts w:asciiTheme="minorBidi" w:hAnsiTheme="minorBidi"/>
+          <w:sz w:val="24"/>
+          <w:szCs w:val="24"/>
+        </w:rPr>
+        <w:t>vi</w:t>
+      </w:r>
+      <w:r>
+        <w:rPr>
+          <w:rFonts w:asciiTheme="minorBidi" w:hAnsiTheme="minorBidi" w:cs="Arial"/>
+          <w:sz w:val="24"/>
+          <w:szCs w:val="24"/>
+          <w:rtl/>
+        </w:rPr>
+        <w:t>. הבקר שולח הוראות לחלקים השונים של המזגן (מנוע, מאוורר, מדחס) כדי לבצע את הפקודה בפועל: לאחר זיהוי הפקודה, המיקרו-בקר שולח אותות חשמליים לרכיבים המתאימים במזגן כדי לבצע את הפעולה .</w:t>
+      </w:r>
+    </w:p>
+    <w:p>
+      <w:pPr>
+        <w:pStyle w:val="a9"/>
+        <w:rPr>
+          <w:rFonts w:asciiTheme="minorBidi" w:hAnsiTheme="minorBidi"/>
+          <w:sz w:val="24"/>
+          <w:szCs w:val="24"/>
+          <w:rtl/>
+        </w:rPr>
+      </w:pPr>
+    </w:p>
+    <w:p>
+      <w:pPr>
+        <w:pStyle w:val="a9"/>
+        <w:rPr>
+          <w:rFonts w:asciiTheme="minorBidi" w:hAnsiTheme="minorBidi"/>
+          <w:sz w:val="24"/>
+          <w:szCs w:val="24"/>
+          <w:rtl/>
+        </w:rPr>
+      </w:pPr>
+      <w:r>
+        <w:rPr>
+          <w:rFonts w:asciiTheme="minorBidi" w:hAnsiTheme="minorBidi" w:cs="Arial"/>
+          <w:sz w:val="24"/>
+          <w:szCs w:val="24"/>
+          <w:rtl/>
+        </w:rPr>
+        <w:t>חשוב לציין כי קיימות גם טכנולוגיות שידור נוספות לשלטים רחוקים באופן כללי, כגון גלי רדיו (</w:t>
+      </w:r>
+      <w:r>
+        <w:rPr>
+          <w:rFonts w:asciiTheme="minorBidi" w:hAnsiTheme="minorBidi"/>
+          <w:sz w:val="24"/>
+          <w:szCs w:val="24"/>
+        </w:rPr>
+        <w:t>RF</w:t>
+      </w:r>
+      <w:r>
+        <w:rPr>
+          <w:rFonts w:asciiTheme="minorBidi" w:hAnsiTheme="minorBidi" w:cs="Arial"/>
+          <w:sz w:val="24"/>
+          <w:szCs w:val="24"/>
+          <w:rtl/>
+        </w:rPr>
+        <w:t xml:space="preserve">) ובלוטות', המאפשרות טווח גדול יותר וחדירה דרך מכשולים, אך </w:t>
+      </w:r>
+      <w:r>
+        <w:rPr>
+          <w:rFonts w:asciiTheme="minorBidi" w:hAnsiTheme="minorBidi"/>
+          <w:sz w:val="24"/>
+          <w:szCs w:val="24"/>
+        </w:rPr>
+        <w:t>IR</w:t>
+      </w:r>
+      <w:r>
+        <w:rPr>
+          <w:rFonts w:asciiTheme="minorBidi" w:hAnsiTheme="minorBidi" w:cs="Arial"/>
+          <w:sz w:val="24"/>
+          <w:szCs w:val="24"/>
+          <w:rtl/>
+        </w:rPr>
+        <w:t xml:space="preserve"> היא הנפוצה ביותר במכשירי בידור ביתיים כמו מזגנים .</w:t>
+      </w:r>
+    </w:p>
+    <w:p>
+      <w:pPr>
+        <w:pStyle w:val="a9"/>
+        <w:rPr>
+          <w:rFonts w:asciiTheme="minorBidi" w:hAnsiTheme="minorBidi"/>
+          <w:sz w:val="24"/>
+          <w:szCs w:val="24"/>
+          <w:rtl/>
+        </w:rPr>
+      </w:pPr>
+    </w:p>
+    <w:p>
+      <w:pPr>
+        <w:pStyle w:val="a9"/>
+        <w:rPr>
+          <w:rFonts w:asciiTheme="minorBidi" w:hAnsiTheme="minorBidi"/>
+          <w:sz w:val="24"/>
+          <w:szCs w:val="24"/>
+          <w:rtl/>
+        </w:rPr>
+      </w:pPr>
+      <w:r>
+        <w:rPr>
+          <w:rFonts w:asciiTheme="minorBidi" w:hAnsiTheme="minorBidi" w:cs="Arial"/>
+          <w:sz w:val="24"/>
+          <w:szCs w:val="24"/>
+          <w:rtl/>
+        </w:rPr>
+        <w:t>ב. אילו רכיבים צריכים להיות בצד השלט ואילו בצד המקלט?</w:t>
+      </w:r>
+    </w:p>
+    <w:p>
+      <w:pPr>
+        <w:pStyle w:val="a9"/>
+        <w:rPr>
+          <w:rFonts w:asciiTheme="minorBidi" w:hAnsiTheme="minorBidi"/>
+          <w:sz w:val="24"/>
+          <w:szCs w:val="24"/>
+          <w:rtl/>
+        </w:rPr>
+      </w:pPr>
+    </w:p>
+    <w:p>
+      <w:pPr>
+        <w:pStyle w:val="a9"/>
+        <w:rPr>
+          <w:rFonts w:asciiTheme="minorBidi" w:hAnsiTheme="minorBidi"/>
+          <w:sz w:val="24"/>
+          <w:szCs w:val="24"/>
+          <w:rtl/>
+        </w:rPr>
+      </w:pPr>
+      <w:r>
+        <w:rPr>
+          <w:rFonts w:asciiTheme="minorBidi" w:hAnsiTheme="minorBidi" w:cs="Arial"/>
+          <w:sz w:val="24"/>
+          <w:szCs w:val="24"/>
+          <w:rtl/>
+        </w:rPr>
+        <w:t>בצד השלט (המשדר):</w:t>
+      </w:r>
+    </w:p>
+    <w:p>
+      <w:pPr>
+        <w:pStyle w:val="a9"/>
+        <w:rPr>
+          <w:rFonts w:asciiTheme="minorBidi" w:hAnsiTheme="minorBidi"/>
+          <w:sz w:val="24"/>
+          <w:szCs w:val="24"/>
+          <w:rtl/>
+        </w:rPr>
+      </w:pPr>
+    </w:p>
+    <w:p>
+      <w:pPr>
+        <w:pStyle w:val="a9"/>
+        <w:rPr>
+          <w:rFonts w:asciiTheme="minorBidi" w:hAnsiTheme="minorBidi"/>
+          <w:sz w:val="24"/>
+          <w:szCs w:val="24"/>
+          <w:rtl/>
+        </w:rPr>
+      </w:pPr>
+      <w:bookmarkStart w:id="0" w:name="_Hlk201584524"/>
+      <w:r>
+        <w:rPr>
+          <w:rFonts w:asciiTheme="minorBidi" w:hAnsiTheme="minorBidi" w:cs="Arial"/>
+          <w:sz w:val="24"/>
+          <w:szCs w:val="24"/>
+          <w:rtl/>
+        </w:rPr>
+        <w:t>כפתורים ומטריצת מקשים: ממשק המשתמש הראשי .</w:t>
+      </w:r>
+    </w:p>
+    <w:p>
+      <w:pPr>
+        <w:pStyle w:val="a9"/>
+        <w:rPr>
+          <w:rFonts w:asciiTheme="minorBidi" w:hAnsiTheme="minorBidi"/>
+          <w:sz w:val="24"/>
+          <w:szCs w:val="24"/>
+          <w:rtl/>
+        </w:rPr>
+      </w:pPr>
+      <w:r>
+        <w:rPr>
+          <w:rFonts w:asciiTheme="minorBidi" w:hAnsiTheme="minorBidi" w:cs="Arial"/>
+          <w:sz w:val="24"/>
+          <w:szCs w:val="24"/>
+          <w:rtl/>
+        </w:rPr>
+        <w:t>מיקרו-בקר (</w:t>
+      </w:r>
+      <w:r>
+        <w:rPr>
+          <w:rFonts w:asciiTheme="minorBidi" w:hAnsiTheme="minorBidi"/>
+          <w:sz w:val="24"/>
+          <w:szCs w:val="24"/>
+        </w:rPr>
+        <w:t>Microcontroller</w:t>
+      </w:r>
+      <w:r>
+        <w:rPr>
+          <w:rFonts w:asciiTheme="minorBidi" w:hAnsiTheme="minorBidi" w:cs="Arial"/>
+          <w:sz w:val="24"/>
+          <w:szCs w:val="24"/>
+          <w:rtl/>
+        </w:rPr>
+        <w:t>): "המוח" של השלט, מזהה לחיצות ומייצר קודים .</w:t>
+      </w:r>
+    </w:p>
+    <w:p>
+      <w:pPr>
+        <w:pStyle w:val="a9"/>
+        <w:rPr>
+          <w:rFonts w:asciiTheme="minorBidi" w:hAnsiTheme="minorBidi"/>
+          <w:sz w:val="24"/>
+          <w:szCs w:val="24"/>
+          <w:rtl/>
+        </w:rPr>
+      </w:pPr>
+      <w:r>
+        <w:rPr>
+          <w:rFonts w:asciiTheme="minorBidi" w:hAnsiTheme="minorBidi" w:cs="Arial"/>
+          <w:sz w:val="24"/>
+          <w:szCs w:val="24"/>
+          <w:rtl/>
+        </w:rPr>
+        <w:t>משדר אינפרא-אדום (</w:t>
+      </w:r>
+      <w:r>
+        <w:rPr>
+          <w:rFonts w:asciiTheme="minorBidi" w:hAnsiTheme="minorBidi"/>
+          <w:sz w:val="24"/>
+          <w:szCs w:val="24"/>
+        </w:rPr>
+        <w:t>IR LED</w:t>
+      </w:r>
+      <w:r>
+        <w:rPr>
+          <w:rFonts w:asciiTheme="minorBidi" w:hAnsiTheme="minorBidi" w:cs="Arial"/>
+          <w:sz w:val="24"/>
+          <w:szCs w:val="24"/>
+          <w:rtl/>
+        </w:rPr>
+        <w:t>): דיודה פולטת אור אינפרא-אדום המשדרת את האות .</w:t>
+      </w:r>
+    </w:p>
+    <w:p>
+      <w:pPr>
+        <w:pStyle w:val="a9"/>
+        <w:rPr>
+          <w:rFonts w:asciiTheme="minorBidi" w:hAnsiTheme="minorBidi"/>
+          <w:sz w:val="24"/>
+          <w:szCs w:val="24"/>
+          <w:rtl/>
+        </w:rPr>
+      </w:pPr>
+      <w:r>
+        <w:rPr>
+          <w:rFonts w:asciiTheme="minorBidi" w:hAnsiTheme="minorBidi" w:cs="Arial"/>
+          <w:sz w:val="24"/>
+          <w:szCs w:val="24"/>
+          <w:rtl/>
+        </w:rPr>
+        <w:t>סוללה: מקור הכוח של השלט .</w:t>
+      </w:r>
+    </w:p>
+    <w:p>
+      <w:pPr>
+        <w:pStyle w:val="a9"/>
+        <w:rPr>
+          <w:rFonts w:asciiTheme="minorBidi" w:hAnsiTheme="minorBidi"/>
+          <w:sz w:val="24"/>
+          <w:szCs w:val="24"/>
+          <w:rtl/>
+        </w:rPr>
+      </w:pPr>
+      <w:r>
+        <w:rPr>
+          <w:rFonts w:asciiTheme="minorBidi" w:hAnsiTheme="minorBidi" w:cs="Arial"/>
+          <w:sz w:val="24"/>
+          <w:szCs w:val="24"/>
+          <w:rtl/>
+        </w:rPr>
+        <w:t>בצד המזגן (המקלט):</w:t>
+      </w:r>
+    </w:p>
+    <w:p>
+      <w:pPr>
+        <w:pStyle w:val="a9"/>
+        <w:rPr>
+          <w:rFonts w:asciiTheme="minorBidi" w:hAnsiTheme="minorBidi"/>
+          <w:sz w:val="24"/>
+          <w:szCs w:val="24"/>
+          <w:rtl/>
+        </w:rPr>
+      </w:pPr>
+    </w:p>
+    <w:p>
+      <w:pPr>
+        <w:pStyle w:val="a9"/>
+        <w:rPr>
+          <w:rFonts w:asciiTheme="minorBidi" w:hAnsiTheme="minorBidi"/>
+          <w:sz w:val="24"/>
+          <w:szCs w:val="24"/>
+          <w:rtl/>
+        </w:rPr>
+      </w:pPr>
+      <w:r>
+        <w:rPr>
+          <w:rFonts w:asciiTheme="minorBidi" w:hAnsiTheme="minorBidi" w:cs="Arial"/>
+          <w:sz w:val="24"/>
+          <w:szCs w:val="24"/>
+          <w:rtl/>
+        </w:rPr>
+        <w:t>מקלט אינפרא-אדום (</w:t>
+      </w:r>
+      <w:r>
+        <w:rPr>
+          <w:rFonts w:asciiTheme="minorBidi" w:hAnsiTheme="minorBidi"/>
+          <w:sz w:val="24"/>
+          <w:szCs w:val="24"/>
+        </w:rPr>
+        <w:t>IR Receiver</w:t>
+      </w:r>
+      <w:r>
+        <w:rPr>
+          <w:rFonts w:asciiTheme="minorBidi" w:hAnsiTheme="minorBidi" w:cs="Arial"/>
+          <w:sz w:val="24"/>
+          <w:szCs w:val="24"/>
+          <w:rtl/>
+        </w:rPr>
+        <w:t>): חיישן הקולט את אותות ה-</w:t>
+      </w:r>
+      <w:r>
+        <w:rPr>
+          <w:rFonts w:asciiTheme="minorBidi" w:hAnsiTheme="minorBidi"/>
+          <w:sz w:val="24"/>
+          <w:szCs w:val="24"/>
+        </w:rPr>
+        <w:t>IR</w:t>
+      </w:r>
+      <w:r>
+        <w:rPr>
+          <w:rFonts w:asciiTheme="minorBidi" w:hAnsiTheme="minorBidi" w:cs="Arial"/>
+          <w:sz w:val="24"/>
+          <w:szCs w:val="24"/>
+          <w:rtl/>
+        </w:rPr>
+        <w:t xml:space="preserve"> מהשלט (לדוגמה, </w:t>
+      </w:r>
+      <w:r>
+        <w:rPr>
+          <w:rFonts w:asciiTheme="minorBidi" w:hAnsiTheme="minorBidi"/>
+          <w:sz w:val="24"/>
+          <w:szCs w:val="24"/>
+        </w:rPr>
+        <w:t>TSOP</w:t>
+      </w:r>
+      <w:r>
+        <w:rPr>
+          <w:rFonts w:asciiTheme="minorBidi" w:hAnsiTheme="minorBidi" w:cs="Arial"/>
+          <w:sz w:val="24"/>
+          <w:szCs w:val="24"/>
+          <w:rtl/>
+        </w:rPr>
+        <w:t>) .</w:t>
+      </w:r>
+    </w:p>
+    <w:p>
+      <w:pPr>
+        <w:pStyle w:val="a9"/>
+        <w:rPr>
+          <w:rFonts w:asciiTheme="minorBidi" w:hAnsiTheme="minorBidi"/>
+          <w:sz w:val="24"/>
+          <w:szCs w:val="24"/>
+          <w:rtl/>
+        </w:rPr>
+      </w:pPr>
+      <w:r>
+        <w:rPr>
+          <w:rFonts w:asciiTheme="minorBidi" w:hAnsiTheme="minorBidi" w:cs="Arial"/>
+          <w:sz w:val="24"/>
+          <w:szCs w:val="24"/>
+          <w:rtl/>
+        </w:rPr>
+        <w:t>בקר ראשי (</w:t>
+      </w:r>
+      <w:r>
+        <w:rPr>
+          <w:rFonts w:asciiTheme="minorBidi" w:hAnsiTheme="minorBidi"/>
+          <w:sz w:val="24"/>
+          <w:szCs w:val="24"/>
+        </w:rPr>
+        <w:t>Microprocessor/Microcontroller</w:t>
+      </w:r>
+      <w:r>
+        <w:rPr>
+          <w:rFonts w:asciiTheme="minorBidi" w:hAnsiTheme="minorBidi" w:cs="Arial"/>
+          <w:sz w:val="24"/>
+          <w:szCs w:val="24"/>
+          <w:rtl/>
+        </w:rPr>
+        <w:t>): מפענח את הקודים ומנהל את פעולות המזגן .</w:t>
+      </w:r>
+    </w:p>
+    <w:p>
+      <w:pPr>
+        <w:pStyle w:val="a9"/>
+        <w:rPr>
+          <w:rFonts w:asciiTheme="minorBidi" w:hAnsiTheme="minorBidi"/>
+          <w:sz w:val="24"/>
+          <w:szCs w:val="24"/>
+          <w:rtl/>
+        </w:rPr>
+      </w:pPr>
+      <w:r>
+        <w:rPr>
+          <w:rFonts w:asciiTheme="minorBidi" w:hAnsiTheme="minorBidi" w:cs="Arial"/>
+          <w:sz w:val="24"/>
+          <w:szCs w:val="24"/>
+          <w:rtl/>
+        </w:rPr>
+        <w:t>מפענח (</w:t>
+      </w:r>
+      <w:r>
+        <w:rPr>
+          <w:rFonts w:asciiTheme="minorBidi" w:hAnsiTheme="minorBidi"/>
+          <w:sz w:val="24"/>
+          <w:szCs w:val="24"/>
+        </w:rPr>
+        <w:t>Demodulator</w:t>
+      </w:r>
+      <w:r>
+        <w:rPr>
+          <w:rFonts w:asciiTheme="minorBidi" w:hAnsiTheme="minorBidi" w:cs="Arial"/>
+          <w:sz w:val="24"/>
+          <w:szCs w:val="24"/>
+          <w:rtl/>
+        </w:rPr>
+        <w:t>): לעיתים מובנה בבקר הראשי או בחיישן ה-</w:t>
+      </w:r>
+      <w:r>
+        <w:rPr>
+          <w:rFonts w:asciiTheme="minorBidi" w:hAnsiTheme="minorBidi"/>
+          <w:sz w:val="24"/>
+          <w:szCs w:val="24"/>
+        </w:rPr>
+        <w:t>IR</w:t>
+      </w:r>
+      <w:r>
+        <w:rPr>
+          <w:rFonts w:asciiTheme="minorBidi" w:hAnsiTheme="minorBidi" w:cs="Arial"/>
+          <w:sz w:val="24"/>
+          <w:szCs w:val="24"/>
+          <w:rtl/>
+        </w:rPr>
+        <w:t>, תפקידו להסיר את תדר הנושא ולהשאיר את נתוני הפקודה .</w:t>
+      </w:r>
+    </w:p>
+    <w:p>
+      <w:pPr>
+        <w:pStyle w:val="a9"/>
+        <w:rPr>
+          <w:rFonts w:asciiTheme="minorBidi" w:hAnsiTheme="minorBidi"/>
+          <w:sz w:val="24"/>
+          <w:szCs w:val="24"/>
+          <w:rtl/>
+        </w:rPr>
+      </w:pPr>
+      <w:r>
+        <w:rPr>
+          <w:rFonts w:asciiTheme="minorBidi" w:hAnsiTheme="minorBidi" w:cs="Arial"/>
+          <w:sz w:val="24"/>
+          <w:szCs w:val="24"/>
+          <w:rtl/>
+        </w:rPr>
+        <w:t>ממשקי שליטה פנימיים: רכיבים המאפשרים לבקר הראשי לשלוט בפועל על חלקי המזגן השונים (כמו מנוע, מאוורר, מדחס) .</w:t>
+      </w:r>
+    </w:p>
+    <w:bookmarkEnd w:id="0"/>
+    <w:p>
+      <w:pPr>
+        <w:pStyle w:val="a9"/>
+        <w:rPr>
+          <w:rFonts w:asciiTheme="minorBidi" w:hAnsiTheme="minorBidi"/>
+          <w:sz w:val="24"/>
+          <w:szCs w:val="24"/>
+          <w:rtl/>
+        </w:rPr>
+      </w:pPr>
+      <w:r>
+        <w:rPr>
+          <w:rFonts w:asciiTheme="minorBidi" w:hAnsiTheme="minorBidi" w:cs="Arial"/>
+          <w:sz w:val="24"/>
+          <w:szCs w:val="24"/>
+          <w:rtl/>
+        </w:rPr>
+        <w:lastRenderedPageBreak/>
+        <w:t>ג. איך המקלט 'יודע' על איזו לחיצה לוחצים בשלט?</w:t>
+      </w:r>
+    </w:p>
+    <w:p>
+      <w:pPr>
+        <w:pStyle w:val="a9"/>
+        <w:rPr>
+          <w:rFonts w:asciiTheme="minorBidi" w:hAnsiTheme="minorBidi"/>
+          <w:sz w:val="24"/>
+          <w:szCs w:val="24"/>
+          <w:rtl/>
+        </w:rPr>
+      </w:pPr>
+    </w:p>
+    <w:p>
+      <w:pPr>
+        <w:pStyle w:val="a9"/>
+        <w:rPr>
+          <w:rFonts w:asciiTheme="minorBidi" w:hAnsiTheme="minorBidi"/>
+          <w:sz w:val="24"/>
+          <w:szCs w:val="24"/>
+          <w:rtl/>
+        </w:rPr>
+      </w:pPr>
+      <w:r>
+        <w:rPr>
+          <w:rFonts w:asciiTheme="minorBidi" w:hAnsiTheme="minorBidi" w:cs="Arial"/>
+          <w:sz w:val="24"/>
+          <w:szCs w:val="24"/>
+          <w:rtl/>
+        </w:rPr>
+        <w:t>כאשר לוחצים על כפתור בשלט המזגן, השלט מקודד את הפקודה לקוד ייחודי (סדרת ביטים) ושולח אותו באות אינפרא-אדום למזגן. המזגן מקבל את האות, מפענח את הקוד ומבין איזו פקודה התקבלה. זה מתאפשר באמצעות:</w:t>
+      </w:r>
+    </w:p>
+    <w:p>
+      <w:pPr>
+        <w:pStyle w:val="a9"/>
+        <w:rPr>
+          <w:rFonts w:asciiTheme="minorBidi" w:hAnsiTheme="minorBidi"/>
+          <w:sz w:val="24"/>
+          <w:szCs w:val="24"/>
+          <w:rtl/>
+        </w:rPr>
+      </w:pPr>
+    </w:p>
+    <w:p>
+      <w:pPr>
+        <w:pStyle w:val="a9"/>
+        <w:rPr>
+          <w:rFonts w:asciiTheme="minorBidi" w:hAnsiTheme="minorBidi"/>
+          <w:sz w:val="24"/>
+          <w:szCs w:val="24"/>
+          <w:rtl/>
+        </w:rPr>
+      </w:pPr>
+      <w:r>
+        <w:rPr>
+          <w:rFonts w:asciiTheme="minorBidi" w:hAnsiTheme="minorBidi" w:cs="Arial"/>
+          <w:sz w:val="24"/>
+          <w:szCs w:val="24"/>
+          <w:rtl/>
+        </w:rPr>
+        <w:t>קוד ייחודי לכל כפתור: לכל כפתור בשלט מוקצה קוד בינארי קבוע וייחודי . לדוגמה, כפתור "הדלק" יכול להיות מיוצג כ-0001, ו"העלה טמפרטורה" כ-0011. קודים אלו יכולים להיות מיוצגים גם במספרים הקסדצימליים (לדוגמה, 0</w:t>
+      </w:r>
+      <w:r>
+        <w:rPr>
+          <w:rFonts w:asciiTheme="minorBidi" w:hAnsiTheme="minorBidi"/>
+          <w:sz w:val="24"/>
+          <w:szCs w:val="24"/>
+        </w:rPr>
+        <w:t>x00FEA857</w:t>
+      </w:r>
+      <w:r>
+        <w:rPr>
+          <w:rFonts w:asciiTheme="minorBidi" w:hAnsiTheme="minorBidi" w:cs="Arial"/>
+          <w:sz w:val="24"/>
+          <w:szCs w:val="24"/>
+          <w:rtl/>
+        </w:rPr>
+        <w:t xml:space="preserve"> עבור הפעלה/כיבוי בפרוטוקול </w:t>
+      </w:r>
+      <w:r>
+        <w:rPr>
+          <w:rFonts w:asciiTheme="minorBidi" w:hAnsiTheme="minorBidi"/>
+          <w:sz w:val="24"/>
+          <w:szCs w:val="24"/>
+        </w:rPr>
+        <w:t>NEC</w:t>
+      </w:r>
+      <w:r>
+        <w:rPr>
+          <w:rFonts w:asciiTheme="minorBidi" w:hAnsiTheme="minorBidi" w:cs="Arial"/>
+          <w:sz w:val="24"/>
+          <w:szCs w:val="24"/>
+          <w:rtl/>
+        </w:rPr>
+        <w:t xml:space="preserve">).   </w:t>
+      </w:r>
+    </w:p>
+    <w:p>
+      <w:pPr>
+        <w:pStyle w:val="a9"/>
+        <w:rPr>
+          <w:rFonts w:asciiTheme="minorBidi" w:hAnsiTheme="minorBidi"/>
+          <w:sz w:val="24"/>
+          <w:szCs w:val="24"/>
+          <w:rtl/>
+        </w:rPr>
+      </w:pPr>
+    </w:p>
+    <w:p>
+      <w:pPr>
+        <w:pStyle w:val="a9"/>
+        <w:rPr>
+          <w:rFonts w:asciiTheme="minorBidi" w:hAnsiTheme="minorBidi"/>
+          <w:sz w:val="24"/>
+          <w:szCs w:val="24"/>
+          <w:rtl/>
+        </w:rPr>
+      </w:pPr>
+      <w:r>
+        <w:rPr>
+          <w:rFonts w:asciiTheme="minorBidi" w:hAnsiTheme="minorBidi" w:cs="Arial"/>
+          <w:sz w:val="24"/>
+          <w:szCs w:val="24"/>
+          <w:rtl/>
+        </w:rPr>
+        <w:t>אפשרויות שונות לייצוג ביטים בשידור:</w:t>
+      </w:r>
+    </w:p>
+    <w:p>
+      <w:pPr>
+        <w:pStyle w:val="a9"/>
+        <w:rPr>
+          <w:rFonts w:asciiTheme="minorBidi" w:hAnsiTheme="minorBidi"/>
+          <w:sz w:val="24"/>
+          <w:szCs w:val="24"/>
+          <w:rtl/>
+        </w:rPr>
+      </w:pPr>
+    </w:p>
+    <w:p>
+      <w:pPr>
+        <w:pStyle w:val="a9"/>
+        <w:rPr>
+          <w:rFonts w:asciiTheme="minorBidi" w:hAnsiTheme="minorBidi"/>
+          <w:sz w:val="24"/>
+          <w:szCs w:val="24"/>
+          <w:rtl/>
+        </w:rPr>
+      </w:pPr>
+      <w:r>
+        <w:rPr>
+          <w:rFonts w:asciiTheme="minorBidi" w:hAnsiTheme="minorBidi" w:cs="Arial"/>
+          <w:sz w:val="24"/>
+          <w:szCs w:val="24"/>
+          <w:rtl/>
+        </w:rPr>
+        <w:t>אפנון רוחב פולס (</w:t>
+      </w:r>
+      <w:r>
+        <w:rPr>
+          <w:rFonts w:asciiTheme="minorBidi" w:hAnsiTheme="minorBidi"/>
+          <w:sz w:val="24"/>
+          <w:szCs w:val="24"/>
+        </w:rPr>
+        <w:t>PWM - Pulse Width Modulation</w:t>
+      </w:r>
+      <w:r>
+        <w:rPr>
+          <w:rFonts w:asciiTheme="minorBidi" w:hAnsiTheme="minorBidi" w:cs="Arial"/>
+          <w:sz w:val="24"/>
+          <w:szCs w:val="24"/>
+          <w:rtl/>
+        </w:rPr>
+        <w:t>): הנתונים מקודדים על ידי שינוי רוחב הפולס. לדוגמה, פולס ארוך מייצג '1' לוגי, ופולס קצר מייצג '0' לוגי . זהו המנגנון שבו "זמן הלחיצה על הכפתור הוא יהיה הזמן של הקידוד, למשל לחיצה ארוכה תהיה אחד ולחיצה קצרה 0".</w:t>
+      </w:r>
+    </w:p>
+    <w:p>
+      <w:pPr>
+        <w:pStyle w:val="a9"/>
+        <w:rPr>
+          <w:rFonts w:asciiTheme="minorBidi" w:hAnsiTheme="minorBidi"/>
+          <w:sz w:val="24"/>
+          <w:szCs w:val="24"/>
+          <w:rtl/>
+        </w:rPr>
+      </w:pPr>
+      <w:r>
+        <w:rPr>
+          <w:rFonts w:asciiTheme="minorBidi" w:hAnsiTheme="minorBidi" w:cs="Arial"/>
+          <w:sz w:val="24"/>
+          <w:szCs w:val="24"/>
+          <w:rtl/>
+        </w:rPr>
+        <w:t>אפנון מרחק פולס (</w:t>
+      </w:r>
+      <w:r>
+        <w:rPr>
+          <w:rFonts w:asciiTheme="minorBidi" w:hAnsiTheme="minorBidi"/>
+          <w:sz w:val="24"/>
+          <w:szCs w:val="24"/>
+        </w:rPr>
+        <w:t>PDM - Pulse Distance Modulation</w:t>
+      </w:r>
+      <w:r>
+        <w:rPr>
+          <w:rFonts w:asciiTheme="minorBidi" w:hAnsiTheme="minorBidi" w:cs="Arial"/>
+          <w:sz w:val="24"/>
+          <w:szCs w:val="24"/>
+          <w:rtl/>
+        </w:rPr>
+        <w:t xml:space="preserve">): הנתונים מקודדים על ידי שינוי משך הרווח בין פולסים בעלי רוחב קבוע.   </w:t>
+      </w:r>
+    </w:p>
+    <w:p>
+      <w:pPr>
+        <w:pStyle w:val="a9"/>
+        <w:rPr>
+          <w:rFonts w:asciiTheme="minorBidi" w:hAnsiTheme="minorBidi"/>
+          <w:sz w:val="24"/>
+          <w:szCs w:val="24"/>
+          <w:rtl/>
+        </w:rPr>
+      </w:pPr>
+      <w:r>
+        <w:rPr>
+          <w:rFonts w:asciiTheme="minorBidi" w:hAnsiTheme="minorBidi" w:cs="Arial"/>
+          <w:sz w:val="24"/>
+          <w:szCs w:val="24"/>
+          <w:rtl/>
+        </w:rPr>
+        <w:t>קידוד בי-פאזה (</w:t>
+      </w:r>
+      <w:r>
+        <w:rPr>
+          <w:rFonts w:asciiTheme="minorBidi" w:hAnsiTheme="minorBidi"/>
+          <w:sz w:val="24"/>
+          <w:szCs w:val="24"/>
+        </w:rPr>
+        <w:t>Bi-Phase</w:t>
+      </w:r>
+      <w:r>
+        <w:rPr>
+          <w:rFonts w:asciiTheme="minorBidi" w:hAnsiTheme="minorBidi" w:cs="Arial"/>
+          <w:sz w:val="24"/>
+          <w:szCs w:val="24"/>
+          <w:rtl/>
+        </w:rPr>
+        <w:t>) או מנצ'סטר (</w:t>
+      </w:r>
+      <w:r>
+        <w:rPr>
+          <w:rFonts w:asciiTheme="minorBidi" w:hAnsiTheme="minorBidi"/>
+          <w:sz w:val="24"/>
+          <w:szCs w:val="24"/>
+        </w:rPr>
+        <w:t>Manchester Encoding</w:t>
+      </w:r>
+      <w:r>
+        <w:rPr>
+          <w:rFonts w:asciiTheme="minorBidi" w:hAnsiTheme="minorBidi" w:cs="Arial"/>
+          <w:sz w:val="24"/>
+          <w:szCs w:val="24"/>
+          <w:rtl/>
+        </w:rPr>
+        <w:t xml:space="preserve">): כל ביט נתונים מחולק לשני חצאי זמן קבועים, כאשר חצי אחד הוא פולס והחצי השני הוא רווח, או להפך.   </w:t>
+      </w:r>
+    </w:p>
+    <w:p>
+      <w:pPr>
+        <w:pStyle w:val="a9"/>
+        <w:rPr>
+          <w:rFonts w:asciiTheme="minorBidi" w:hAnsiTheme="minorBidi"/>
+          <w:sz w:val="24"/>
+          <w:szCs w:val="24"/>
+          <w:rtl/>
+        </w:rPr>
+      </w:pPr>
+      <w:r>
+        <w:rPr>
+          <w:rFonts w:asciiTheme="minorBidi" w:hAnsiTheme="minorBidi" w:cs="Arial"/>
+          <w:sz w:val="24"/>
+          <w:szCs w:val="24"/>
+          <w:rtl/>
+        </w:rPr>
+        <w:t xml:space="preserve">מבנה חבילת נתונים (פרוטוקולים): האות המשודר אינו רק קוד גולמי, אלא בנוי כ"חבילת נתונים" עם מבנה מוגדר על פי פרוטוקול תקשורת ספציפי (כמו </w:t>
+      </w:r>
+      <w:r>
+        <w:rPr>
+          <w:rFonts w:asciiTheme="minorBidi" w:hAnsiTheme="minorBidi"/>
+          <w:sz w:val="24"/>
+          <w:szCs w:val="24"/>
+        </w:rPr>
+        <w:t>NEC, RC-5, Sony SIRC</w:t>
+      </w:r>
+      <w:r>
+        <w:rPr>
+          <w:rFonts w:asciiTheme="minorBidi" w:hAnsiTheme="minorBidi" w:cs="Arial"/>
+          <w:sz w:val="24"/>
+          <w:szCs w:val="24"/>
+          <w:rtl/>
+        </w:rPr>
+        <w:t xml:space="preserve">). חבילה זו כוללת:   </w:t>
+      </w:r>
+    </w:p>
+    <w:p>
+      <w:pPr>
+        <w:pStyle w:val="a9"/>
+        <w:rPr>
+          <w:rFonts w:asciiTheme="minorBidi" w:hAnsiTheme="minorBidi"/>
+          <w:sz w:val="24"/>
+          <w:szCs w:val="24"/>
+          <w:rtl/>
+        </w:rPr>
+      </w:pPr>
+    </w:p>
+    <w:p>
+      <w:pPr>
+        <w:pStyle w:val="a9"/>
+        <w:rPr>
+          <w:rFonts w:asciiTheme="minorBidi" w:hAnsiTheme="minorBidi"/>
+          <w:sz w:val="24"/>
+          <w:szCs w:val="24"/>
+          <w:rtl/>
+        </w:rPr>
+      </w:pPr>
+      <w:r>
+        <w:rPr>
+          <w:rFonts w:asciiTheme="minorBidi" w:hAnsiTheme="minorBidi" w:cs="Arial"/>
+          <w:sz w:val="24"/>
+          <w:szCs w:val="24"/>
+          <w:rtl/>
+        </w:rPr>
+        <w:t>ביט התחלה (</w:t>
+      </w:r>
+      <w:r>
+        <w:rPr>
+          <w:rFonts w:asciiTheme="minorBidi" w:hAnsiTheme="minorBidi"/>
+          <w:sz w:val="24"/>
+          <w:szCs w:val="24"/>
+        </w:rPr>
+        <w:t>Start Bit</w:t>
+      </w:r>
+      <w:r>
+        <w:rPr>
+          <w:rFonts w:asciiTheme="minorBidi" w:hAnsiTheme="minorBidi" w:cs="Arial"/>
+          <w:sz w:val="24"/>
+          <w:szCs w:val="24"/>
+          <w:rtl/>
+        </w:rPr>
+        <w:t>): פולס ארוך בתחילת השידור, המשמש לסנכרון המקלט .</w:t>
+      </w:r>
+    </w:p>
+    <w:p>
+      <w:pPr>
+        <w:pStyle w:val="a9"/>
+        <w:rPr>
+          <w:rFonts w:asciiTheme="minorBidi" w:hAnsiTheme="minorBidi"/>
+          <w:sz w:val="24"/>
+          <w:szCs w:val="24"/>
+          <w:rtl/>
+        </w:rPr>
+      </w:pPr>
+      <w:r>
+        <w:rPr>
+          <w:rFonts w:asciiTheme="minorBidi" w:hAnsiTheme="minorBidi" w:cs="Arial"/>
+          <w:sz w:val="24"/>
+          <w:szCs w:val="24"/>
+          <w:rtl/>
+        </w:rPr>
+        <w:t>כתובת מכשיר (</w:t>
+      </w:r>
+      <w:r>
+        <w:rPr>
+          <w:rFonts w:asciiTheme="minorBidi" w:hAnsiTheme="minorBidi"/>
+          <w:sz w:val="24"/>
+          <w:szCs w:val="24"/>
+        </w:rPr>
+        <w:t>Device Address</w:t>
+      </w:r>
+      <w:r>
+        <w:rPr>
+          <w:rFonts w:asciiTheme="minorBidi" w:hAnsiTheme="minorBidi" w:cs="Arial"/>
+          <w:sz w:val="24"/>
+          <w:szCs w:val="24"/>
+          <w:rtl/>
+        </w:rPr>
+        <w:t>): קוד ייחודי המזהה את סוג המכשיר המיועד (לדוגמה, מזגן), ומונע משלט של מכשיר אחד להפעיל בטעות מכשיר אחר .</w:t>
+      </w:r>
+    </w:p>
+    <w:p>
+      <w:pPr>
+        <w:pStyle w:val="a9"/>
+        <w:rPr>
+          <w:rFonts w:asciiTheme="minorBidi" w:hAnsiTheme="minorBidi"/>
+          <w:sz w:val="24"/>
+          <w:szCs w:val="24"/>
+          <w:rtl/>
+        </w:rPr>
+      </w:pPr>
+      <w:r>
+        <w:rPr>
+          <w:rFonts w:asciiTheme="minorBidi" w:hAnsiTheme="minorBidi" w:cs="Arial"/>
+          <w:sz w:val="24"/>
+          <w:szCs w:val="24"/>
+          <w:rtl/>
+        </w:rPr>
+        <w:t>קוד פקודה (</w:t>
+      </w:r>
+      <w:r>
+        <w:rPr>
+          <w:rFonts w:asciiTheme="minorBidi" w:hAnsiTheme="minorBidi"/>
+          <w:sz w:val="24"/>
+          <w:szCs w:val="24"/>
+        </w:rPr>
+        <w:t>Command Code</w:t>
+      </w:r>
+      <w:r>
+        <w:rPr>
+          <w:rFonts w:asciiTheme="minorBidi" w:hAnsiTheme="minorBidi" w:cs="Arial"/>
+          <w:sz w:val="24"/>
+          <w:szCs w:val="24"/>
+          <w:rtl/>
+        </w:rPr>
+        <w:t>): הקוד הבינארי הספציפי המייצג את הפעולה הרצויה (לדוגמה, "הגברת ווליום", "החלפת ערוץ") .</w:t>
+      </w:r>
+    </w:p>
+    <w:p>
+      <w:pPr>
+        <w:pStyle w:val="a9"/>
+        <w:rPr>
+          <w:rFonts w:asciiTheme="minorBidi" w:hAnsiTheme="minorBidi"/>
+          <w:sz w:val="24"/>
+          <w:szCs w:val="24"/>
+          <w:rtl/>
+        </w:rPr>
+      </w:pPr>
+      <w:r>
+        <w:rPr>
+          <w:rFonts w:asciiTheme="minorBidi" w:hAnsiTheme="minorBidi" w:cs="Arial"/>
+          <w:sz w:val="24"/>
+          <w:szCs w:val="24"/>
+          <w:rtl/>
+        </w:rPr>
+        <w:t>ביט בקרה / החלפה (</w:t>
+      </w:r>
+      <w:r>
+        <w:rPr>
+          <w:rFonts w:asciiTheme="minorBidi" w:hAnsiTheme="minorBidi"/>
+          <w:sz w:val="24"/>
+          <w:szCs w:val="24"/>
+        </w:rPr>
+        <w:t>Toggle Bit</w:t>
+      </w:r>
+      <w:r>
+        <w:rPr>
+          <w:rFonts w:asciiTheme="minorBidi" w:hAnsiTheme="minorBidi" w:cs="Arial"/>
+          <w:sz w:val="24"/>
+          <w:szCs w:val="24"/>
+          <w:rtl/>
+        </w:rPr>
+        <w:t xml:space="preserve">): ביט שמשנה את מצבו בכל לחיצה נפרדת על כפתור, ומאפשר למקלט להבחין בין לחיצות עוקבות לבין החזקת כפתור לחוץ.   </w:t>
+      </w:r>
+    </w:p>
+    <w:p>
+      <w:pPr>
+        <w:pStyle w:val="a9"/>
+        <w:rPr>
+          <w:rFonts w:asciiTheme="minorBidi" w:hAnsiTheme="minorBidi"/>
+          <w:sz w:val="24"/>
+          <w:szCs w:val="24"/>
+          <w:rtl/>
+        </w:rPr>
+      </w:pPr>
+      <w:r>
+        <w:rPr>
+          <w:rFonts w:asciiTheme="minorBidi" w:hAnsiTheme="minorBidi" w:cs="Arial"/>
+          <w:sz w:val="24"/>
+          <w:szCs w:val="24"/>
+          <w:rtl/>
+        </w:rPr>
+        <w:t xml:space="preserve">בדיקת שגיאות: בפרוטוקולים מסוימים (כמו </w:t>
+      </w:r>
+      <w:r>
+        <w:rPr>
+          <w:rFonts w:asciiTheme="minorBidi" w:hAnsiTheme="minorBidi"/>
+          <w:sz w:val="24"/>
+          <w:szCs w:val="24"/>
+        </w:rPr>
+        <w:t>NEC</w:t>
+      </w:r>
+      <w:r>
+        <w:rPr>
+          <w:rFonts w:asciiTheme="minorBidi" w:hAnsiTheme="minorBidi" w:cs="Arial"/>
+          <w:sz w:val="24"/>
+          <w:szCs w:val="24"/>
+          <w:rtl/>
+        </w:rPr>
+        <w:t xml:space="preserve">), נשלחים גם ההיפוכים הלוגיים של קודי הכתובת והפקודה, המשמשים לבדיקת שגיאות בשידור.   </w:t>
+      </w:r>
+    </w:p>
+    <w:p>
+      <w:pPr>
+        <w:pStyle w:val="a9"/>
+        <w:rPr>
+          <w:rFonts w:asciiTheme="minorBidi" w:hAnsiTheme="minorBidi"/>
+          <w:sz w:val="24"/>
+          <w:szCs w:val="24"/>
+          <w:rtl/>
+        </w:rPr>
+      </w:pPr>
+      <w:r>
+        <w:rPr>
+          <w:rFonts w:asciiTheme="minorBidi" w:hAnsiTheme="minorBidi" w:cs="Arial"/>
+          <w:sz w:val="24"/>
+          <w:szCs w:val="24"/>
+          <w:rtl/>
+        </w:rPr>
+        <w:t>ביט סיום (</w:t>
+      </w:r>
+      <w:r>
+        <w:rPr>
+          <w:rFonts w:asciiTheme="minorBidi" w:hAnsiTheme="minorBidi"/>
+          <w:sz w:val="24"/>
+          <w:szCs w:val="24"/>
+        </w:rPr>
+        <w:t>Stop Bit</w:t>
+      </w:r>
+      <w:r>
+        <w:rPr>
+          <w:rFonts w:asciiTheme="minorBidi" w:hAnsiTheme="minorBidi" w:cs="Arial"/>
+          <w:sz w:val="24"/>
+          <w:szCs w:val="24"/>
+          <w:rtl/>
+        </w:rPr>
+        <w:t>): מציין את סיום השידור של חבילת הנתונים .</w:t>
+      </w:r>
+    </w:p>
+    <w:p>
+      <w:pPr>
+        <w:pStyle w:val="a9"/>
+        <w:jc w:val="both"/>
+        <w:rPr>
+          <w:rFonts w:asciiTheme="minorBidi" w:hAnsiTheme="minorBidi"/>
+          <w:sz w:val="24"/>
+          <w:szCs w:val="24"/>
+          <w:rtl/>
+        </w:rPr>
+      </w:pPr>
+      <w:r>
+        <w:rPr>
+          <w:rFonts w:asciiTheme="minorBidi" w:hAnsiTheme="minorBidi" w:cs="Arial"/>
+          <w:sz w:val="24"/>
+          <w:szCs w:val="24"/>
+          <w:rtl/>
+        </w:rPr>
+        <w:t>פענוח במקלט: המיקרו-בקר במזגן מודד במדויק את משכי הפולסים והרווחים ביניהם, מפרש אותם כרצף בינארי, מאמת את כתובת המכשיר ואת ביט הבקרה, ומשווה את קוד הפקודה לטבלה פנימית כדי לבצע את הפעולה המתאימה .</w:t>
+      </w:r>
+    </w:p>
+    <w:p>
+      <w:pPr>
+        <w:pStyle w:val="a9"/>
+        <w:jc w:val="both"/>
+        <w:rPr>
+          <w:rFonts w:asciiTheme="minorBidi" w:hAnsiTheme="minorBidi"/>
+          <w:sz w:val="24"/>
+          <w:szCs w:val="24"/>
+          <w:rtl/>
+        </w:rPr>
+      </w:pPr>
+    </w:p>
+    <w:p>
+      <w:pPr>
+        <w:pStyle w:val="a9"/>
+        <w:jc w:val="both"/>
+        <w:rPr>
+          <w:rFonts w:asciiTheme="minorBidi" w:hAnsiTheme="minorBidi"/>
+          <w:sz w:val="24"/>
+          <w:szCs w:val="24"/>
+          <w:rtl/>
+        </w:rPr>
+      </w:pPr>
+    </w:p>
+    <w:p>
+      <w:pPr>
+        <w:bidi w:val="0"/>
+        <w:rPr>
+          <w:rFonts w:asciiTheme="minorBidi" w:hAnsiTheme="minorBidi"/>
+          <w:sz w:val="24"/>
+          <w:szCs w:val="24"/>
+          <w:rtl/>
+        </w:rPr>
+      </w:pPr>
+      <w:r>
+        <w:rPr>
+          <w:rFonts w:asciiTheme="minorBidi" w:hAnsiTheme="minorBidi"/>
+          <w:sz w:val="24"/>
+          <w:szCs w:val="24"/>
+          <w:rtl/>
+        </w:rPr>
+        <w:br w:type="page"/>
+      </w:r>
+    </w:p>
+    <w:p>
+      <w:pPr>
+        <w:pStyle w:val="a9"/>
+        <w:rPr>
+          <w:rFonts w:asciiTheme="minorBidi" w:hAnsiTheme="minorBidi"/>
+          <w:sz w:val="24"/>
+          <w:szCs w:val="24"/>
+          <w:rtl/>
+        </w:rPr>
+      </w:pPr>
+      <w:r>
+        <w:rPr>
+          <w:rFonts w:asciiTheme="minorBidi" w:hAnsiTheme="minorBidi" w:cs="Arial"/>
+          <w:sz w:val="24"/>
+          <w:szCs w:val="24"/>
+          <w:rtl/>
+        </w:rPr>
+        <w:lastRenderedPageBreak/>
+        <w:t>חלק ג:</w:t>
+      </w:r>
+    </w:p>
+    <w:p>
+      <w:pPr>
+        <w:pStyle w:val="a9"/>
+        <w:rPr>
+          <w:rFonts w:asciiTheme="minorBidi" w:hAnsiTheme="minorBidi"/>
+          <w:sz w:val="24"/>
+          <w:szCs w:val="24"/>
+          <w:rtl/>
+        </w:rPr>
+      </w:pPr>
+    </w:p>
+    <w:p>
+      <w:pPr>
+        <w:pStyle w:val="a9"/>
+        <w:rPr>
+          <w:rFonts w:asciiTheme="minorBidi" w:hAnsiTheme="minorBidi"/>
+          <w:sz w:val="24"/>
+          <w:szCs w:val="24"/>
+          <w:rtl/>
+        </w:rPr>
+      </w:pPr>
+    </w:p>
+    <w:p>
+      <w:pPr>
+        <w:pStyle w:val="a9"/>
+        <w:rPr>
+          <w:rFonts w:asciiTheme="minorBidi" w:hAnsiTheme="minorBidi"/>
+          <w:sz w:val="24"/>
+          <w:szCs w:val="24"/>
+          <w:rtl/>
+        </w:rPr>
+      </w:pPr>
+      <w:r>
+        <w:rPr>
+          <w:rFonts w:asciiTheme="minorBidi" w:hAnsiTheme="minorBidi" w:cs="Arial"/>
+          <w:sz w:val="24"/>
+          <w:szCs w:val="24"/>
+          <w:rtl/>
+        </w:rPr>
+        <w:t xml:space="preserve">1.    </w:t>
+      </w:r>
+    </w:p>
+    <w:p>
+      <w:pPr>
+        <w:pStyle w:val="a9"/>
+        <w:rPr>
+          <w:rFonts w:asciiTheme="minorBidi" w:hAnsiTheme="minorBidi"/>
+          <w:sz w:val="24"/>
+          <w:szCs w:val="24"/>
+          <w:rtl/>
+        </w:rPr>
+      </w:pPr>
+      <w:r>
+        <w:rPr>
+          <w:rFonts w:asciiTheme="minorBidi" w:hAnsiTheme="minorBidi" w:cs="Arial"/>
+          <w:sz w:val="24"/>
+          <w:szCs w:val="24"/>
+          <w:rtl/>
+        </w:rPr>
+        <w:t>4</w:t>
+      </w:r>
+    </w:p>
+    <w:p>
+      <w:pPr>
+        <w:pStyle w:val="a9"/>
+        <w:rPr>
+          <w:rFonts w:asciiTheme="minorBidi" w:hAnsiTheme="minorBidi"/>
+          <w:sz w:val="24"/>
+          <w:szCs w:val="24"/>
+          <w:rtl/>
+        </w:rPr>
+      </w:pPr>
+    </w:p>
+    <w:p>
+      <w:pPr>
+        <w:pStyle w:val="a9"/>
+        <w:rPr>
+          <w:rFonts w:asciiTheme="minorBidi" w:hAnsiTheme="minorBidi"/>
+          <w:sz w:val="24"/>
+          <w:szCs w:val="24"/>
+          <w:rtl/>
+        </w:rPr>
+      </w:pPr>
+    </w:p>
+    <w:p>
+      <w:pPr>
+        <w:pStyle w:val="a9"/>
+        <w:rPr>
+          <w:rFonts w:asciiTheme="minorBidi" w:hAnsiTheme="minorBidi"/>
+          <w:sz w:val="24"/>
+          <w:szCs w:val="24"/>
+          <w:rtl/>
+        </w:rPr>
+      </w:pPr>
+      <w:r>
+        <w:rPr>
+          <w:rFonts w:asciiTheme="minorBidi" w:hAnsiTheme="minorBidi" w:cs="Arial"/>
+          <w:sz w:val="24"/>
+          <w:szCs w:val="24"/>
+          <w:rtl/>
+        </w:rPr>
+        <w:t xml:space="preserve">2.    </w:t>
+      </w:r>
+    </w:p>
+    <w:p>
+      <w:pPr>
+        <w:pStyle w:val="a9"/>
+        <w:rPr>
+          <w:rFonts w:asciiTheme="minorBidi" w:hAnsiTheme="minorBidi"/>
+          <w:sz w:val="24"/>
+          <w:szCs w:val="24"/>
+          <w:rtl/>
+        </w:rPr>
+      </w:pPr>
+      <w:r>
+        <w:rPr>
+          <w:rFonts w:asciiTheme="minorBidi" w:hAnsiTheme="minorBidi" w:cs="Arial"/>
+          <w:sz w:val="24"/>
+          <w:szCs w:val="24"/>
+          <w:rtl/>
+        </w:rPr>
+        <w:t>א. אופן שידור נעשה תקשורת אינפרא אדום (</w:t>
+      </w:r>
+      <w:r>
+        <w:rPr>
+          <w:rFonts w:asciiTheme="minorBidi" w:hAnsiTheme="minorBidi"/>
+          <w:sz w:val="24"/>
+          <w:szCs w:val="24"/>
+        </w:rPr>
+        <w:t>IR</w:t>
+      </w:r>
+      <w:r>
+        <w:rPr>
+          <w:rFonts w:asciiTheme="minorBidi" w:hAnsiTheme="minorBidi" w:cs="Arial"/>
+          <w:sz w:val="24"/>
+          <w:szCs w:val="24"/>
+          <w:rtl/>
+        </w:rPr>
+        <w:t>):</w:t>
+      </w:r>
+    </w:p>
+    <w:p>
+      <w:pPr>
+        <w:pStyle w:val="a9"/>
+        <w:rPr>
+          <w:rFonts w:asciiTheme="minorBidi" w:hAnsiTheme="minorBidi"/>
+          <w:sz w:val="24"/>
+          <w:szCs w:val="24"/>
+          <w:rtl/>
+        </w:rPr>
+      </w:pPr>
+    </w:p>
+    <w:p>
+      <w:pPr>
+        <w:pStyle w:val="a9"/>
+        <w:rPr>
+          <w:rFonts w:asciiTheme="minorBidi" w:hAnsiTheme="minorBidi"/>
+          <w:sz w:val="24"/>
+          <w:szCs w:val="24"/>
+          <w:rtl/>
+        </w:rPr>
+      </w:pPr>
+    </w:p>
+    <w:p>
+      <w:pPr>
+        <w:pStyle w:val="a9"/>
+        <w:rPr>
+          <w:rFonts w:asciiTheme="minorBidi" w:hAnsiTheme="minorBidi"/>
+          <w:sz w:val="24"/>
+          <w:szCs w:val="24"/>
+          <w:rtl/>
+        </w:rPr>
+      </w:pPr>
+      <w:r>
+        <w:rPr>
+          <w:rFonts w:asciiTheme="minorBidi" w:hAnsiTheme="minorBidi" w:cs="Arial"/>
+          <w:sz w:val="24"/>
+          <w:szCs w:val="24"/>
+          <w:rtl/>
+        </w:rPr>
+        <w:t xml:space="preserve">                                                   </w:t>
+      </w:r>
+    </w:p>
+    <w:p>
+      <w:pPr>
+        <w:pStyle w:val="a9"/>
+        <w:rPr>
+          <w:rFonts w:asciiTheme="minorBidi" w:hAnsiTheme="minorBidi"/>
+          <w:sz w:val="24"/>
+          <w:szCs w:val="24"/>
+          <w:rtl/>
+        </w:rPr>
+      </w:pPr>
+      <w:r>
+        <w:rPr>
+          <w:rFonts w:asciiTheme="minorBidi" w:hAnsiTheme="minorBidi"/>
+          <w:sz w:val="24"/>
+          <w:szCs w:val="24"/>
+        </w:rPr>
+        <w:t>i</w:t>
+      </w:r>
+      <w:r>
+        <w:rPr>
+          <w:rFonts w:asciiTheme="minorBidi" w:hAnsiTheme="minorBidi" w:cs="Arial"/>
+          <w:sz w:val="24"/>
+          <w:szCs w:val="24"/>
+          <w:rtl/>
+        </w:rPr>
+        <w:t>.     המרת הלחיצה על</w:t>
+      </w:r>
+    </w:p>
+    <w:p>
+      <w:pPr>
+        <w:pStyle w:val="a9"/>
+        <w:rPr>
+          <w:rFonts w:asciiTheme="minorBidi" w:hAnsiTheme="minorBidi"/>
+          <w:sz w:val="24"/>
+          <w:szCs w:val="24"/>
+          <w:rtl/>
+        </w:rPr>
+      </w:pPr>
+      <w:r>
+        <w:rPr>
+          <w:rFonts w:asciiTheme="minorBidi" w:hAnsiTheme="minorBidi" w:cs="Arial"/>
+          <w:sz w:val="24"/>
+          <w:szCs w:val="24"/>
+          <w:rtl/>
+        </w:rPr>
+        <w:t>הכפתור לאות חשמלי</w:t>
+      </w:r>
+    </w:p>
+    <w:p>
+      <w:pPr>
+        <w:pStyle w:val="a9"/>
+        <w:rPr>
+          <w:rFonts w:asciiTheme="minorBidi" w:hAnsiTheme="minorBidi"/>
+          <w:sz w:val="24"/>
+          <w:szCs w:val="24"/>
+          <w:rtl/>
+        </w:rPr>
+      </w:pPr>
+    </w:p>
+    <w:p>
+      <w:pPr>
+        <w:pStyle w:val="a9"/>
+        <w:rPr>
+          <w:rFonts w:asciiTheme="minorBidi" w:hAnsiTheme="minorBidi"/>
+          <w:sz w:val="24"/>
+          <w:szCs w:val="24"/>
+          <w:rtl/>
+        </w:rPr>
+      </w:pPr>
+    </w:p>
+    <w:p>
+      <w:pPr>
+        <w:pStyle w:val="a9"/>
+        <w:rPr>
+          <w:rFonts w:asciiTheme="minorBidi" w:hAnsiTheme="minorBidi"/>
+          <w:sz w:val="24"/>
+          <w:szCs w:val="24"/>
+          <w:rtl/>
+        </w:rPr>
+      </w:pPr>
+      <w:r>
+        <w:rPr>
+          <w:rFonts w:asciiTheme="minorBidi" w:hAnsiTheme="minorBidi" w:cs="Arial"/>
+          <w:sz w:val="24"/>
+          <w:szCs w:val="24"/>
+          <w:rtl/>
+        </w:rPr>
+        <w:t xml:space="preserve">                                                 </w:t>
+      </w:r>
+    </w:p>
+    <w:p>
+      <w:pPr>
+        <w:pStyle w:val="a9"/>
+        <w:rPr>
+          <w:rFonts w:asciiTheme="minorBidi" w:hAnsiTheme="minorBidi"/>
+          <w:sz w:val="24"/>
+          <w:szCs w:val="24"/>
+          <w:rtl/>
+        </w:rPr>
+      </w:pPr>
+      <w:r>
+        <w:rPr>
+          <w:rFonts w:asciiTheme="minorBidi" w:hAnsiTheme="minorBidi"/>
+          <w:sz w:val="24"/>
+          <w:szCs w:val="24"/>
+        </w:rPr>
+        <w:t>ii</w:t>
+      </w:r>
+      <w:r>
+        <w:rPr>
+          <w:rFonts w:asciiTheme="minorBidi" w:hAnsiTheme="minorBidi" w:cs="Arial"/>
+          <w:sz w:val="24"/>
+          <w:szCs w:val="24"/>
+          <w:rtl/>
+        </w:rPr>
+        <w:t>.     האות החשמלי</w:t>
+      </w:r>
+    </w:p>
+    <w:p>
+      <w:pPr>
+        <w:pStyle w:val="a9"/>
+        <w:rPr>
+          <w:rFonts w:asciiTheme="minorBidi" w:hAnsiTheme="minorBidi"/>
+          <w:sz w:val="24"/>
+          <w:szCs w:val="24"/>
+          <w:rtl/>
+        </w:rPr>
+      </w:pPr>
+      <w:r>
+        <w:rPr>
+          <w:rFonts w:asciiTheme="minorBidi" w:hAnsiTheme="minorBidi" w:cs="Arial"/>
+          <w:sz w:val="24"/>
+          <w:szCs w:val="24"/>
+          <w:rtl/>
+        </w:rPr>
+        <w:t>מעובד ומקודד למסר דיגיטלי</w:t>
+      </w:r>
+    </w:p>
+    <w:p>
+      <w:pPr>
+        <w:pStyle w:val="a9"/>
+        <w:rPr>
+          <w:rFonts w:asciiTheme="minorBidi" w:hAnsiTheme="minorBidi"/>
+          <w:sz w:val="24"/>
+          <w:szCs w:val="24"/>
+          <w:rtl/>
+        </w:rPr>
+      </w:pPr>
+    </w:p>
+    <w:p>
+      <w:pPr>
+        <w:pStyle w:val="a9"/>
+        <w:rPr>
+          <w:rFonts w:asciiTheme="minorBidi" w:hAnsiTheme="minorBidi"/>
+          <w:sz w:val="24"/>
+          <w:szCs w:val="24"/>
+          <w:rtl/>
+        </w:rPr>
+      </w:pPr>
+    </w:p>
+    <w:p>
+      <w:pPr>
+        <w:pStyle w:val="a9"/>
+        <w:rPr>
+          <w:rFonts w:asciiTheme="minorBidi" w:hAnsiTheme="minorBidi"/>
+          <w:sz w:val="24"/>
+          <w:szCs w:val="24"/>
+          <w:rtl/>
+        </w:rPr>
+      </w:pPr>
+      <w:r>
+        <w:rPr>
+          <w:rFonts w:asciiTheme="minorBidi" w:hAnsiTheme="minorBidi" w:cs="Arial"/>
+          <w:sz w:val="24"/>
+          <w:szCs w:val="24"/>
+          <w:rtl/>
+        </w:rPr>
+        <w:t xml:space="preserve">                                                </w:t>
+      </w:r>
+    </w:p>
+    <w:p>
+      <w:pPr>
+        <w:pStyle w:val="a9"/>
+        <w:rPr>
+          <w:rFonts w:asciiTheme="minorBidi" w:hAnsiTheme="minorBidi"/>
+          <w:sz w:val="24"/>
+          <w:szCs w:val="24"/>
+          <w:rtl/>
+        </w:rPr>
+      </w:pPr>
+      <w:r>
+        <w:rPr>
+          <w:rFonts w:asciiTheme="minorBidi" w:hAnsiTheme="minorBidi"/>
+          <w:sz w:val="24"/>
+          <w:szCs w:val="24"/>
+        </w:rPr>
+        <w:t>iii</w:t>
+      </w:r>
+      <w:r>
+        <w:rPr>
+          <w:rFonts w:asciiTheme="minorBidi" w:hAnsiTheme="minorBidi" w:cs="Arial"/>
+          <w:sz w:val="24"/>
+          <w:szCs w:val="24"/>
+          <w:rtl/>
+        </w:rPr>
+        <w:t>.     השלט משדר את</w:t>
+      </w:r>
+    </w:p>
+    <w:p>
+      <w:pPr>
+        <w:pStyle w:val="a9"/>
+        <w:rPr>
+          <w:rFonts w:asciiTheme="minorBidi" w:hAnsiTheme="minorBidi"/>
+          <w:sz w:val="24"/>
+          <w:szCs w:val="24"/>
+          <w:rtl/>
+        </w:rPr>
+      </w:pPr>
+      <w:r>
+        <w:rPr>
+          <w:rFonts w:asciiTheme="minorBidi" w:hAnsiTheme="minorBidi" w:cs="Arial"/>
+          <w:sz w:val="24"/>
+          <w:szCs w:val="24"/>
+          <w:rtl/>
+        </w:rPr>
+        <w:t>האות המקודד כלחץ של אור אינפרא אדום בתדר וקידוד מסוימים</w:t>
+      </w:r>
+    </w:p>
+    <w:p>
+      <w:pPr>
+        <w:pStyle w:val="a9"/>
+        <w:rPr>
+          <w:rFonts w:asciiTheme="minorBidi" w:hAnsiTheme="minorBidi"/>
+          <w:sz w:val="24"/>
+          <w:szCs w:val="24"/>
+          <w:rtl/>
+        </w:rPr>
+      </w:pPr>
+    </w:p>
+    <w:p>
+      <w:pPr>
+        <w:pStyle w:val="a9"/>
+        <w:rPr>
+          <w:rFonts w:asciiTheme="minorBidi" w:hAnsiTheme="minorBidi"/>
+          <w:sz w:val="24"/>
+          <w:szCs w:val="24"/>
+          <w:rtl/>
+        </w:rPr>
+      </w:pPr>
+    </w:p>
+    <w:p>
+      <w:pPr>
+        <w:pStyle w:val="a9"/>
+        <w:rPr>
+          <w:rFonts w:asciiTheme="minorBidi" w:hAnsiTheme="minorBidi"/>
+          <w:sz w:val="24"/>
+          <w:szCs w:val="24"/>
+          <w:rtl/>
+        </w:rPr>
+      </w:pPr>
+      <w:r>
+        <w:rPr>
+          <w:rFonts w:asciiTheme="minorBidi" w:hAnsiTheme="minorBidi" w:cs="Arial"/>
+          <w:sz w:val="24"/>
+          <w:szCs w:val="24"/>
+          <w:rtl/>
+        </w:rPr>
+        <w:t xml:space="preserve">                                                </w:t>
+      </w:r>
+    </w:p>
+    <w:p>
+      <w:pPr>
+        <w:pStyle w:val="a9"/>
+        <w:rPr>
+          <w:rFonts w:asciiTheme="minorBidi" w:hAnsiTheme="minorBidi"/>
+          <w:sz w:val="24"/>
+          <w:szCs w:val="24"/>
+          <w:rtl/>
+        </w:rPr>
+      </w:pPr>
+      <w:r>
+        <w:rPr>
+          <w:rFonts w:asciiTheme="minorBidi" w:hAnsiTheme="minorBidi"/>
+          <w:sz w:val="24"/>
+          <w:szCs w:val="24"/>
+        </w:rPr>
+        <w:t>iv</w:t>
+      </w:r>
+      <w:r>
+        <w:rPr>
+          <w:rFonts w:asciiTheme="minorBidi" w:hAnsiTheme="minorBidi" w:cs="Arial"/>
+          <w:sz w:val="24"/>
+          <w:szCs w:val="24"/>
+          <w:rtl/>
+        </w:rPr>
+        <w:t xml:space="preserve">.     חיישן </w:t>
+      </w:r>
+      <w:r>
+        <w:rPr>
+          <w:rFonts w:asciiTheme="minorBidi" w:hAnsiTheme="minorBidi"/>
+          <w:sz w:val="24"/>
+          <w:szCs w:val="24"/>
+        </w:rPr>
+        <w:t>IR</w:t>
+      </w:r>
+      <w:r>
+        <w:rPr>
+          <w:rFonts w:asciiTheme="minorBidi" w:hAnsiTheme="minorBidi" w:cs="Arial"/>
+          <w:sz w:val="24"/>
+          <w:szCs w:val="24"/>
+          <w:rtl/>
+        </w:rPr>
+        <w:t xml:space="preserve"> במארח</w:t>
+      </w:r>
+    </w:p>
+    <w:p>
+      <w:pPr>
+        <w:pStyle w:val="a9"/>
+        <w:rPr>
+          <w:rFonts w:asciiTheme="minorBidi" w:hAnsiTheme="minorBidi"/>
+          <w:sz w:val="24"/>
+          <w:szCs w:val="24"/>
+          <w:rtl/>
+        </w:rPr>
+      </w:pPr>
+      <w:r>
+        <w:rPr>
+          <w:rFonts w:asciiTheme="minorBidi" w:hAnsiTheme="minorBidi" w:cs="Arial"/>
+          <w:sz w:val="24"/>
+          <w:szCs w:val="24"/>
+          <w:rtl/>
+        </w:rPr>
+        <w:t>המזגן קולט את אות האור ומעביר אותו לפיענוח.</w:t>
+      </w:r>
+    </w:p>
+    <w:p>
+      <w:pPr>
+        <w:pStyle w:val="a9"/>
+        <w:rPr>
+          <w:rFonts w:asciiTheme="minorBidi" w:hAnsiTheme="minorBidi"/>
+          <w:sz w:val="24"/>
+          <w:szCs w:val="24"/>
+          <w:rtl/>
+        </w:rPr>
+      </w:pPr>
+    </w:p>
+    <w:p>
+      <w:pPr>
+        <w:pStyle w:val="a9"/>
+        <w:rPr>
+          <w:rFonts w:asciiTheme="minorBidi" w:hAnsiTheme="minorBidi"/>
+          <w:sz w:val="24"/>
+          <w:szCs w:val="24"/>
+          <w:rtl/>
+        </w:rPr>
+      </w:pPr>
+    </w:p>
+    <w:p>
+      <w:pPr>
+        <w:pStyle w:val="a9"/>
+        <w:rPr>
+          <w:rFonts w:asciiTheme="minorBidi" w:hAnsiTheme="minorBidi"/>
+          <w:sz w:val="24"/>
+          <w:szCs w:val="24"/>
+          <w:rtl/>
+        </w:rPr>
+      </w:pPr>
+      <w:r>
+        <w:rPr>
+          <w:rFonts w:asciiTheme="minorBidi" w:hAnsiTheme="minorBidi" w:cs="Arial"/>
+          <w:sz w:val="24"/>
+          <w:szCs w:val="24"/>
+          <w:rtl/>
+        </w:rPr>
+        <w:t xml:space="preserve">                                                 </w:t>
+      </w:r>
+    </w:p>
+    <w:p>
+      <w:pPr>
+        <w:pStyle w:val="a9"/>
+        <w:rPr>
+          <w:rFonts w:asciiTheme="minorBidi" w:hAnsiTheme="minorBidi"/>
+          <w:sz w:val="24"/>
+          <w:szCs w:val="24"/>
+          <w:rtl/>
+        </w:rPr>
+      </w:pPr>
+      <w:r>
+        <w:rPr>
+          <w:rFonts w:asciiTheme="minorBidi" w:hAnsiTheme="minorBidi"/>
+          <w:sz w:val="24"/>
+          <w:szCs w:val="24"/>
+        </w:rPr>
+        <w:t>v</w:t>
+      </w:r>
+      <w:r>
+        <w:rPr>
+          <w:rFonts w:asciiTheme="minorBidi" w:hAnsiTheme="minorBidi" w:cs="Arial"/>
+          <w:sz w:val="24"/>
+          <w:szCs w:val="24"/>
+          <w:rtl/>
+        </w:rPr>
+        <w:t>.     שבב הבקרה</w:t>
+      </w:r>
+    </w:p>
+    <w:p>
+      <w:pPr>
+        <w:pStyle w:val="a9"/>
+        <w:rPr>
+          <w:rFonts w:asciiTheme="minorBidi" w:hAnsiTheme="minorBidi"/>
+          <w:sz w:val="24"/>
+          <w:szCs w:val="24"/>
+          <w:rtl/>
+        </w:rPr>
+      </w:pPr>
+      <w:r>
+        <w:rPr>
+          <w:rFonts w:asciiTheme="minorBidi" w:hAnsiTheme="minorBidi" w:cs="Arial"/>
+          <w:sz w:val="24"/>
+          <w:szCs w:val="24"/>
+          <w:rtl/>
+        </w:rPr>
+        <w:t>במזגן מפענח את הקוד ומזהה את הפקודה.</w:t>
+      </w:r>
+    </w:p>
+    <w:p>
+      <w:pPr>
+        <w:pStyle w:val="a9"/>
+        <w:rPr>
+          <w:rFonts w:asciiTheme="minorBidi" w:hAnsiTheme="minorBidi"/>
+          <w:sz w:val="24"/>
+          <w:szCs w:val="24"/>
+          <w:rtl/>
+        </w:rPr>
+      </w:pPr>
+    </w:p>
+    <w:p>
+      <w:pPr>
+        <w:pStyle w:val="a9"/>
+        <w:rPr>
+          <w:rFonts w:asciiTheme="minorBidi" w:hAnsiTheme="minorBidi"/>
+          <w:sz w:val="24"/>
+          <w:szCs w:val="24"/>
+          <w:rtl/>
+        </w:rPr>
+      </w:pPr>
+    </w:p>
+    <w:p>
+      <w:pPr>
+        <w:pStyle w:val="a9"/>
+        <w:rPr>
+          <w:rFonts w:asciiTheme="minorBidi" w:hAnsiTheme="minorBidi"/>
+          <w:sz w:val="24"/>
+          <w:szCs w:val="24"/>
+          <w:rtl/>
+        </w:rPr>
+      </w:pPr>
+      <w:r>
+        <w:rPr>
+          <w:rFonts w:asciiTheme="minorBidi" w:hAnsiTheme="minorBidi" w:cs="Arial"/>
+          <w:sz w:val="24"/>
+          <w:szCs w:val="24"/>
+          <w:rtl/>
+        </w:rPr>
+        <w:t xml:space="preserve">                                                </w:t>
+      </w:r>
+    </w:p>
+    <w:p>
+      <w:pPr>
+        <w:pStyle w:val="a9"/>
+        <w:rPr>
+          <w:rFonts w:asciiTheme="minorBidi" w:hAnsiTheme="minorBidi"/>
+          <w:sz w:val="24"/>
+          <w:szCs w:val="24"/>
+          <w:rtl/>
+        </w:rPr>
+      </w:pPr>
+      <w:r>
+        <w:rPr>
+          <w:rFonts w:asciiTheme="minorBidi" w:hAnsiTheme="minorBidi"/>
+          <w:sz w:val="24"/>
+          <w:szCs w:val="24"/>
+        </w:rPr>
+        <w:t>vi</w:t>
+      </w:r>
+      <w:r>
+        <w:rPr>
+          <w:rFonts w:asciiTheme="minorBidi" w:hAnsiTheme="minorBidi" w:cs="Arial"/>
+          <w:sz w:val="24"/>
+          <w:szCs w:val="24"/>
+          <w:rtl/>
+        </w:rPr>
+        <w:t>.     הבקר</w:t>
+      </w:r>
+    </w:p>
+    <w:p>
+      <w:pPr>
+        <w:pStyle w:val="a9"/>
+        <w:rPr>
+          <w:rFonts w:asciiTheme="minorBidi" w:hAnsiTheme="minorBidi"/>
+          <w:sz w:val="24"/>
+          <w:szCs w:val="24"/>
+          <w:rtl/>
+        </w:rPr>
+      </w:pPr>
+      <w:r>
+        <w:rPr>
+          <w:rFonts w:asciiTheme="minorBidi" w:hAnsiTheme="minorBidi" w:cs="Arial"/>
+          <w:sz w:val="24"/>
+          <w:szCs w:val="24"/>
+          <w:rtl/>
+        </w:rPr>
+        <w:t>שולח הוראות לחלקים השונים של המזגן (מנוע, מאוורר, מדחס) כדי לבצע את הפקודה</w:t>
+      </w:r>
+    </w:p>
+    <w:p>
+      <w:pPr>
+        <w:pStyle w:val="a9"/>
+        <w:rPr>
+          <w:rFonts w:asciiTheme="minorBidi" w:hAnsiTheme="minorBidi"/>
+          <w:sz w:val="24"/>
+          <w:szCs w:val="24"/>
+          <w:rtl/>
+        </w:rPr>
+      </w:pPr>
+      <w:r>
+        <w:rPr>
+          <w:rFonts w:asciiTheme="minorBidi" w:hAnsiTheme="minorBidi" w:cs="Arial"/>
+          <w:sz w:val="24"/>
+          <w:szCs w:val="24"/>
+          <w:rtl/>
+        </w:rPr>
+        <w:t>בפועל.</w:t>
+      </w:r>
+    </w:p>
+    <w:p>
+      <w:pPr>
+        <w:pStyle w:val="a9"/>
+        <w:rPr>
+          <w:rFonts w:asciiTheme="minorBidi" w:hAnsiTheme="minorBidi"/>
+          <w:sz w:val="24"/>
+          <w:szCs w:val="24"/>
+          <w:rtl/>
+        </w:rPr>
+      </w:pPr>
+    </w:p>
+    <w:p>
+      <w:pPr>
+        <w:pStyle w:val="a9"/>
+        <w:rPr>
+          <w:rFonts w:asciiTheme="minorBidi" w:hAnsiTheme="minorBidi"/>
+          <w:sz w:val="24"/>
+          <w:szCs w:val="24"/>
+          <w:rtl/>
+        </w:rPr>
+      </w:pPr>
+    </w:p>
+    <w:p>
+      <w:pPr>
+        <w:pStyle w:val="a9"/>
+        <w:rPr>
+          <w:rFonts w:asciiTheme="minorBidi" w:hAnsiTheme="minorBidi"/>
+          <w:sz w:val="24"/>
+          <w:szCs w:val="24"/>
+          <w:rtl/>
+        </w:rPr>
+      </w:pPr>
+      <w:r>
+        <w:rPr>
+          <w:rFonts w:asciiTheme="minorBidi" w:hAnsiTheme="minorBidi" w:cs="Arial"/>
+          <w:sz w:val="24"/>
+          <w:szCs w:val="24"/>
+          <w:rtl/>
+        </w:rPr>
+        <w:t xml:space="preserve">           ב. בצד השלט- כפתורים, מיקרובקר, משדר</w:t>
+      </w:r>
+    </w:p>
+    <w:p>
+      <w:pPr>
+        <w:pStyle w:val="a9"/>
+        <w:rPr>
+          <w:rFonts w:asciiTheme="minorBidi" w:hAnsiTheme="minorBidi"/>
+          <w:sz w:val="24"/>
+          <w:szCs w:val="24"/>
+          <w:rtl/>
+        </w:rPr>
+      </w:pPr>
+      <w:r>
+        <w:rPr>
+          <w:rFonts w:asciiTheme="minorBidi" w:hAnsiTheme="minorBidi" w:cs="Arial"/>
+          <w:sz w:val="24"/>
+          <w:szCs w:val="24"/>
+          <w:rtl/>
+        </w:rPr>
+        <w:t>אינפרא-אדום (</w:t>
+      </w:r>
+      <w:r>
+        <w:rPr>
+          <w:rFonts w:asciiTheme="minorBidi" w:hAnsiTheme="minorBidi"/>
+          <w:sz w:val="24"/>
+          <w:szCs w:val="24"/>
+        </w:rPr>
+        <w:t>IR LED</w:t>
+      </w:r>
+      <w:r>
+        <w:rPr>
+          <w:rFonts w:asciiTheme="minorBidi" w:hAnsiTheme="minorBidi" w:cs="Arial"/>
+          <w:sz w:val="24"/>
+          <w:szCs w:val="24"/>
+          <w:rtl/>
+        </w:rPr>
+        <w:t>), סוללה.</w:t>
+      </w:r>
+    </w:p>
+    <w:p>
+      <w:pPr>
+        <w:pStyle w:val="a9"/>
+        <w:rPr>
+          <w:rFonts w:asciiTheme="minorBidi" w:hAnsiTheme="minorBidi"/>
+          <w:sz w:val="24"/>
+          <w:szCs w:val="24"/>
+          <w:rtl/>
+        </w:rPr>
+      </w:pPr>
+    </w:p>
+    <w:p>
+      <w:pPr>
+        <w:pStyle w:val="a9"/>
+        <w:rPr>
+          <w:rFonts w:asciiTheme="minorBidi" w:hAnsiTheme="minorBidi"/>
+          <w:sz w:val="24"/>
+          <w:szCs w:val="24"/>
+          <w:rtl/>
+        </w:rPr>
+      </w:pPr>
+    </w:p>
+    <w:p>
+      <w:pPr>
+        <w:pStyle w:val="a9"/>
+        <w:rPr>
+          <w:rFonts w:asciiTheme="minorBidi" w:hAnsiTheme="minorBidi"/>
+          <w:sz w:val="24"/>
+          <w:szCs w:val="24"/>
+          <w:rtl/>
+        </w:rPr>
+      </w:pPr>
+      <w:r>
+        <w:rPr>
+          <w:rFonts w:asciiTheme="minorBidi" w:hAnsiTheme="minorBidi" w:cs="Arial"/>
+          <w:sz w:val="24"/>
+          <w:szCs w:val="24"/>
+          <w:rtl/>
+        </w:rPr>
+        <w:t xml:space="preserve">              בצד המזגן- מקלט אינפרא-אדום (</w:t>
+      </w:r>
+      <w:r>
+        <w:rPr>
+          <w:rFonts w:asciiTheme="minorBidi" w:hAnsiTheme="minorBidi"/>
+          <w:sz w:val="24"/>
+          <w:szCs w:val="24"/>
+        </w:rPr>
+        <w:t>IR Receiver</w:t>
+      </w:r>
+      <w:r>
+        <w:rPr>
+          <w:rFonts w:asciiTheme="minorBidi" w:hAnsiTheme="minorBidi" w:cs="Arial"/>
+          <w:sz w:val="24"/>
+          <w:szCs w:val="24"/>
+          <w:rtl/>
+        </w:rPr>
+        <w:t>),</w:t>
+      </w:r>
+    </w:p>
+    <w:p>
+      <w:pPr>
+        <w:pStyle w:val="a9"/>
+        <w:rPr>
+          <w:rFonts w:asciiTheme="minorBidi" w:hAnsiTheme="minorBidi"/>
+          <w:sz w:val="24"/>
+          <w:szCs w:val="24"/>
+          <w:rtl/>
+        </w:rPr>
+      </w:pPr>
+      <w:r>
+        <w:rPr>
+          <w:rFonts w:asciiTheme="minorBidi" w:hAnsiTheme="minorBidi" w:cs="Arial"/>
+          <w:sz w:val="24"/>
+          <w:szCs w:val="24"/>
+          <w:rtl/>
+        </w:rPr>
+        <w:t>בקר ראשי, מפענח (לעיתים מובנה בבקר), ממשקי שליטה פנימיים</w:t>
+      </w:r>
+    </w:p>
+    <w:p>
+      <w:pPr>
+        <w:pStyle w:val="a9"/>
+        <w:rPr>
+          <w:rFonts w:asciiTheme="minorBidi" w:hAnsiTheme="minorBidi"/>
+          <w:sz w:val="24"/>
+          <w:szCs w:val="24"/>
+        </w:rPr>
+      </w:pPr>
+      <w:r>
+        <w:rPr>
+          <w:rFonts w:asciiTheme="minorBidi" w:hAnsiTheme="minorBidi" w:cs="Arial"/>
+          <w:sz w:val="24"/>
+          <w:szCs w:val="24"/>
+          <w:rtl/>
+        </w:rPr>
+        <w:t xml:space="preserve"> , (</w:t>
+      </w:r>
+      <w:r>
+        <w:rPr>
+          <w:rFonts w:asciiTheme="minorBidi" w:hAnsiTheme="minorBidi"/>
+          <w:sz w:val="24"/>
+          <w:szCs w:val="24"/>
+        </w:rPr>
+        <w:t>GPIO, PWM</w:t>
+      </w:r>
+      <w:r>
+        <w:rPr>
+          <w:rFonts w:asciiTheme="minorBidi" w:hAnsiTheme="minorBidi" w:cs="Arial"/>
+          <w:sz w:val="24"/>
+          <w:szCs w:val="24"/>
+          <w:rtl/>
+        </w:rPr>
+        <w:t>) .</w:t>
+      </w:r>
+    </w:p>
+    <w:p>
+      <w:pPr>
+        <w:pStyle w:val="a9"/>
+        <w:rPr>
+          <w:rFonts w:asciiTheme="minorBidi" w:hAnsiTheme="minorBidi"/>
+          <w:sz w:val="24"/>
+          <w:szCs w:val="24"/>
+          <w:rtl/>
+        </w:rPr>
+      </w:pPr>
+    </w:p>
+    <w:p>
+      <w:pPr>
+        <w:pStyle w:val="a9"/>
+        <w:rPr>
+          <w:rFonts w:asciiTheme="minorBidi" w:hAnsiTheme="minorBidi"/>
+          <w:sz w:val="24"/>
+          <w:szCs w:val="24"/>
+          <w:rtl/>
+        </w:rPr>
+      </w:pPr>
+    </w:p>
+    <w:p>
+      <w:pPr>
+        <w:pStyle w:val="a9"/>
+        <w:rPr>
+          <w:rFonts w:asciiTheme="minorBidi" w:hAnsiTheme="minorBidi"/>
+          <w:sz w:val="24"/>
+          <w:szCs w:val="24"/>
+          <w:rtl/>
+        </w:rPr>
+      </w:pPr>
+      <w:r>
+        <w:rPr>
+          <w:rFonts w:asciiTheme="minorBidi" w:hAnsiTheme="minorBidi" w:cs="Arial"/>
+          <w:sz w:val="24"/>
+          <w:szCs w:val="24"/>
+          <w:rtl/>
+        </w:rPr>
+        <w:t>ג. כאשר לוחצים</w:t>
+      </w:r>
+    </w:p>
+    <w:p>
+      <w:pPr>
+        <w:pStyle w:val="a9"/>
+        <w:rPr>
+          <w:rFonts w:asciiTheme="minorBidi" w:hAnsiTheme="minorBidi"/>
+          <w:sz w:val="24"/>
+          <w:szCs w:val="24"/>
+          <w:rtl/>
+        </w:rPr>
+      </w:pPr>
+      <w:r>
+        <w:rPr>
+          <w:rFonts w:asciiTheme="minorBidi" w:hAnsiTheme="minorBidi" w:cs="Arial"/>
+          <w:sz w:val="24"/>
+          <w:szCs w:val="24"/>
+          <w:rtl/>
+        </w:rPr>
+        <w:t>על כפתור בשלט המזגן, השלט מקודד את הפקודה לקוד ייחודי (סדרת ביטים) ושולח אותו</w:t>
+      </w:r>
+    </w:p>
+    <w:p>
+      <w:pPr>
+        <w:pStyle w:val="a9"/>
+        <w:rPr>
+          <w:rFonts w:asciiTheme="minorBidi" w:hAnsiTheme="minorBidi"/>
+          <w:sz w:val="24"/>
+          <w:szCs w:val="24"/>
+          <w:rtl/>
+        </w:rPr>
+      </w:pPr>
+      <w:r>
+        <w:rPr>
+          <w:rFonts w:asciiTheme="minorBidi" w:hAnsiTheme="minorBidi" w:cs="Arial"/>
+          <w:sz w:val="24"/>
+          <w:szCs w:val="24"/>
+          <w:rtl/>
+        </w:rPr>
+        <w:t>באות אינפרא אדום למזגן. המזגן מקבל את האות, מפענח את הקוד ומבין איזו פקודה</w:t>
+      </w:r>
+    </w:p>
+    <w:p>
+      <w:pPr>
+        <w:pStyle w:val="a9"/>
+        <w:rPr>
+          <w:rFonts w:asciiTheme="minorBidi" w:hAnsiTheme="minorBidi"/>
+          <w:sz w:val="24"/>
+          <w:szCs w:val="24"/>
+          <w:rtl/>
+        </w:rPr>
+      </w:pPr>
+      <w:r>
+        <w:rPr>
+          <w:rFonts w:asciiTheme="minorBidi" w:hAnsiTheme="minorBidi" w:cs="Arial"/>
+          <w:sz w:val="24"/>
+          <w:szCs w:val="24"/>
+          <w:rtl/>
+        </w:rPr>
+        <w:t>התקבלה.</w:t>
+      </w:r>
+    </w:p>
+    <w:p>
+      <w:pPr>
+        <w:pStyle w:val="a9"/>
+        <w:rPr>
+          <w:rFonts w:asciiTheme="minorBidi" w:hAnsiTheme="minorBidi"/>
+          <w:sz w:val="24"/>
+          <w:szCs w:val="24"/>
+          <w:rtl/>
+        </w:rPr>
+      </w:pPr>
+    </w:p>
+    <w:p>
+      <w:pPr>
+        <w:pStyle w:val="a9"/>
+        <w:rPr>
+          <w:rFonts w:asciiTheme="minorBidi" w:hAnsiTheme="minorBidi"/>
+          <w:sz w:val="24"/>
+          <w:szCs w:val="24"/>
+          <w:rtl/>
+        </w:rPr>
+      </w:pPr>
+    </w:p>
+    <w:p>
+      <w:pPr>
+        <w:pStyle w:val="a9"/>
+        <w:rPr>
+          <w:rFonts w:asciiTheme="minorBidi" w:hAnsiTheme="minorBidi"/>
+          <w:sz w:val="24"/>
+          <w:szCs w:val="24"/>
+          <w:rtl/>
+        </w:rPr>
+      </w:pPr>
+      <w:r>
+        <w:rPr>
+          <w:rFonts w:asciiTheme="minorBidi" w:hAnsiTheme="minorBidi" w:cs="Arial"/>
+          <w:sz w:val="24"/>
+          <w:szCs w:val="24"/>
+          <w:rtl/>
+        </w:rPr>
+        <w:t>אפשרויות שונות</w:t>
+      </w:r>
+    </w:p>
+    <w:p>
+      <w:pPr>
+        <w:pStyle w:val="a9"/>
+        <w:rPr>
+          <w:rFonts w:asciiTheme="minorBidi" w:hAnsiTheme="minorBidi"/>
+          <w:sz w:val="24"/>
+          <w:szCs w:val="24"/>
+          <w:rtl/>
+        </w:rPr>
+      </w:pPr>
+      <w:r>
+        <w:rPr>
+          <w:rFonts w:asciiTheme="minorBidi" w:hAnsiTheme="minorBidi" w:cs="Arial"/>
+          <w:sz w:val="24"/>
+          <w:szCs w:val="24"/>
+          <w:rtl/>
+        </w:rPr>
+        <w:t>לייצוג מקשים בשידור:</w:t>
+      </w:r>
+    </w:p>
+    <w:p>
+      <w:pPr>
+        <w:pStyle w:val="a9"/>
+        <w:rPr>
+          <w:rFonts w:asciiTheme="minorBidi" w:hAnsiTheme="minorBidi"/>
+          <w:sz w:val="24"/>
+          <w:szCs w:val="24"/>
+          <w:rtl/>
+        </w:rPr>
+      </w:pPr>
+    </w:p>
+    <w:p>
+      <w:pPr>
+        <w:pStyle w:val="a9"/>
+        <w:rPr>
+          <w:rFonts w:asciiTheme="minorBidi" w:hAnsiTheme="minorBidi"/>
+          <w:sz w:val="24"/>
+          <w:szCs w:val="24"/>
+          <w:rtl/>
+        </w:rPr>
+      </w:pPr>
+    </w:p>
+    <w:p>
+      <w:pPr>
+        <w:pStyle w:val="a9"/>
+        <w:rPr>
+          <w:rFonts w:asciiTheme="minorBidi" w:hAnsiTheme="minorBidi"/>
+          <w:sz w:val="24"/>
+          <w:szCs w:val="24"/>
+          <w:rtl/>
+        </w:rPr>
+      </w:pPr>
+      <w:r>
+        <w:rPr>
+          <w:rFonts w:asciiTheme="minorBidi" w:hAnsiTheme="minorBidi" w:cs="Arial"/>
+          <w:sz w:val="24"/>
+          <w:szCs w:val="24"/>
+          <w:rtl/>
+        </w:rPr>
+        <w:t>קוד</w:t>
+      </w:r>
+    </w:p>
+    <w:p>
+      <w:pPr>
+        <w:pStyle w:val="a9"/>
+        <w:rPr>
+          <w:rFonts w:asciiTheme="minorBidi" w:hAnsiTheme="minorBidi"/>
+          <w:sz w:val="24"/>
+          <w:szCs w:val="24"/>
+          <w:rtl/>
+        </w:rPr>
+      </w:pPr>
+      <w:r>
+        <w:rPr>
+          <w:rFonts w:asciiTheme="minorBidi" w:hAnsiTheme="minorBidi" w:cs="Arial"/>
+          <w:sz w:val="24"/>
+          <w:szCs w:val="24"/>
+          <w:rtl/>
+        </w:rPr>
+        <w:t xml:space="preserve">     ייחודי לכל כפתור (</w:t>
+      </w:r>
+      <w:r>
+        <w:rPr>
+          <w:rFonts w:asciiTheme="minorBidi" w:hAnsiTheme="minorBidi"/>
+          <w:sz w:val="24"/>
+          <w:szCs w:val="24"/>
+        </w:rPr>
+        <w:t>Fixed Code</w:t>
+      </w:r>
+      <w:r>
+        <w:rPr>
+          <w:rFonts w:asciiTheme="minorBidi" w:hAnsiTheme="minorBidi" w:cs="Arial"/>
+          <w:sz w:val="24"/>
+          <w:szCs w:val="24"/>
+          <w:rtl/>
+        </w:rPr>
+        <w:t>):</w:t>
+      </w:r>
+    </w:p>
+    <w:p>
+      <w:pPr>
+        <w:pStyle w:val="a9"/>
+        <w:rPr>
+          <w:rFonts w:asciiTheme="minorBidi" w:hAnsiTheme="minorBidi"/>
+          <w:sz w:val="24"/>
+          <w:szCs w:val="24"/>
+          <w:rtl/>
+        </w:rPr>
+      </w:pPr>
+    </w:p>
+    <w:p>
+      <w:pPr>
+        <w:pStyle w:val="a9"/>
+        <w:rPr>
+          <w:rFonts w:asciiTheme="minorBidi" w:hAnsiTheme="minorBidi"/>
+          <w:sz w:val="24"/>
+          <w:szCs w:val="24"/>
+          <w:rtl/>
+        </w:rPr>
+      </w:pPr>
+      <w:r>
+        <w:rPr>
+          <w:rFonts w:asciiTheme="minorBidi" w:hAnsiTheme="minorBidi" w:cs="Arial"/>
+          <w:sz w:val="24"/>
+          <w:szCs w:val="24"/>
+          <w:rtl/>
+        </w:rPr>
+        <w:t xml:space="preserve">     לכל לחצן</w:t>
+      </w:r>
+    </w:p>
+    <w:p>
+      <w:pPr>
+        <w:pStyle w:val="a9"/>
+        <w:rPr>
+          <w:rFonts w:asciiTheme="minorBidi" w:hAnsiTheme="minorBidi"/>
+          <w:sz w:val="24"/>
+          <w:szCs w:val="24"/>
+          <w:rtl/>
+        </w:rPr>
+      </w:pPr>
+      <w:r>
+        <w:rPr>
+          <w:rFonts w:asciiTheme="minorBidi" w:hAnsiTheme="minorBidi" w:cs="Arial"/>
+          <w:sz w:val="24"/>
+          <w:szCs w:val="24"/>
+          <w:rtl/>
+        </w:rPr>
+        <w:t xml:space="preserve">     מוקצה קוד בינארי קבוע וייחודי. למשל:</w:t>
+      </w:r>
+    </w:p>
+    <w:p>
+      <w:pPr>
+        <w:pStyle w:val="a9"/>
+        <w:rPr>
+          <w:rFonts w:asciiTheme="minorBidi" w:hAnsiTheme="minorBidi"/>
+          <w:sz w:val="24"/>
+          <w:szCs w:val="24"/>
+          <w:rtl/>
+        </w:rPr>
+      </w:pPr>
+      <w:r>
+        <w:rPr>
+          <w:rFonts w:asciiTheme="minorBidi" w:hAnsiTheme="minorBidi" w:cs="Arial"/>
+          <w:sz w:val="24"/>
+          <w:szCs w:val="24"/>
+          <w:rtl/>
+        </w:rPr>
+        <w:t>כפתור "הדלק" = 0001</w:t>
+      </w:r>
+    </w:p>
+    <w:p>
+      <w:pPr>
+        <w:pStyle w:val="a9"/>
+        <w:rPr>
+          <w:rFonts w:asciiTheme="minorBidi" w:hAnsiTheme="minorBidi"/>
+          <w:sz w:val="24"/>
+          <w:szCs w:val="24"/>
+          <w:rtl/>
+        </w:rPr>
+      </w:pPr>
+      <w:r>
+        <w:rPr>
+          <w:rFonts w:asciiTheme="minorBidi" w:hAnsiTheme="minorBidi" w:cs="Arial"/>
+          <w:sz w:val="24"/>
+          <w:szCs w:val="24"/>
+          <w:rtl/>
+        </w:rPr>
+        <w:t>כפתור "כבה" = 0010</w:t>
+      </w:r>
+    </w:p>
+    <w:p>
+      <w:pPr>
+        <w:pStyle w:val="a9"/>
+        <w:rPr>
+          <w:rFonts w:asciiTheme="minorBidi" w:hAnsiTheme="minorBidi"/>
+          <w:sz w:val="24"/>
+          <w:szCs w:val="24"/>
+          <w:rtl/>
+        </w:rPr>
+      </w:pPr>
+      <w:r>
+        <w:rPr>
+          <w:rFonts w:asciiTheme="minorBidi" w:hAnsiTheme="minorBidi" w:cs="Arial"/>
+          <w:sz w:val="24"/>
+          <w:szCs w:val="24"/>
+          <w:rtl/>
+        </w:rPr>
+        <w:t>כפתור "העלה טמפרטורה" = 0011</w:t>
+      </w:r>
+    </w:p>
+    <w:p>
+      <w:pPr>
+        <w:pStyle w:val="a9"/>
+        <w:rPr>
+          <w:rFonts w:asciiTheme="minorBidi" w:hAnsiTheme="minorBidi"/>
+          <w:sz w:val="24"/>
+          <w:szCs w:val="24"/>
+          <w:rtl/>
+        </w:rPr>
+      </w:pPr>
+    </w:p>
+    <w:p>
+      <w:pPr>
+        <w:pStyle w:val="a9"/>
+        <w:rPr>
+          <w:rFonts w:asciiTheme="minorBidi" w:hAnsiTheme="minorBidi"/>
+          <w:sz w:val="24"/>
+          <w:szCs w:val="24"/>
+          <w:rtl/>
+        </w:rPr>
+      </w:pPr>
+      <w:r>
+        <w:rPr>
+          <w:rFonts w:asciiTheme="minorBidi" w:hAnsiTheme="minorBidi" w:cs="Arial"/>
+          <w:sz w:val="24"/>
+          <w:szCs w:val="24"/>
+          <w:rtl/>
+        </w:rPr>
+        <w:t xml:space="preserve">      המזגן</w:t>
+      </w:r>
+    </w:p>
+    <w:p>
+      <w:pPr>
+        <w:pStyle w:val="a9"/>
+        <w:rPr>
+          <w:rFonts w:asciiTheme="minorBidi" w:hAnsiTheme="minorBidi"/>
+          <w:sz w:val="24"/>
+          <w:szCs w:val="24"/>
+          <w:rtl/>
+        </w:rPr>
+      </w:pPr>
+      <w:r>
+        <w:rPr>
+          <w:rFonts w:asciiTheme="minorBidi" w:hAnsiTheme="minorBidi" w:cs="Arial"/>
+          <w:sz w:val="24"/>
+          <w:szCs w:val="24"/>
+          <w:rtl/>
+        </w:rPr>
+        <w:t xml:space="preserve">      מפענח את הקוד ומבצע את הפעולה המתאימה.</w:t>
+      </w:r>
+    </w:p>
+    <w:p>
+      <w:pPr>
+        <w:pStyle w:val="a9"/>
+        <w:rPr>
+          <w:rFonts w:asciiTheme="minorBidi" w:hAnsiTheme="minorBidi"/>
+          <w:sz w:val="24"/>
+          <w:szCs w:val="24"/>
+          <w:rtl/>
+        </w:rPr>
+      </w:pPr>
+    </w:p>
+    <w:p>
+      <w:pPr>
+        <w:pStyle w:val="a9"/>
+        <w:rPr>
+          <w:rFonts w:asciiTheme="minorBidi" w:hAnsiTheme="minorBidi"/>
+          <w:sz w:val="24"/>
+          <w:szCs w:val="24"/>
+          <w:rtl/>
+        </w:rPr>
+      </w:pPr>
+    </w:p>
+    <w:p>
+      <w:pPr>
+        <w:pStyle w:val="a9"/>
+        <w:rPr>
+          <w:rFonts w:asciiTheme="minorBidi" w:hAnsiTheme="minorBidi"/>
+          <w:sz w:val="24"/>
+          <w:szCs w:val="24"/>
+          <w:rtl/>
+        </w:rPr>
+      </w:pPr>
+      <w:r>
+        <w:rPr>
+          <w:rFonts w:asciiTheme="minorBidi" w:hAnsiTheme="minorBidi" w:cs="Arial"/>
+          <w:sz w:val="24"/>
+          <w:szCs w:val="24"/>
+          <w:rtl/>
+        </w:rPr>
+        <w:t>2.     קידוד במספרים</w:t>
+      </w:r>
+    </w:p>
+    <w:p>
+      <w:pPr>
+        <w:pStyle w:val="a9"/>
+        <w:rPr>
+          <w:rFonts w:asciiTheme="minorBidi" w:hAnsiTheme="minorBidi"/>
+          <w:sz w:val="24"/>
+          <w:szCs w:val="24"/>
+          <w:rtl/>
+        </w:rPr>
+      </w:pPr>
+      <w:r>
+        <w:rPr>
+          <w:rFonts w:asciiTheme="minorBidi" w:hAnsiTheme="minorBidi" w:cs="Arial"/>
+          <w:sz w:val="24"/>
+          <w:szCs w:val="24"/>
+          <w:rtl/>
+        </w:rPr>
+        <w:t>אקסא דצימאלים.</w:t>
+      </w:r>
+    </w:p>
+    <w:p>
+      <w:pPr>
+        <w:pStyle w:val="a9"/>
+        <w:rPr>
+          <w:rFonts w:asciiTheme="minorBidi" w:hAnsiTheme="minorBidi"/>
+          <w:sz w:val="24"/>
+          <w:szCs w:val="24"/>
+          <w:rtl/>
+        </w:rPr>
+      </w:pPr>
+    </w:p>
+    <w:p>
+      <w:pPr>
+        <w:pStyle w:val="a9"/>
+        <w:rPr>
+          <w:rFonts w:asciiTheme="minorBidi" w:hAnsiTheme="minorBidi"/>
+          <w:sz w:val="24"/>
+          <w:szCs w:val="24"/>
+          <w:rtl/>
+        </w:rPr>
+      </w:pPr>
+    </w:p>
+    <w:p>
+      <w:pPr>
+        <w:pStyle w:val="a9"/>
+        <w:rPr>
+          <w:rFonts w:asciiTheme="minorBidi" w:hAnsiTheme="minorBidi"/>
+          <w:sz w:val="24"/>
+          <w:szCs w:val="24"/>
+          <w:rtl/>
+        </w:rPr>
+      </w:pPr>
+      <w:r>
+        <w:rPr>
+          <w:rFonts w:asciiTheme="minorBidi" w:hAnsiTheme="minorBidi" w:cs="Arial"/>
+          <w:sz w:val="24"/>
+          <w:szCs w:val="24"/>
+          <w:rtl/>
+        </w:rPr>
+        <w:t>3.     זמן הלחיצה על</w:t>
+      </w:r>
+    </w:p>
+    <w:p>
+      <w:pPr>
+        <w:pStyle w:val="a9"/>
+        <w:jc w:val="both"/>
+        <w:rPr>
+          <w:rFonts w:asciiTheme="minorBidi" w:hAnsiTheme="minorBidi"/>
+          <w:sz w:val="24"/>
+          <w:szCs w:val="24"/>
+          <w:rtl/>
+        </w:rPr>
+      </w:pPr>
+      <w:r>
+        <w:rPr>
+          <w:rFonts w:asciiTheme="minorBidi" w:hAnsiTheme="minorBidi" w:cs="Arial"/>
+          <w:sz w:val="24"/>
+          <w:szCs w:val="24"/>
+          <w:rtl/>
+        </w:rPr>
+        <w:t>הכפתור הוא יהיה הזמן של הקידוד למשל לחיצה ארוכה תיהיה אחד ולחיצה קצרה 0</w:t>
+      </w:r>
+    </w:p>
+    <w:p>
+      <w:pPr>
+        <w:bidi w:val="0"/>
+        <w:rPr>
+          <w:rFonts w:asciiTheme="minorBidi" w:hAnsiTheme="minorBidi"/>
+          <w:sz w:val="24"/>
+          <w:szCs w:val="24"/>
+          <w:rtl/>
+        </w:rPr>
+      </w:pPr>
+      <w:r>
+        <w:rPr>
+          <w:rFonts w:asciiTheme="minorBidi" w:hAnsiTheme="minorBidi"/>
+          <w:sz w:val="24"/>
+          <w:szCs w:val="24"/>
+          <w:rtl/>
+        </w:rPr>
+        <w:br w:type="page"/>
+      </w:r>
+    </w:p>
+    <w:p>
+      <w:pPr>
+        <w:pStyle w:val="a9"/>
+        <w:jc w:val="both"/>
+        <w:rPr>
+          <w:rFonts w:asciiTheme="minorBidi" w:hAnsiTheme="minorBidi"/>
+          <w:sz w:val="24"/>
+          <w:szCs w:val="24"/>
+          <w:rtl/>
+        </w:rPr>
+      </w:pPr>
+    </w:p>
+    <w:p>
+      <w:pPr>
+        <w:pStyle w:val="a9"/>
+        <w:jc w:val="both"/>
+        <w:rPr>
+          <w:rFonts w:asciiTheme="minorBidi" w:hAnsiTheme="minorBidi"/>
+          <w:b/>
+          <w:bCs/>
+          <w:sz w:val="24"/>
+          <w:szCs w:val="24"/>
+          <w:rtl/>
+        </w:rPr>
+      </w:pPr>
+      <w:r>
+        <w:rPr>
+          <w:rFonts w:asciiTheme="minorBidi" w:hAnsiTheme="minorBidi" w:hint="cs"/>
+          <w:b/>
+          <w:bCs/>
+          <w:sz w:val="24"/>
+          <w:szCs w:val="24"/>
+          <w:rtl/>
+        </w:rPr>
+        <w:t>ב.</w:t>
+      </w:r>
+      <w:r>
+        <w:rPr>
+          <w:rFonts w:asciiTheme="minorBidi" w:hAnsiTheme="minorBidi" w:hint="cs"/>
+          <w:b/>
+          <w:bCs/>
+          <w:sz w:val="24"/>
+          <w:szCs w:val="24"/>
+          <w:rtl/>
+        </w:rPr>
+        <w:t xml:space="preserve">  </w:t>
+      </w:r>
+    </w:p>
+    <w:p>
+      <w:pPr>
+        <w:jc w:val="both"/>
+        <w:rPr>
+          <w:rFonts w:asciiTheme="minorBidi" w:hAnsiTheme="minorBidi"/>
+          <w:sz w:val="24"/>
+          <w:szCs w:val="24"/>
+          <w:rtl/>
+        </w:rPr>
+      </w:pPr>
     </w:p>
     <w:p>
       <w:pPr>
@@ -1338,8 +5475,8 @@
   <w:abstractNum w:abstractNumId="0" w15:restartNumberingAfterBreak="0">
     <w:nsid w:val="1EAF52BE"/>
     <w:multiLevelType w:val="hybridMultilevel"/>
-    <w:tmpl w:val="FB8E3DC8"/>
-    <w:lvl w:ilvl="0" w:tplc="04090013">
+    <w:tmpl w:val="9B6E6EE8"/>
+    <w:lvl w:ilvl="0" w:tplc="3F6C75A6">
       <w:start w:val="1"/>
       <w:numFmt w:val="hebrew1"/>
       <w:lvlText w:val="%1."/>
@@ -1347,6 +5484,10 @@
       <w:pPr>
         <w:ind w:left="1440" w:hanging="360"/>
       </w:pPr>
+      <w:rPr>
+        <w:b/>
+        <w:bCs/>
+      </w:rPr>
     </w:lvl>
     <w:lvl w:ilvl="1" w:tplc="04090019">
       <w:start w:val="1"/>
@@ -1422,6 +5563,92 @@
     </w:lvl>
   </w:abstractNum>
   <w:abstractNum w:abstractNumId="1" w15:restartNumberingAfterBreak="0">
+    <w:nsid w:val="211E21F7"/>
+    <w:multiLevelType w:val="hybridMultilevel"/>
+    <w:tmpl w:val="58E6D9E8"/>
+    <w:lvl w:ilvl="0" w:tplc="0409000F">
+      <w:start w:val="1"/>
+      <w:numFmt w:val="decimal"/>
+      <w:lvlText w:val="%1."/>
+      <w:lvlJc w:val="left"/>
+      <w:pPr>
+        <w:ind w:left="720" w:hanging="360"/>
+      </w:pPr>
+    </w:lvl>
+    <w:lvl w:ilvl="1" w:tplc="04090019" w:tentative="1">
+      <w:start w:val="1"/>
+      <w:numFmt w:val="lowerLetter"/>
+      <w:lvlText w:val="%2."/>
+      <w:lvlJc w:val="left"/>
+      <w:pPr>
+        <w:ind w:left="1440" w:hanging="360"/>
+      </w:pPr>
+    </w:lvl>
+    <w:lvl w:ilvl="2" w:tplc="0409001B" w:tentative="1">
+      <w:start w:val="1"/>
+      <w:numFmt w:val="lowerRoman"/>
+      <w:lvlText w:val="%3."/>
+      <w:lvlJc w:val="right"/>
+      <w:pPr>
+        <w:ind w:left="2160" w:hanging="180"/>
+      </w:pPr>
+    </w:lvl>
+    <w:lvl w:ilvl="3" w:tplc="0409000F" w:tentative="1">
+      <w:start w:val="1"/>
+      <w:numFmt w:val="decimal"/>
+      <w:lvlText w:val="%4."/>
+      <w:lvlJc w:val="left"/>
+      <w:pPr>
+        <w:ind w:left="2880" w:hanging="360"/>
+      </w:pPr>
+    </w:lvl>
+    <w:lvl w:ilvl="4" w:tplc="04090019" w:tentative="1">
+      <w:start w:val="1"/>
+      <w:numFmt w:val="lowerLetter"/>
+      <w:lvlText w:val="%5."/>
+      <w:lvlJc w:val="left"/>
+      <w:pPr>
+        <w:ind w:left="3600" w:hanging="360"/>
+      </w:pPr>
+    </w:lvl>
+    <w:lvl w:ilvl="5" w:tplc="0409001B" w:tentative="1">
+      <w:start w:val="1"/>
+      <w:numFmt w:val="lowerRoman"/>
+      <w:lvlText w:val="%6."/>
+      <w:lvlJc w:val="right"/>
+      <w:pPr>
+        <w:ind w:left="4320" w:hanging="180"/>
+      </w:pPr>
+    </w:lvl>
+    <w:lvl w:ilvl="6" w:tplc="0409000F" w:tentative="1">
+      <w:start w:val="1"/>
+      <w:numFmt w:val="decimal"/>
+      <w:lvlText w:val="%7."/>
+      <w:lvlJc w:val="left"/>
+      <w:pPr>
+        <w:ind w:left="5040" w:hanging="360"/>
+      </w:pPr>
+    </w:lvl>
+    <w:lvl w:ilvl="7" w:tplc="04090019" w:tentative="1">
+      <w:start w:val="1"/>
+      <w:numFmt w:val="lowerLetter"/>
+      <w:lvlText w:val="%8."/>
+      <w:lvlJc w:val="left"/>
+      <w:pPr>
+        <w:ind w:left="5760" w:hanging="360"/>
+      </w:pPr>
+    </w:lvl>
+    <w:lvl w:ilvl="8" w:tplc="0409001B" w:tentative="1">
+      <w:start w:val="1"/>
+      <w:numFmt w:val="lowerRoman"/>
+      <w:lvlText w:val="%9."/>
+      <w:lvlJc w:val="right"/>
+      <w:pPr>
+        <w:ind w:left="6480" w:hanging="180"/>
+      </w:pPr>
+    </w:lvl>
+  </w:abstractNum>
+  <w:abstractNum w:abstractNumId="2" w15:restartNumberingAfterBreak="0">
     <w:nsid w:val="2E286738"/>
     <w:multiLevelType w:val="hybridMultilevel"/>
     <w:tmpl w:val="4FE0BF5E"/>
@@ -1528,6 +5755,232 @@
       <w:lvlJc w:val="left"/>
       <w:pPr>
         <w:ind w:left="8640" w:hanging="360"/>
+      </w:pPr>
+      <w:rPr>
+        <w:rFonts w:ascii="Wingdings" w:hAnsi="Wingdings" w:hint="default"/>
+      </w:rPr>
+    </w:lvl>
+  </w:abstractNum>
+  <w:abstractNum w:abstractNumId="3" w15:restartNumberingAfterBreak="0">
+    <w:nsid w:val="4F0B1CB4"/>
+    <w:multiLevelType w:val="hybridMultilevel"/>
+    <w:tmpl w:val="B4AA6832"/>
+    <w:lvl w:ilvl="0" w:tplc="04090001">
+      <w:start w:val="1"/>
+      <w:numFmt w:val="bullet"/>
+      <w:lvlText w:val=""/>
+      <w:lvlJc w:val="left"/>
+      <w:pPr>
+        <w:ind w:left="1440" w:hanging="360"/>
+      </w:pPr>
+      <w:rPr>
+        <w:rFonts w:ascii="Symbol" w:hAnsi="Symbol" w:hint="default"/>
+      </w:rPr>
+    </w:lvl>
+    <w:lvl w:ilvl="1" w:tplc="04090003" w:tentative="1">
+      <w:start w:val="1"/>
+      <w:numFmt w:val="bullet"/>
+      <w:lvlText w:val="o"/>
+      <w:lvlJc w:val="left"/>
+      <w:pPr>
+        <w:ind w:left="2160" w:hanging="360"/>
+      </w:pPr>
+      <w:rPr>
+        <w:rFonts w:ascii="Courier New" w:hAnsi="Courier New" w:cs="Courier New" w:hint="default"/>
+      </w:rPr>
+    </w:lvl>
+    <w:lvl w:ilvl="2" w:tplc="04090005" w:tentative="1">
+      <w:start w:val="1"/>
+      <w:numFmt w:val="bullet"/>
+      <w:lvlText w:val=""/>
+      <w:lvlJc w:val="left"/>
+      <w:pPr>
+        <w:ind w:left="2880" w:hanging="360"/>
+      </w:pPr>
+      <w:rPr>
+        <w:rFonts w:ascii="Wingdings" w:hAnsi="Wingdings" w:hint="default"/>
+      </w:rPr>
+    </w:lvl>
+    <w:lvl w:ilvl="3" w:tplc="04090001" w:tentative="1">
+      <w:start w:val="1"/>
+      <w:numFmt w:val="bullet"/>
+      <w:lvlText w:val=""/>
+      <w:lvlJc w:val="left"/>
+      <w:pPr>
+        <w:ind w:left="3600" w:hanging="360"/>
+      </w:pPr>
+      <w:rPr>
+        <w:rFonts w:ascii="Symbol" w:hAnsi="Symbol" w:hint="default"/>
+      </w:rPr>
+    </w:lvl>
+    <w:lvl w:ilvl="4" w:tplc="04090003" w:tentative="1">
+      <w:start w:val="1"/>
+      <w:numFmt w:val="bullet"/>
+      <w:lvlText w:val="o"/>
+      <w:lvlJc w:val="left"/>
+      <w:pPr>
+        <w:ind w:left="4320" w:hanging="360"/>
+      </w:pPr>
+      <w:rPr>
+        <w:rFonts w:ascii="Courier New" w:hAnsi="Courier New" w:cs="Courier New" w:hint="default"/>
+      </w:rPr>
+    </w:lvl>
+    <w:lvl w:ilvl="5" w:tplc="04090005" w:tentative="1">
+      <w:start w:val="1"/>
+      <w:numFmt w:val="bullet"/>
+      <w:lvlText w:val=""/>
+      <w:lvlJc w:val="left"/>
+      <w:pPr>
+        <w:ind w:left="5040" w:hanging="360"/>
+      </w:pPr>
+      <w:rPr>
+        <w:rFonts w:ascii="Wingdings" w:hAnsi="Wingdings" w:hint="default"/>
+      </w:rPr>
+    </w:lvl>
+    <w:lvl w:ilvl="6" w:tplc="04090001" w:tentative="1">
+      <w:start w:val="1"/>
+      <w:numFmt w:val="bullet"/>
+      <w:lvlText w:val=""/>
+      <w:lvlJc w:val="left"/>
+      <w:pPr>
+        <w:ind w:left="5760" w:hanging="360"/>
+      </w:pPr>
+      <w:rPr>
+        <w:rFonts w:ascii="Symbol" w:hAnsi="Symbol" w:hint="default"/>
+      </w:rPr>
+    </w:lvl>
+    <w:lvl w:ilvl="7" w:tplc="04090003" w:tentative="1">
+      <w:start w:val="1"/>
+      <w:numFmt w:val="bullet"/>
+      <w:lvlText w:val="o"/>
+      <w:lvlJc w:val="left"/>
+      <w:pPr>
+        <w:ind w:left="6480" w:hanging="360"/>
+      </w:pPr>
+      <w:rPr>
+        <w:rFonts w:ascii="Courier New" w:hAnsi="Courier New" w:cs="Courier New" w:hint="default"/>
+      </w:rPr>
+    </w:lvl>
+    <w:lvl w:ilvl="8" w:tplc="04090005" w:tentative="1">
+      <w:start w:val="1"/>
+      <w:numFmt w:val="bullet"/>
+      <w:lvlText w:val=""/>
+      <w:lvlJc w:val="left"/>
+      <w:pPr>
+        <w:ind w:left="7200" w:hanging="360"/>
+      </w:pPr>
+      <w:rPr>
+        <w:rFonts w:ascii="Wingdings" w:hAnsi="Wingdings" w:hint="default"/>
+      </w:rPr>
+    </w:lvl>
+  </w:abstractNum>
+  <w:abstractNum w:abstractNumId="4" w15:restartNumberingAfterBreak="0">
+    <w:nsid w:val="6B1713F5"/>
+    <w:multiLevelType w:val="hybridMultilevel"/>
+    <w:tmpl w:val="1DF495B0"/>
+    <w:lvl w:ilvl="0" w:tplc="04090001">
+      <w:start w:val="1"/>
+      <w:numFmt w:val="bullet"/>
+      <w:lvlText w:val=""/>
+      <w:lvlJc w:val="left"/>
+      <w:pPr>
+        <w:ind w:left="1440" w:hanging="360"/>
+      </w:pPr>
+      <w:rPr>
+        <w:rFonts w:ascii="Symbol" w:hAnsi="Symbol" w:hint="default"/>
+      </w:rPr>
+    </w:lvl>
+    <w:lvl w:ilvl="1" w:tplc="04090003" w:tentative="1">
+      <w:start w:val="1"/>
+      <w:numFmt w:val="bullet"/>
+      <w:lvlText w:val="o"/>
+      <w:lvlJc w:val="left"/>
+      <w:pPr>
+        <w:ind w:left="2160" w:hanging="360"/>
+      </w:pPr>
+      <w:rPr>
+        <w:rFonts w:ascii="Courier New" w:hAnsi="Courier New" w:cs="Courier New" w:hint="default"/>
+      </w:rPr>
+    </w:lvl>
+    <w:lvl w:ilvl="2" w:tplc="04090005" w:tentative="1">
+      <w:start w:val="1"/>
+      <w:numFmt w:val="bullet"/>
+      <w:lvlText w:val=""/>
+      <w:lvlJc w:val="left"/>
+      <w:pPr>
+        <w:ind w:left="2880" w:hanging="360"/>
+      </w:pPr>
+      <w:rPr>
+        <w:rFonts w:ascii="Wingdings" w:hAnsi="Wingdings" w:hint="default"/>
+      </w:rPr>
+    </w:lvl>
+    <w:lvl w:ilvl="3" w:tplc="04090001" w:tentative="1">
+      <w:start w:val="1"/>
+      <w:numFmt w:val="bullet"/>
+      <w:lvlText w:val=""/>
+      <w:lvlJc w:val="left"/>
+      <w:pPr>
+        <w:ind w:left="3600" w:hanging="360"/>
+      </w:pPr>
+      <w:rPr>
+        <w:rFonts w:ascii="Symbol" w:hAnsi="Symbol" w:hint="default"/>
+      </w:rPr>
+    </w:lvl>
+    <w:lvl w:ilvl="4" w:tplc="04090003" w:tentative="1">
+      <w:start w:val="1"/>
+      <w:numFmt w:val="bullet"/>
+      <w:lvlText w:val="o"/>
+      <w:lvlJc w:val="left"/>
+      <w:pPr>
+        <w:ind w:left="4320" w:hanging="360"/>
+      </w:pPr>
+      <w:rPr>
+        <w:rFonts w:ascii="Courier New" w:hAnsi="Courier New" w:cs="Courier New" w:hint="default"/>
+      </w:rPr>
+    </w:lvl>
+    <w:lvl w:ilvl="5" w:tplc="04090005" w:tentative="1">
+      <w:start w:val="1"/>
+      <w:numFmt w:val="bullet"/>
+      <w:lvlText w:val=""/>
+      <w:lvlJc w:val="left"/>
+      <w:pPr>
+        <w:ind w:left="5040" w:hanging="360"/>
+      </w:pPr>
+      <w:rPr>
+        <w:rFonts w:ascii="Wingdings" w:hAnsi="Wingdings" w:hint="default"/>
+      </w:rPr>
+    </w:lvl>
+    <w:lvl w:ilvl="6" w:tplc="04090001" w:tentative="1">
+      <w:start w:val="1"/>
+      <w:numFmt w:val="bullet"/>
+      <w:lvlText w:val=""/>
+      <w:lvlJc w:val="left"/>
+      <w:pPr>
+        <w:ind w:left="5760" w:hanging="360"/>
+      </w:pPr>
+      <w:rPr>
+        <w:rFonts w:ascii="Symbol" w:hAnsi="Symbol" w:hint="default"/>
+      </w:rPr>
+    </w:lvl>
+    <w:lvl w:ilvl="7" w:tplc="04090003" w:tentative="1">
+      <w:start w:val="1"/>
+      <w:numFmt w:val="bullet"/>
+      <w:lvlText w:val="o"/>
+      <w:lvlJc w:val="left"/>
+      <w:pPr>
+        <w:ind w:left="6480" w:hanging="360"/>
+      </w:pPr>
+      <w:rPr>
+        <w:rFonts w:ascii="Courier New" w:hAnsi="Courier New" w:cs="Courier New" w:hint="default"/>
+      </w:rPr>
+    </w:lvl>
+    <w:lvl w:ilvl="8" w:tplc="04090005" w:tentative="1">
+      <w:start w:val="1"/>
+      <w:numFmt w:val="bullet"/>
+      <w:lvlText w:val=""/>
+      <w:lvlJc w:val="left"/>
+      <w:pPr>
+        <w:ind w:left="7200" w:hanging="360"/>
       </w:pPr>
       <w:rPr>
         <w:rFonts w:ascii="Wingdings" w:hAnsi="Wingdings" w:hint="default"/>
@@ -1565,7 +6018,19 @@
     </w:lvlOverride>
   </w:num>
   <w:num w:numId="2" w16cid:durableId="1287542517">
+    <w:abstractNumId w:val="2"/>
+  </w:num>
+  <w:num w:numId="3" w16cid:durableId="1697924282">
+    <w:abstractNumId w:val="0"/>
+  </w:num>
+  <w:num w:numId="4" w16cid:durableId="1972397677">
     <w:abstractNumId w:val="1"/>
+  </w:num>
+  <w:num w:numId="5" w16cid:durableId="742946155">
+    <w:abstractNumId w:val="4"/>
+  </w:num>
+  <w:num w:numId="6" w16cid:durableId="527446361">
+    <w:abstractNumId w:val="3"/>
   </w:num>
 </w:numbering>
 </file>
@@ -2176,7 +6641,6 @@
   <w:style w:type="character" w:default="1" w:styleId="a0">
     <w:name w:val="Default Paragraph Font"/>
     <w:uiPriority w:val="1"/>
-    <w:semiHidden/>
     <w:unhideWhenUsed/>
   </w:style>
   <w:style w:type="table" w:default="1" w:styleId="a1">

--- a/תשובות למשימות.docx
+++ b/תשובות למשימות.docx
@@ -153,7 +153,27 @@
           <w:szCs w:val="24"/>
           <w:rtl/>
         </w:rPr>
-        <w:t xml:space="preserve"> קטן.- מספר השורות של הקובץ הגדול לחלק למספר התהליכונים שיכולים לרוץ בו זמנית המחשב.</w:t>
+        <w:t xml:space="preserve"> קטן.- מספר השורות של הקובץ הגדול לחלק למספר </w:t>
+      </w:r>
+      <w:proofErr w:type="spellStart"/>
+      <w:r>
+        <w:rPr>
+          <w:rFonts w:asciiTheme="minorBidi" w:hAnsiTheme="minorBidi"/>
+          <w:sz w:val="24"/>
+          <w:szCs w:val="24"/>
+          <w:rtl/>
+        </w:rPr>
+        <w:t>התהליכונים</w:t>
+      </w:r>
+      <w:proofErr w:type="spellEnd"/>
+      <w:r>
+        <w:rPr>
+          <w:rFonts w:asciiTheme="minorBidi" w:hAnsiTheme="minorBidi"/>
+          <w:sz w:val="24"/>
+          <w:szCs w:val="24"/>
+          <w:rtl/>
+        </w:rPr>
+        <w:t xml:space="preserve"> שיכולים לרוץ בו זמנית המחשב.</w:t>
       </w:r>
     </w:p>
     <w:p>
@@ -232,7 +252,25 @@
           <w:sz w:val="24"/>
           <w:szCs w:val="24"/>
         </w:rPr>
-        <w:t>O(MlogM)</w:t>
+        <w:t>O(</w:t>
+      </w:r>
+      <w:proofErr w:type="spellStart"/>
+      <w:r>
+        <w:rPr>
+          <w:rFonts w:asciiTheme="minorBidi" w:hAnsiTheme="minorBidi"/>
+          <w:sz w:val="24"/>
+          <w:szCs w:val="24"/>
+        </w:rPr>
+        <w:t>MlogM</w:t>
+      </w:r>
+      <w:proofErr w:type="spellEnd"/>
+      <w:r>
+        <w:rPr>
+          <w:rFonts w:asciiTheme="minorBidi" w:hAnsiTheme="minorBidi"/>
+          <w:sz w:val="24"/>
+          <w:szCs w:val="24"/>
+        </w:rPr>
+        <w:t>)</w:t>
       </w:r>
       <w:r>
         <w:rPr>
@@ -1168,7 +1206,27 @@
           <w:szCs w:val="24"/>
           <w:rtl/>
         </w:rPr>
-        <w:t xml:space="preserve"> שומר על סוג הנתונים: בפורמט הזה נשמרים הנתונים לא רק כטקסט אלא כמספר , ערך בוליאני תאריך וכו ואז לא צריך לשנות את הנתונים לאחר שטוענים אותם לזיכרון</w:t>
+        <w:t xml:space="preserve"> שומר על סוג הנתונים: בפורמט הזה נשמרים הנתונים לא רק כטקסט אלא כמספר , ערך בוליאני תאריך </w:t>
+      </w:r>
+      <w:proofErr w:type="spellStart"/>
+      <w:r>
+        <w:rPr>
+          <w:rFonts w:asciiTheme="minorBidi" w:hAnsiTheme="minorBidi"/>
+          <w:sz w:val="24"/>
+          <w:szCs w:val="24"/>
+          <w:rtl/>
+        </w:rPr>
+        <w:t>וכו</w:t>
+      </w:r>
+      <w:proofErr w:type="spellEnd"/>
+      <w:r>
+        <w:rPr>
+          <w:rFonts w:asciiTheme="minorBidi" w:hAnsiTheme="minorBidi"/>
+          <w:sz w:val="24"/>
+          <w:szCs w:val="24"/>
+          <w:rtl/>
+        </w:rPr>
+        <w:t xml:space="preserve"> ואז לא צריך לשנות את הנתונים לאחר שטוענים אותם לזיכרון</w:t>
       </w:r>
     </w:p>
     <w:p>
@@ -1338,7 +1396,27 @@
           <w:szCs w:val="24"/>
           <w:rtl/>
         </w:rPr>
-        <w:t>מאפשרות העברת פקודות בצורה אלחוטית. בעת לחיצה על כפתור, השלט מייצר קוד דיגיטלי המייצג את הפעולה הרצויה (כגון הפעלה, כיבוי או שינוי טמפרטורה). הקוד משודר באמצעות פולסים של אור אינפר</w:t>
+        <w:t xml:space="preserve">מאפשרות העברת פקודות בצורה אלחוטית. בעת לחיצה על כפתור, השלט מייצר קוד דיגיטלי המייצג את הפעולה הרצויה (כגון הפעלה, כיבוי או שינוי טמפרטורה). הקוד משודר באמצעות </w:t>
+      </w:r>
+      <w:proofErr w:type="spellStart"/>
+      <w:r>
+        <w:rPr>
+          <w:rFonts w:asciiTheme="minorBidi" w:hAnsiTheme="minorBidi" w:cs="Arial"/>
+          <w:sz w:val="24"/>
+          <w:szCs w:val="24"/>
+          <w:rtl/>
+        </w:rPr>
+        <w:t>פולסים</w:t>
+      </w:r>
+      <w:proofErr w:type="spellEnd"/>
+      <w:r>
+        <w:rPr>
+          <w:rFonts w:asciiTheme="minorBidi" w:hAnsiTheme="minorBidi" w:cs="Arial"/>
+          <w:sz w:val="24"/>
+          <w:szCs w:val="24"/>
+          <w:rtl/>
+        </w:rPr>
+        <w:t xml:space="preserve"> של אור אינפר</w:t>
       </w:r>
       <w:r>
         <w:rPr>
@@ -1699,18 +1777,7 @@
           <w:szCs w:val="24"/>
           <w:rtl/>
         </w:rPr>
-        <w:t>בצד המזגן</w:t>
-      </w:r>
-      <w:r>
-        <w:rPr>
-          <w:rFonts w:asciiTheme="minorBidi" w:hAnsiTheme="minorBidi"/>
-          <w:b/>
-          <w:bCs/>
-          <w:sz w:val="24"/>
-          <w:szCs w:val="24"/>
-          <w:rtl/>
-        </w:rPr>
-        <w:t>-</w:t>
+        <w:t>בצד המזגן-</w:t>
       </w:r>
     </w:p>
     <w:p>
@@ -2260,8 +2327,19 @@
           <w:szCs w:val="24"/>
           <w:rtl/>
         </w:rPr>
-        <w:t>. קידוד הקסדצימלי</w:t>
-      </w:r>
+        <w:t xml:space="preserve">. קידוד </w:t>
+      </w:r>
+      <w:proofErr w:type="spellStart"/>
+      <w:r>
+        <w:rPr>
+          <w:rFonts w:asciiTheme="minorBidi" w:hAnsiTheme="minorBidi" w:cs="Arial"/>
+          <w:sz w:val="24"/>
+          <w:szCs w:val="24"/>
+          <w:rtl/>
+        </w:rPr>
+        <w:t>הקסדצימלי</w:t>
+      </w:r>
+      <w:proofErr w:type="spellEnd"/>
     </w:p>
     <w:p>
       <w:pPr>
@@ -2281,7 +2359,27 @@
           <w:szCs w:val="24"/>
           <w:rtl/>
         </w:rPr>
-        <w:t>במקום לשלוח קוד בינארי ארוך, ניתן לשלוח את אותו מידע בפורמט הקסדצימלי, שהוא כתיבה מקוצרת של הקוד.</w:t>
+        <w:t xml:space="preserve">במקום לשלוח קוד בינארי ארוך, ניתן לשלוח את אותו מידע בפורמט </w:t>
+      </w:r>
+      <w:proofErr w:type="spellStart"/>
+      <w:r>
+        <w:rPr>
+          <w:rFonts w:asciiTheme="minorBidi" w:hAnsiTheme="minorBidi" w:cs="Arial"/>
+          <w:sz w:val="24"/>
+          <w:szCs w:val="24"/>
+          <w:rtl/>
+        </w:rPr>
+        <w:t>הקסדצימלי</w:t>
+      </w:r>
+      <w:proofErr w:type="spellEnd"/>
+      <w:r>
+        <w:rPr>
+          <w:rFonts w:asciiTheme="minorBidi" w:hAnsiTheme="minorBidi" w:cs="Arial"/>
+          <w:sz w:val="24"/>
+          <w:szCs w:val="24"/>
+          <w:rtl/>
+        </w:rPr>
+        <w:t>, שהוא כתיבה מקוצרת של הקוד.</w:t>
       </w:r>
     </w:p>
     <w:p>
@@ -2397,7 +2495,7 @@
         <w:pStyle w:val="a9"/>
         <w:ind w:left="1440"/>
         <w:rPr>
-          <w:rFonts w:asciiTheme="minorBidi" w:hAnsiTheme="minorBidi" w:hint="cs"/>
+          <w:rFonts w:asciiTheme="minorBidi" w:hAnsiTheme="minorBidi"/>
           <w:sz w:val="24"/>
           <w:szCs w:val="24"/>
           <w:rtl/>
@@ -2427,3030 +2525,7 @@
     </w:p>
     <w:p>
       <w:pPr>
-        <w:pStyle w:val="a9"/>
-        <w:ind w:left="1440"/>
-        <w:jc w:val="both"/>
-        <w:rPr>
-          <w:rFonts w:asciiTheme="minorBidi" w:hAnsiTheme="minorBidi"/>
-          <w:sz w:val="24"/>
-          <w:szCs w:val="24"/>
-        </w:rPr>
-      </w:pPr>
-    </w:p>
-    <w:p>
-      <w:pPr>
-        <w:pStyle w:val="a9"/>
-        <w:ind w:left="1440"/>
-        <w:jc w:val="both"/>
-        <w:rPr>
-          <w:rFonts w:asciiTheme="minorBidi" w:hAnsiTheme="minorBidi"/>
-          <w:sz w:val="24"/>
-          <w:szCs w:val="24"/>
-          <w:rtl/>
-        </w:rPr>
-      </w:pPr>
-    </w:p>
-    <w:p>
-      <w:pPr>
-        <w:ind w:left="1080"/>
-        <w:jc w:val="both"/>
-        <w:rPr>
-          <w:rFonts w:asciiTheme="minorBidi" w:hAnsiTheme="minorBidi"/>
-          <w:b/>
-          <w:bCs/>
-          <w:sz w:val="24"/>
-          <w:szCs w:val="24"/>
-          <w:rtl/>
-        </w:rPr>
-      </w:pPr>
-    </w:p>
-    <w:p>
-      <w:pPr>
-        <w:ind w:left="1080"/>
-        <w:jc w:val="both"/>
-        <w:rPr>
-          <w:rFonts w:asciiTheme="minorBidi" w:hAnsiTheme="minorBidi"/>
-          <w:sz w:val="24"/>
-          <w:szCs w:val="24"/>
-          <w:rtl/>
-        </w:rPr>
-      </w:pPr>
-    </w:p>
-    <w:p>
-      <w:pPr>
         <w:bidi w:val="0"/>
-        <w:rPr>
-          <w:rFonts w:asciiTheme="minorBidi" w:hAnsiTheme="minorBidi"/>
-          <w:sz w:val="24"/>
-          <w:szCs w:val="24"/>
-          <w:rtl/>
-        </w:rPr>
-      </w:pPr>
-      <w:r>
-        <w:rPr>
-          <w:rFonts w:asciiTheme="minorBidi" w:hAnsiTheme="minorBidi"/>
-          <w:sz w:val="24"/>
-          <w:szCs w:val="24"/>
-          <w:rtl/>
-        </w:rPr>
-        <w:br w:type="page"/>
-      </w:r>
-    </w:p>
-    <w:p>
-      <w:pPr>
-        <w:pStyle w:val="a9"/>
-        <w:rPr>
-          <w:rFonts w:asciiTheme="minorBidi" w:hAnsiTheme="minorBidi"/>
-          <w:sz w:val="24"/>
-          <w:szCs w:val="24"/>
-          <w:rtl/>
-        </w:rPr>
-      </w:pPr>
-      <w:r>
-        <w:rPr>
-          <w:rFonts w:asciiTheme="minorBidi" w:hAnsiTheme="minorBidi" w:cs="Arial"/>
-          <w:sz w:val="24"/>
-          <w:szCs w:val="24"/>
-          <w:rtl/>
-        </w:rPr>
-        <w:lastRenderedPageBreak/>
-        <w:t>א. מהו אופן השידור בין השלט למקלט?</w:t>
-      </w:r>
-    </w:p>
-    <w:p>
-      <w:pPr>
-        <w:pStyle w:val="a9"/>
-        <w:rPr>
-          <w:rFonts w:asciiTheme="minorBidi" w:hAnsiTheme="minorBidi"/>
-          <w:sz w:val="24"/>
-          <w:szCs w:val="24"/>
-          <w:rtl/>
-        </w:rPr>
-      </w:pPr>
-    </w:p>
-    <w:p>
-      <w:pPr>
-        <w:pStyle w:val="a9"/>
-        <w:rPr>
-          <w:rFonts w:asciiTheme="minorBidi" w:hAnsiTheme="minorBidi"/>
-          <w:sz w:val="24"/>
-          <w:szCs w:val="24"/>
-          <w:rtl/>
-        </w:rPr>
-      </w:pPr>
-      <w:r>
-        <w:rPr>
-          <w:rFonts w:asciiTheme="minorBidi" w:hAnsiTheme="minorBidi" w:cs="Arial"/>
-          <w:sz w:val="24"/>
-          <w:szCs w:val="24"/>
-          <w:rtl/>
-        </w:rPr>
-        <w:t>אופן השידור העיקרי במזגנים הוא באמצעות תקשורת אינפרא-אדום (</w:t>
-      </w:r>
-      <w:r>
-        <w:rPr>
-          <w:rFonts w:asciiTheme="minorBidi" w:hAnsiTheme="minorBidi"/>
-          <w:sz w:val="24"/>
-          <w:szCs w:val="24"/>
-        </w:rPr>
-        <w:t>IR</w:t>
-      </w:r>
-      <w:r>
-        <w:rPr>
-          <w:rFonts w:asciiTheme="minorBidi" w:hAnsiTheme="minorBidi" w:cs="Arial"/>
-          <w:sz w:val="24"/>
-          <w:szCs w:val="24"/>
-          <w:rtl/>
-        </w:rPr>
-        <w:t>), והתהליך מתבצע כך:</w:t>
-      </w:r>
-    </w:p>
-    <w:p>
-      <w:pPr>
-        <w:pStyle w:val="a9"/>
-        <w:rPr>
-          <w:rFonts w:asciiTheme="minorBidi" w:hAnsiTheme="minorBidi"/>
-          <w:sz w:val="24"/>
-          <w:szCs w:val="24"/>
-          <w:rtl/>
-        </w:rPr>
-      </w:pPr>
-    </w:p>
-    <w:p>
-      <w:pPr>
-        <w:pStyle w:val="a9"/>
-        <w:rPr>
-          <w:rFonts w:asciiTheme="minorBidi" w:hAnsiTheme="minorBidi"/>
-          <w:sz w:val="24"/>
-          <w:szCs w:val="24"/>
-          <w:rtl/>
-        </w:rPr>
-      </w:pPr>
-      <w:r>
-        <w:rPr>
-          <w:rFonts w:asciiTheme="minorBidi" w:hAnsiTheme="minorBidi"/>
-          <w:sz w:val="24"/>
-          <w:szCs w:val="24"/>
-        </w:rPr>
-        <w:t>i</w:t>
-      </w:r>
-      <w:r>
-        <w:rPr>
-          <w:rFonts w:asciiTheme="minorBidi" w:hAnsiTheme="minorBidi" w:cs="Arial"/>
-          <w:sz w:val="24"/>
-          <w:szCs w:val="24"/>
-          <w:rtl/>
-        </w:rPr>
-        <w:t>.  המרת הלחיצה על הכפתור לאות חשמלי: כאשר לוחצים על כפתור בשלט, נוצר מגע חשמלי המאותת למיקרו-בקר בשלט .</w:t>
-      </w:r>
-    </w:p>
-    <w:p>
-      <w:pPr>
-        <w:pStyle w:val="a9"/>
-        <w:rPr>
-          <w:rFonts w:asciiTheme="minorBidi" w:hAnsiTheme="minorBidi"/>
-          <w:sz w:val="24"/>
-          <w:szCs w:val="24"/>
-          <w:rtl/>
-        </w:rPr>
-      </w:pPr>
-      <w:r>
-        <w:rPr>
-          <w:rFonts w:asciiTheme="minorBidi" w:hAnsiTheme="minorBidi"/>
-          <w:sz w:val="24"/>
-          <w:szCs w:val="24"/>
-        </w:rPr>
-        <w:t>ii</w:t>
-      </w:r>
-      <w:r>
-        <w:rPr>
-          <w:rFonts w:asciiTheme="minorBidi" w:hAnsiTheme="minorBidi" w:cs="Arial"/>
-          <w:sz w:val="24"/>
-          <w:szCs w:val="24"/>
-          <w:rtl/>
-        </w:rPr>
-        <w:t>. האות החשמלי מעובד ומקודד למסר דיגיטלי: המיקרו-בקר בשלט מזהה את הכפתור שנלחץ ומייצר קוד בינארי ייחודי עבור הפקודה .</w:t>
-      </w:r>
-    </w:p>
-    <w:p>
-      <w:pPr>
-        <w:pStyle w:val="a9"/>
-        <w:rPr>
-          <w:rFonts w:asciiTheme="minorBidi" w:hAnsiTheme="minorBidi"/>
-          <w:sz w:val="24"/>
-          <w:szCs w:val="24"/>
-          <w:rtl/>
-        </w:rPr>
-      </w:pPr>
-      <w:r>
-        <w:rPr>
-          <w:rFonts w:asciiTheme="minorBidi" w:hAnsiTheme="minorBidi"/>
-          <w:sz w:val="24"/>
-          <w:szCs w:val="24"/>
-        </w:rPr>
-        <w:t>iii</w:t>
-      </w:r>
-      <w:r>
-        <w:rPr>
-          <w:rFonts w:asciiTheme="minorBidi" w:hAnsiTheme="minorBidi" w:cs="Arial"/>
-          <w:sz w:val="24"/>
-          <w:szCs w:val="24"/>
-          <w:rtl/>
-        </w:rPr>
-        <w:t xml:space="preserve">. השלט משדר את האות המקודד כלחץ של אור אינפרא-אדום בתדר וקידוד מסוימים: דיודת </w:t>
-      </w:r>
-      <w:r>
-        <w:rPr>
-          <w:rFonts w:asciiTheme="minorBidi" w:hAnsiTheme="minorBidi"/>
-          <w:sz w:val="24"/>
-          <w:szCs w:val="24"/>
-        </w:rPr>
-        <w:t>IR LED</w:t>
-      </w:r>
-      <w:r>
-        <w:rPr>
-          <w:rFonts w:asciiTheme="minorBidi" w:hAnsiTheme="minorBidi" w:cs="Arial"/>
-          <w:sz w:val="24"/>
-          <w:szCs w:val="24"/>
-          <w:rtl/>
-        </w:rPr>
-        <w:t xml:space="preserve"> בשלט פולטת פולסים של אור אינפרא-אדום בלתי נראה לעין . פולסים אלו מאופננים בתדר נושא ספציפי (לרוב 38 קילו-הרץ) כדי למנוע הפרעות ממקורות אור אחרים כמו אור שמש .</w:t>
-      </w:r>
-    </w:p>
-    <w:p>
-      <w:pPr>
-        <w:pStyle w:val="a9"/>
-        <w:rPr>
-          <w:rFonts w:asciiTheme="minorBidi" w:hAnsiTheme="minorBidi"/>
-          <w:sz w:val="24"/>
-          <w:szCs w:val="24"/>
-          <w:rtl/>
-        </w:rPr>
-      </w:pPr>
-      <w:r>
-        <w:rPr>
-          <w:rFonts w:asciiTheme="minorBidi" w:hAnsiTheme="minorBidi"/>
-          <w:sz w:val="24"/>
-          <w:szCs w:val="24"/>
-        </w:rPr>
-        <w:t>iv</w:t>
-      </w:r>
-      <w:r>
-        <w:rPr>
-          <w:rFonts w:asciiTheme="minorBidi" w:hAnsiTheme="minorBidi" w:cs="Arial"/>
-          <w:sz w:val="24"/>
-          <w:szCs w:val="24"/>
-          <w:rtl/>
-        </w:rPr>
-        <w:t xml:space="preserve">. חיישן </w:t>
-      </w:r>
-      <w:r>
-        <w:rPr>
-          <w:rFonts w:asciiTheme="minorBidi" w:hAnsiTheme="minorBidi"/>
-          <w:sz w:val="24"/>
-          <w:szCs w:val="24"/>
-        </w:rPr>
-        <w:t>IR</w:t>
-      </w:r>
-      <w:r>
-        <w:rPr>
-          <w:rFonts w:asciiTheme="minorBidi" w:hAnsiTheme="minorBidi" w:cs="Arial"/>
-          <w:sz w:val="24"/>
-          <w:szCs w:val="24"/>
-          <w:rtl/>
-        </w:rPr>
-        <w:t xml:space="preserve"> במארח המזגן קולט את אות האור ומעביר אותו לפיענוח: חיישן ה-</w:t>
-      </w:r>
-      <w:r>
-        <w:rPr>
-          <w:rFonts w:asciiTheme="minorBidi" w:hAnsiTheme="minorBidi"/>
-          <w:sz w:val="24"/>
-          <w:szCs w:val="24"/>
-        </w:rPr>
-        <w:t>IR</w:t>
-      </w:r>
-      <w:r>
-        <w:rPr>
-          <w:rFonts w:asciiTheme="minorBidi" w:hAnsiTheme="minorBidi" w:cs="Arial"/>
-          <w:sz w:val="24"/>
-          <w:szCs w:val="24"/>
-          <w:rtl/>
-        </w:rPr>
-        <w:t xml:space="preserve"> במזגן (לרוב פוטו-דיודה) קולט את פולסי האור המאופננים . הוא מסנן רעשים ומסיר את תדר הנושא .</w:t>
-      </w:r>
-    </w:p>
-    <w:p>
-      <w:pPr>
-        <w:pStyle w:val="a9"/>
-        <w:rPr>
-          <w:rFonts w:asciiTheme="minorBidi" w:hAnsiTheme="minorBidi"/>
-          <w:sz w:val="24"/>
-          <w:szCs w:val="24"/>
-          <w:rtl/>
-        </w:rPr>
-      </w:pPr>
-      <w:r>
-        <w:rPr>
-          <w:rFonts w:asciiTheme="minorBidi" w:hAnsiTheme="minorBidi"/>
-          <w:sz w:val="24"/>
-          <w:szCs w:val="24"/>
-        </w:rPr>
-        <w:t>v</w:t>
-      </w:r>
-      <w:r>
-        <w:rPr>
-          <w:rFonts w:asciiTheme="minorBidi" w:hAnsiTheme="minorBidi" w:cs="Arial"/>
-          <w:sz w:val="24"/>
-          <w:szCs w:val="24"/>
-          <w:rtl/>
-        </w:rPr>
-        <w:t>.  שבב הבקרה במזגן מפענח את הקוד ומזהה את הפקודה: האות המדומדל עובר למיקרו-בקר של המזגן, המפענח את הקוד הבינארי שהתקבל ומשווה אותו לרשימת פקודות מוגדרות מראש .</w:t>
-      </w:r>
-    </w:p>
-    <w:p>
-      <w:pPr>
-        <w:pStyle w:val="a9"/>
-        <w:rPr>
-          <w:rFonts w:asciiTheme="minorBidi" w:hAnsiTheme="minorBidi"/>
-          <w:sz w:val="24"/>
-          <w:szCs w:val="24"/>
-          <w:rtl/>
-        </w:rPr>
-      </w:pPr>
-      <w:r>
-        <w:rPr>
-          <w:rFonts w:asciiTheme="minorBidi" w:hAnsiTheme="minorBidi"/>
-          <w:sz w:val="24"/>
-          <w:szCs w:val="24"/>
-        </w:rPr>
-        <w:t>vi</w:t>
-      </w:r>
-      <w:r>
-        <w:rPr>
-          <w:rFonts w:asciiTheme="minorBidi" w:hAnsiTheme="minorBidi" w:cs="Arial"/>
-          <w:sz w:val="24"/>
-          <w:szCs w:val="24"/>
-          <w:rtl/>
-        </w:rPr>
-        <w:t>. הבקר שולח הוראות לחלקים השונים של המזגן (מנוע, מאוורר, מדחס) כדי לבצע את הפקודה בפועל: לאחר זיהוי הפקודה, המיקרו-בקר שולח אותות חשמליים לרכיבים המתאימים במזגן כדי לבצע את הפעולה .</w:t>
-      </w:r>
-    </w:p>
-    <w:p>
-      <w:pPr>
-        <w:pStyle w:val="a9"/>
-        <w:rPr>
-          <w:rFonts w:asciiTheme="minorBidi" w:hAnsiTheme="minorBidi"/>
-          <w:sz w:val="24"/>
-          <w:szCs w:val="24"/>
-          <w:rtl/>
-        </w:rPr>
-      </w:pPr>
-    </w:p>
-    <w:p>
-      <w:pPr>
-        <w:pStyle w:val="a9"/>
-        <w:rPr>
-          <w:rFonts w:asciiTheme="minorBidi" w:hAnsiTheme="minorBidi"/>
-          <w:sz w:val="24"/>
-          <w:szCs w:val="24"/>
-          <w:rtl/>
-        </w:rPr>
-      </w:pPr>
-      <w:r>
-        <w:rPr>
-          <w:rFonts w:asciiTheme="minorBidi" w:hAnsiTheme="minorBidi" w:cs="Arial"/>
-          <w:sz w:val="24"/>
-          <w:szCs w:val="24"/>
-          <w:rtl/>
-        </w:rPr>
-        <w:t>חשוב לציין כי קיימות גם טכנולוגיות שידור נוספות לשלטים רחוקים באופן כללי, כגון גלי רדיו (</w:t>
-      </w:r>
-      <w:r>
-        <w:rPr>
-          <w:rFonts w:asciiTheme="minorBidi" w:hAnsiTheme="minorBidi"/>
-          <w:sz w:val="24"/>
-          <w:szCs w:val="24"/>
-        </w:rPr>
-        <w:t>RF</w:t>
-      </w:r>
-      <w:r>
-        <w:rPr>
-          <w:rFonts w:asciiTheme="minorBidi" w:hAnsiTheme="minorBidi" w:cs="Arial"/>
-          <w:sz w:val="24"/>
-          <w:szCs w:val="24"/>
-          <w:rtl/>
-        </w:rPr>
-        <w:t xml:space="preserve">) ובלוטות', המאפשרות טווח גדול יותר וחדירה דרך מכשולים, אך </w:t>
-      </w:r>
-      <w:r>
-        <w:rPr>
-          <w:rFonts w:asciiTheme="minorBidi" w:hAnsiTheme="minorBidi"/>
-          <w:sz w:val="24"/>
-          <w:szCs w:val="24"/>
-        </w:rPr>
-        <w:t>IR</w:t>
-      </w:r>
-      <w:r>
-        <w:rPr>
-          <w:rFonts w:asciiTheme="minorBidi" w:hAnsiTheme="minorBidi" w:cs="Arial"/>
-          <w:sz w:val="24"/>
-          <w:szCs w:val="24"/>
-          <w:rtl/>
-        </w:rPr>
-        <w:t xml:space="preserve"> היא הנפוצה ביותר במכשירי בידור ביתיים כמו מזגנים .</w:t>
-      </w:r>
-    </w:p>
-    <w:p>
-      <w:pPr>
-        <w:pStyle w:val="a9"/>
-        <w:rPr>
-          <w:rFonts w:asciiTheme="minorBidi" w:hAnsiTheme="minorBidi"/>
-          <w:sz w:val="24"/>
-          <w:szCs w:val="24"/>
-          <w:rtl/>
-        </w:rPr>
-      </w:pPr>
-    </w:p>
-    <w:p>
-      <w:pPr>
-        <w:pStyle w:val="a9"/>
-        <w:rPr>
-          <w:rFonts w:asciiTheme="minorBidi" w:hAnsiTheme="minorBidi"/>
-          <w:sz w:val="24"/>
-          <w:szCs w:val="24"/>
-          <w:rtl/>
-        </w:rPr>
-      </w:pPr>
-      <w:r>
-        <w:rPr>
-          <w:rFonts w:asciiTheme="minorBidi" w:hAnsiTheme="minorBidi" w:cs="Arial"/>
-          <w:sz w:val="24"/>
-          <w:szCs w:val="24"/>
-          <w:rtl/>
-        </w:rPr>
-        <w:t>ב. אילו רכיבים צריכים להיות בצד השלט ואילו בצד המקלט?</w:t>
-      </w:r>
-    </w:p>
-    <w:p>
-      <w:pPr>
-        <w:pStyle w:val="a9"/>
-        <w:rPr>
-          <w:rFonts w:asciiTheme="minorBidi" w:hAnsiTheme="minorBidi"/>
-          <w:sz w:val="24"/>
-          <w:szCs w:val="24"/>
-          <w:rtl/>
-        </w:rPr>
-      </w:pPr>
-    </w:p>
-    <w:p>
-      <w:pPr>
-        <w:pStyle w:val="a9"/>
-        <w:rPr>
-          <w:rFonts w:asciiTheme="minorBidi" w:hAnsiTheme="minorBidi"/>
-          <w:sz w:val="24"/>
-          <w:szCs w:val="24"/>
-          <w:rtl/>
-        </w:rPr>
-      </w:pPr>
-      <w:r>
-        <w:rPr>
-          <w:rFonts w:asciiTheme="minorBidi" w:hAnsiTheme="minorBidi" w:cs="Arial"/>
-          <w:sz w:val="24"/>
-          <w:szCs w:val="24"/>
-          <w:rtl/>
-        </w:rPr>
-        <w:t>בצד השלט (המשדר):</w:t>
-      </w:r>
-    </w:p>
-    <w:p>
-      <w:pPr>
-        <w:pStyle w:val="a9"/>
-        <w:rPr>
-          <w:rFonts w:asciiTheme="minorBidi" w:hAnsiTheme="minorBidi"/>
-          <w:sz w:val="24"/>
-          <w:szCs w:val="24"/>
-          <w:rtl/>
-        </w:rPr>
-      </w:pPr>
-    </w:p>
-    <w:p>
-      <w:pPr>
-        <w:pStyle w:val="a9"/>
-        <w:rPr>
-          <w:rFonts w:asciiTheme="minorBidi" w:hAnsiTheme="minorBidi"/>
-          <w:sz w:val="24"/>
-          <w:szCs w:val="24"/>
-          <w:rtl/>
-        </w:rPr>
-      </w:pPr>
-      <w:bookmarkStart w:id="0" w:name="_Hlk201584524"/>
-      <w:r>
-        <w:rPr>
-          <w:rFonts w:asciiTheme="minorBidi" w:hAnsiTheme="minorBidi" w:cs="Arial"/>
-          <w:sz w:val="24"/>
-          <w:szCs w:val="24"/>
-          <w:rtl/>
-        </w:rPr>
-        <w:t>כפתורים ומטריצת מקשים: ממשק המשתמש הראשי .</w:t>
-      </w:r>
-    </w:p>
-    <w:p>
-      <w:pPr>
-        <w:pStyle w:val="a9"/>
-        <w:rPr>
-          <w:rFonts w:asciiTheme="minorBidi" w:hAnsiTheme="minorBidi"/>
-          <w:sz w:val="24"/>
-          <w:szCs w:val="24"/>
-          <w:rtl/>
-        </w:rPr>
-      </w:pPr>
-      <w:r>
-        <w:rPr>
-          <w:rFonts w:asciiTheme="minorBidi" w:hAnsiTheme="minorBidi" w:cs="Arial"/>
-          <w:sz w:val="24"/>
-          <w:szCs w:val="24"/>
-          <w:rtl/>
-        </w:rPr>
-        <w:t>מיקרו-בקר (</w:t>
-      </w:r>
-      <w:r>
-        <w:rPr>
-          <w:rFonts w:asciiTheme="minorBidi" w:hAnsiTheme="minorBidi"/>
-          <w:sz w:val="24"/>
-          <w:szCs w:val="24"/>
-        </w:rPr>
-        <w:t>Microcontroller</w:t>
-      </w:r>
-      <w:r>
-        <w:rPr>
-          <w:rFonts w:asciiTheme="minorBidi" w:hAnsiTheme="minorBidi" w:cs="Arial"/>
-          <w:sz w:val="24"/>
-          <w:szCs w:val="24"/>
-          <w:rtl/>
-        </w:rPr>
-        <w:t>): "המוח" של השלט, מזהה לחיצות ומייצר קודים .</w:t>
-      </w:r>
-    </w:p>
-    <w:p>
-      <w:pPr>
-        <w:pStyle w:val="a9"/>
-        <w:rPr>
-          <w:rFonts w:asciiTheme="minorBidi" w:hAnsiTheme="minorBidi"/>
-          <w:sz w:val="24"/>
-          <w:szCs w:val="24"/>
-          <w:rtl/>
-        </w:rPr>
-      </w:pPr>
-      <w:r>
-        <w:rPr>
-          <w:rFonts w:asciiTheme="minorBidi" w:hAnsiTheme="minorBidi" w:cs="Arial"/>
-          <w:sz w:val="24"/>
-          <w:szCs w:val="24"/>
-          <w:rtl/>
-        </w:rPr>
-        <w:t>משדר אינפרא-אדום (</w:t>
-      </w:r>
-      <w:r>
-        <w:rPr>
-          <w:rFonts w:asciiTheme="minorBidi" w:hAnsiTheme="minorBidi"/>
-          <w:sz w:val="24"/>
-          <w:szCs w:val="24"/>
-        </w:rPr>
-        <w:t>IR LED</w:t>
-      </w:r>
-      <w:r>
-        <w:rPr>
-          <w:rFonts w:asciiTheme="minorBidi" w:hAnsiTheme="minorBidi" w:cs="Arial"/>
-          <w:sz w:val="24"/>
-          <w:szCs w:val="24"/>
-          <w:rtl/>
-        </w:rPr>
-        <w:t>): דיודה פולטת אור אינפרא-אדום המשדרת את האות .</w:t>
-      </w:r>
-    </w:p>
-    <w:p>
-      <w:pPr>
-        <w:pStyle w:val="a9"/>
-        <w:rPr>
-          <w:rFonts w:asciiTheme="minorBidi" w:hAnsiTheme="minorBidi"/>
-          <w:sz w:val="24"/>
-          <w:szCs w:val="24"/>
-          <w:rtl/>
-        </w:rPr>
-      </w:pPr>
-      <w:r>
-        <w:rPr>
-          <w:rFonts w:asciiTheme="minorBidi" w:hAnsiTheme="minorBidi" w:cs="Arial"/>
-          <w:sz w:val="24"/>
-          <w:szCs w:val="24"/>
-          <w:rtl/>
-        </w:rPr>
-        <w:t>סוללה: מקור הכוח של השלט .</w:t>
-      </w:r>
-    </w:p>
-    <w:p>
-      <w:pPr>
-        <w:pStyle w:val="a9"/>
-        <w:rPr>
-          <w:rFonts w:asciiTheme="minorBidi" w:hAnsiTheme="minorBidi"/>
-          <w:sz w:val="24"/>
-          <w:szCs w:val="24"/>
-          <w:rtl/>
-        </w:rPr>
-      </w:pPr>
-      <w:r>
-        <w:rPr>
-          <w:rFonts w:asciiTheme="minorBidi" w:hAnsiTheme="minorBidi" w:cs="Arial"/>
-          <w:sz w:val="24"/>
-          <w:szCs w:val="24"/>
-          <w:rtl/>
-        </w:rPr>
-        <w:t>בצד המזגן (המקלט):</w:t>
-      </w:r>
-    </w:p>
-    <w:p>
-      <w:pPr>
-        <w:pStyle w:val="a9"/>
-        <w:rPr>
-          <w:rFonts w:asciiTheme="minorBidi" w:hAnsiTheme="minorBidi"/>
-          <w:sz w:val="24"/>
-          <w:szCs w:val="24"/>
-          <w:rtl/>
-        </w:rPr>
-      </w:pPr>
-    </w:p>
-    <w:p>
-      <w:pPr>
-        <w:pStyle w:val="a9"/>
-        <w:rPr>
-          <w:rFonts w:asciiTheme="minorBidi" w:hAnsiTheme="minorBidi"/>
-          <w:sz w:val="24"/>
-          <w:szCs w:val="24"/>
-          <w:rtl/>
-        </w:rPr>
-      </w:pPr>
-      <w:r>
-        <w:rPr>
-          <w:rFonts w:asciiTheme="minorBidi" w:hAnsiTheme="minorBidi" w:cs="Arial"/>
-          <w:sz w:val="24"/>
-          <w:szCs w:val="24"/>
-          <w:rtl/>
-        </w:rPr>
-        <w:t>מקלט אינפרא-אדום (</w:t>
-      </w:r>
-      <w:r>
-        <w:rPr>
-          <w:rFonts w:asciiTheme="minorBidi" w:hAnsiTheme="minorBidi"/>
-          <w:sz w:val="24"/>
-          <w:szCs w:val="24"/>
-        </w:rPr>
-        <w:t>IR Receiver</w:t>
-      </w:r>
-      <w:r>
-        <w:rPr>
-          <w:rFonts w:asciiTheme="minorBidi" w:hAnsiTheme="minorBidi" w:cs="Arial"/>
-          <w:sz w:val="24"/>
-          <w:szCs w:val="24"/>
-          <w:rtl/>
-        </w:rPr>
-        <w:t>): חיישן הקולט את אותות ה-</w:t>
-      </w:r>
-      <w:r>
-        <w:rPr>
-          <w:rFonts w:asciiTheme="minorBidi" w:hAnsiTheme="minorBidi"/>
-          <w:sz w:val="24"/>
-          <w:szCs w:val="24"/>
-        </w:rPr>
-        <w:t>IR</w:t>
-      </w:r>
-      <w:r>
-        <w:rPr>
-          <w:rFonts w:asciiTheme="minorBidi" w:hAnsiTheme="minorBidi" w:cs="Arial"/>
-          <w:sz w:val="24"/>
-          <w:szCs w:val="24"/>
-          <w:rtl/>
-        </w:rPr>
-        <w:t xml:space="preserve"> מהשלט (לדוגמה, </w:t>
-      </w:r>
-      <w:r>
-        <w:rPr>
-          <w:rFonts w:asciiTheme="minorBidi" w:hAnsiTheme="minorBidi"/>
-          <w:sz w:val="24"/>
-          <w:szCs w:val="24"/>
-        </w:rPr>
-        <w:t>TSOP</w:t>
-      </w:r>
-      <w:r>
-        <w:rPr>
-          <w:rFonts w:asciiTheme="minorBidi" w:hAnsiTheme="minorBidi" w:cs="Arial"/>
-          <w:sz w:val="24"/>
-          <w:szCs w:val="24"/>
-          <w:rtl/>
-        </w:rPr>
-        <w:t>) .</w:t>
-      </w:r>
-    </w:p>
-    <w:p>
-      <w:pPr>
-        <w:pStyle w:val="a9"/>
-        <w:rPr>
-          <w:rFonts w:asciiTheme="minorBidi" w:hAnsiTheme="minorBidi"/>
-          <w:sz w:val="24"/>
-          <w:szCs w:val="24"/>
-          <w:rtl/>
-        </w:rPr>
-      </w:pPr>
-      <w:r>
-        <w:rPr>
-          <w:rFonts w:asciiTheme="minorBidi" w:hAnsiTheme="minorBidi" w:cs="Arial"/>
-          <w:sz w:val="24"/>
-          <w:szCs w:val="24"/>
-          <w:rtl/>
-        </w:rPr>
-        <w:t>בקר ראשי (</w:t>
-      </w:r>
-      <w:r>
-        <w:rPr>
-          <w:rFonts w:asciiTheme="minorBidi" w:hAnsiTheme="minorBidi"/>
-          <w:sz w:val="24"/>
-          <w:szCs w:val="24"/>
-        </w:rPr>
-        <w:t>Microprocessor/Microcontroller</w:t>
-      </w:r>
-      <w:r>
-        <w:rPr>
-          <w:rFonts w:asciiTheme="minorBidi" w:hAnsiTheme="minorBidi" w:cs="Arial"/>
-          <w:sz w:val="24"/>
-          <w:szCs w:val="24"/>
-          <w:rtl/>
-        </w:rPr>
-        <w:t>): מפענח את הקודים ומנהל את פעולות המזגן .</w:t>
-      </w:r>
-    </w:p>
-    <w:p>
-      <w:pPr>
-        <w:pStyle w:val="a9"/>
-        <w:rPr>
-          <w:rFonts w:asciiTheme="minorBidi" w:hAnsiTheme="minorBidi"/>
-          <w:sz w:val="24"/>
-          <w:szCs w:val="24"/>
-          <w:rtl/>
-        </w:rPr>
-      </w:pPr>
-      <w:r>
-        <w:rPr>
-          <w:rFonts w:asciiTheme="minorBidi" w:hAnsiTheme="minorBidi" w:cs="Arial"/>
-          <w:sz w:val="24"/>
-          <w:szCs w:val="24"/>
-          <w:rtl/>
-        </w:rPr>
-        <w:t>מפענח (</w:t>
-      </w:r>
-      <w:r>
-        <w:rPr>
-          <w:rFonts w:asciiTheme="minorBidi" w:hAnsiTheme="minorBidi"/>
-          <w:sz w:val="24"/>
-          <w:szCs w:val="24"/>
-        </w:rPr>
-        <w:t>Demodulator</w:t>
-      </w:r>
-      <w:r>
-        <w:rPr>
-          <w:rFonts w:asciiTheme="minorBidi" w:hAnsiTheme="minorBidi" w:cs="Arial"/>
-          <w:sz w:val="24"/>
-          <w:szCs w:val="24"/>
-          <w:rtl/>
-        </w:rPr>
-        <w:t>): לעיתים מובנה בבקר הראשי או בחיישן ה-</w:t>
-      </w:r>
-      <w:r>
-        <w:rPr>
-          <w:rFonts w:asciiTheme="minorBidi" w:hAnsiTheme="minorBidi"/>
-          <w:sz w:val="24"/>
-          <w:szCs w:val="24"/>
-        </w:rPr>
-        <w:t>IR</w:t>
-      </w:r>
-      <w:r>
-        <w:rPr>
-          <w:rFonts w:asciiTheme="minorBidi" w:hAnsiTheme="minorBidi" w:cs="Arial"/>
-          <w:sz w:val="24"/>
-          <w:szCs w:val="24"/>
-          <w:rtl/>
-        </w:rPr>
-        <w:t>, תפקידו להסיר את תדר הנושא ולהשאיר את נתוני הפקודה .</w:t>
-      </w:r>
-    </w:p>
-    <w:p>
-      <w:pPr>
-        <w:pStyle w:val="a9"/>
-        <w:rPr>
-          <w:rFonts w:asciiTheme="minorBidi" w:hAnsiTheme="minorBidi"/>
-          <w:sz w:val="24"/>
-          <w:szCs w:val="24"/>
-          <w:rtl/>
-        </w:rPr>
-      </w:pPr>
-      <w:r>
-        <w:rPr>
-          <w:rFonts w:asciiTheme="minorBidi" w:hAnsiTheme="minorBidi" w:cs="Arial"/>
-          <w:sz w:val="24"/>
-          <w:szCs w:val="24"/>
-          <w:rtl/>
-        </w:rPr>
-        <w:t>ממשקי שליטה פנימיים: רכיבים המאפשרים לבקר הראשי לשלוט בפועל על חלקי המזגן השונים (כמו מנוע, מאוורר, מדחס) .</w:t>
-      </w:r>
-    </w:p>
-    <w:bookmarkEnd w:id="0"/>
-    <w:p>
-      <w:pPr>
-        <w:pStyle w:val="a9"/>
-        <w:rPr>
-          <w:rFonts w:asciiTheme="minorBidi" w:hAnsiTheme="minorBidi"/>
-          <w:sz w:val="24"/>
-          <w:szCs w:val="24"/>
-          <w:rtl/>
-        </w:rPr>
-      </w:pPr>
-      <w:r>
-        <w:rPr>
-          <w:rFonts w:asciiTheme="minorBidi" w:hAnsiTheme="minorBidi" w:cs="Arial"/>
-          <w:sz w:val="24"/>
-          <w:szCs w:val="24"/>
-          <w:rtl/>
-        </w:rPr>
-        <w:lastRenderedPageBreak/>
-        <w:t>ג. איך המקלט 'יודע' על איזו לחיצה לוחצים בשלט?</w:t>
-      </w:r>
-    </w:p>
-    <w:p>
-      <w:pPr>
-        <w:pStyle w:val="a9"/>
-        <w:rPr>
-          <w:rFonts w:asciiTheme="minorBidi" w:hAnsiTheme="minorBidi"/>
-          <w:sz w:val="24"/>
-          <w:szCs w:val="24"/>
-          <w:rtl/>
-        </w:rPr>
-      </w:pPr>
-    </w:p>
-    <w:p>
-      <w:pPr>
-        <w:pStyle w:val="a9"/>
-        <w:rPr>
-          <w:rFonts w:asciiTheme="minorBidi" w:hAnsiTheme="minorBidi"/>
-          <w:sz w:val="24"/>
-          <w:szCs w:val="24"/>
-          <w:rtl/>
-        </w:rPr>
-      </w:pPr>
-      <w:r>
-        <w:rPr>
-          <w:rFonts w:asciiTheme="minorBidi" w:hAnsiTheme="minorBidi" w:cs="Arial"/>
-          <w:sz w:val="24"/>
-          <w:szCs w:val="24"/>
-          <w:rtl/>
-        </w:rPr>
-        <w:t>כאשר לוחצים על כפתור בשלט המזגן, השלט מקודד את הפקודה לקוד ייחודי (סדרת ביטים) ושולח אותו באות אינפרא-אדום למזגן. המזגן מקבל את האות, מפענח את הקוד ומבין איזו פקודה התקבלה. זה מתאפשר באמצעות:</w:t>
-      </w:r>
-    </w:p>
-    <w:p>
-      <w:pPr>
-        <w:pStyle w:val="a9"/>
-        <w:rPr>
-          <w:rFonts w:asciiTheme="minorBidi" w:hAnsiTheme="minorBidi"/>
-          <w:sz w:val="24"/>
-          <w:szCs w:val="24"/>
-          <w:rtl/>
-        </w:rPr>
-      </w:pPr>
-    </w:p>
-    <w:p>
-      <w:pPr>
-        <w:pStyle w:val="a9"/>
-        <w:rPr>
-          <w:rFonts w:asciiTheme="minorBidi" w:hAnsiTheme="minorBidi"/>
-          <w:sz w:val="24"/>
-          <w:szCs w:val="24"/>
-          <w:rtl/>
-        </w:rPr>
-      </w:pPr>
-      <w:r>
-        <w:rPr>
-          <w:rFonts w:asciiTheme="minorBidi" w:hAnsiTheme="minorBidi" w:cs="Arial"/>
-          <w:sz w:val="24"/>
-          <w:szCs w:val="24"/>
-          <w:rtl/>
-        </w:rPr>
-        <w:t>קוד ייחודי לכל כפתור: לכל כפתור בשלט מוקצה קוד בינארי קבוע וייחודי . לדוגמה, כפתור "הדלק" יכול להיות מיוצג כ-0001, ו"העלה טמפרטורה" כ-0011. קודים אלו יכולים להיות מיוצגים גם במספרים הקסדצימליים (לדוגמה, 0</w:t>
-      </w:r>
-      <w:r>
-        <w:rPr>
-          <w:rFonts w:asciiTheme="minorBidi" w:hAnsiTheme="minorBidi"/>
-          <w:sz w:val="24"/>
-          <w:szCs w:val="24"/>
-        </w:rPr>
-        <w:t>x00FEA857</w:t>
-      </w:r>
-      <w:r>
-        <w:rPr>
-          <w:rFonts w:asciiTheme="minorBidi" w:hAnsiTheme="minorBidi" w:cs="Arial"/>
-          <w:sz w:val="24"/>
-          <w:szCs w:val="24"/>
-          <w:rtl/>
-        </w:rPr>
-        <w:t xml:space="preserve"> עבור הפעלה/כיבוי בפרוטוקול </w:t>
-      </w:r>
-      <w:r>
-        <w:rPr>
-          <w:rFonts w:asciiTheme="minorBidi" w:hAnsiTheme="minorBidi"/>
-          <w:sz w:val="24"/>
-          <w:szCs w:val="24"/>
-        </w:rPr>
-        <w:t>NEC</w:t>
-      </w:r>
-      <w:r>
-        <w:rPr>
-          <w:rFonts w:asciiTheme="minorBidi" w:hAnsiTheme="minorBidi" w:cs="Arial"/>
-          <w:sz w:val="24"/>
-          <w:szCs w:val="24"/>
-          <w:rtl/>
-        </w:rPr>
-        <w:t xml:space="preserve">).   </w:t>
-      </w:r>
-    </w:p>
-    <w:p>
-      <w:pPr>
-        <w:pStyle w:val="a9"/>
-        <w:rPr>
-          <w:rFonts w:asciiTheme="minorBidi" w:hAnsiTheme="minorBidi"/>
-          <w:sz w:val="24"/>
-          <w:szCs w:val="24"/>
-          <w:rtl/>
-        </w:rPr>
-      </w:pPr>
-    </w:p>
-    <w:p>
-      <w:pPr>
-        <w:pStyle w:val="a9"/>
-        <w:rPr>
-          <w:rFonts w:asciiTheme="minorBidi" w:hAnsiTheme="minorBidi"/>
-          <w:sz w:val="24"/>
-          <w:szCs w:val="24"/>
-          <w:rtl/>
-        </w:rPr>
-      </w:pPr>
-      <w:r>
-        <w:rPr>
-          <w:rFonts w:asciiTheme="minorBidi" w:hAnsiTheme="minorBidi" w:cs="Arial"/>
-          <w:sz w:val="24"/>
-          <w:szCs w:val="24"/>
-          <w:rtl/>
-        </w:rPr>
-        <w:t>אפשרויות שונות לייצוג ביטים בשידור:</w:t>
-      </w:r>
-    </w:p>
-    <w:p>
-      <w:pPr>
-        <w:pStyle w:val="a9"/>
-        <w:rPr>
-          <w:rFonts w:asciiTheme="minorBidi" w:hAnsiTheme="minorBidi"/>
-          <w:sz w:val="24"/>
-          <w:szCs w:val="24"/>
-          <w:rtl/>
-        </w:rPr>
-      </w:pPr>
-    </w:p>
-    <w:p>
-      <w:pPr>
-        <w:pStyle w:val="a9"/>
-        <w:rPr>
-          <w:rFonts w:asciiTheme="minorBidi" w:hAnsiTheme="minorBidi"/>
-          <w:sz w:val="24"/>
-          <w:szCs w:val="24"/>
-          <w:rtl/>
-        </w:rPr>
-      </w:pPr>
-      <w:r>
-        <w:rPr>
-          <w:rFonts w:asciiTheme="minorBidi" w:hAnsiTheme="minorBidi" w:cs="Arial"/>
-          <w:sz w:val="24"/>
-          <w:szCs w:val="24"/>
-          <w:rtl/>
-        </w:rPr>
-        <w:t>אפנון רוחב פולס (</w:t>
-      </w:r>
-      <w:r>
-        <w:rPr>
-          <w:rFonts w:asciiTheme="minorBidi" w:hAnsiTheme="minorBidi"/>
-          <w:sz w:val="24"/>
-          <w:szCs w:val="24"/>
-        </w:rPr>
-        <w:t>PWM - Pulse Width Modulation</w:t>
-      </w:r>
-      <w:r>
-        <w:rPr>
-          <w:rFonts w:asciiTheme="minorBidi" w:hAnsiTheme="minorBidi" w:cs="Arial"/>
-          <w:sz w:val="24"/>
-          <w:szCs w:val="24"/>
-          <w:rtl/>
-        </w:rPr>
-        <w:t>): הנתונים מקודדים על ידי שינוי רוחב הפולס. לדוגמה, פולס ארוך מייצג '1' לוגי, ופולס קצר מייצג '0' לוגי . זהו המנגנון שבו "זמן הלחיצה על הכפתור הוא יהיה הזמן של הקידוד, למשל לחיצה ארוכה תהיה אחד ולחיצה קצרה 0".</w:t>
-      </w:r>
-    </w:p>
-    <w:p>
-      <w:pPr>
-        <w:pStyle w:val="a9"/>
-        <w:rPr>
-          <w:rFonts w:asciiTheme="minorBidi" w:hAnsiTheme="minorBidi"/>
-          <w:sz w:val="24"/>
-          <w:szCs w:val="24"/>
-          <w:rtl/>
-        </w:rPr>
-      </w:pPr>
-      <w:r>
-        <w:rPr>
-          <w:rFonts w:asciiTheme="minorBidi" w:hAnsiTheme="minorBidi" w:cs="Arial"/>
-          <w:sz w:val="24"/>
-          <w:szCs w:val="24"/>
-          <w:rtl/>
-        </w:rPr>
-        <w:t>אפנון מרחק פולס (</w:t>
-      </w:r>
-      <w:r>
-        <w:rPr>
-          <w:rFonts w:asciiTheme="minorBidi" w:hAnsiTheme="minorBidi"/>
-          <w:sz w:val="24"/>
-          <w:szCs w:val="24"/>
-        </w:rPr>
-        <w:t>PDM - Pulse Distance Modulation</w:t>
-      </w:r>
-      <w:r>
-        <w:rPr>
-          <w:rFonts w:asciiTheme="minorBidi" w:hAnsiTheme="minorBidi" w:cs="Arial"/>
-          <w:sz w:val="24"/>
-          <w:szCs w:val="24"/>
-          <w:rtl/>
-        </w:rPr>
-        <w:t xml:space="preserve">): הנתונים מקודדים על ידי שינוי משך הרווח בין פולסים בעלי רוחב קבוע.   </w:t>
-      </w:r>
-    </w:p>
-    <w:p>
-      <w:pPr>
-        <w:pStyle w:val="a9"/>
-        <w:rPr>
-          <w:rFonts w:asciiTheme="minorBidi" w:hAnsiTheme="minorBidi"/>
-          <w:sz w:val="24"/>
-          <w:szCs w:val="24"/>
-          <w:rtl/>
-        </w:rPr>
-      </w:pPr>
-      <w:r>
-        <w:rPr>
-          <w:rFonts w:asciiTheme="minorBidi" w:hAnsiTheme="minorBidi" w:cs="Arial"/>
-          <w:sz w:val="24"/>
-          <w:szCs w:val="24"/>
-          <w:rtl/>
-        </w:rPr>
-        <w:t>קידוד בי-פאזה (</w:t>
-      </w:r>
-      <w:r>
-        <w:rPr>
-          <w:rFonts w:asciiTheme="minorBidi" w:hAnsiTheme="minorBidi"/>
-          <w:sz w:val="24"/>
-          <w:szCs w:val="24"/>
-        </w:rPr>
-        <w:t>Bi-Phase</w:t>
-      </w:r>
-      <w:r>
-        <w:rPr>
-          <w:rFonts w:asciiTheme="minorBidi" w:hAnsiTheme="minorBidi" w:cs="Arial"/>
-          <w:sz w:val="24"/>
-          <w:szCs w:val="24"/>
-          <w:rtl/>
-        </w:rPr>
-        <w:t>) או מנצ'סטר (</w:t>
-      </w:r>
-      <w:r>
-        <w:rPr>
-          <w:rFonts w:asciiTheme="minorBidi" w:hAnsiTheme="minorBidi"/>
-          <w:sz w:val="24"/>
-          <w:szCs w:val="24"/>
-        </w:rPr>
-        <w:t>Manchester Encoding</w:t>
-      </w:r>
-      <w:r>
-        <w:rPr>
-          <w:rFonts w:asciiTheme="minorBidi" w:hAnsiTheme="minorBidi" w:cs="Arial"/>
-          <w:sz w:val="24"/>
-          <w:szCs w:val="24"/>
-          <w:rtl/>
-        </w:rPr>
-        <w:t xml:space="preserve">): כל ביט נתונים מחולק לשני חצאי זמן קבועים, כאשר חצי אחד הוא פולס והחצי השני הוא רווח, או להפך.   </w:t>
-      </w:r>
-    </w:p>
-    <w:p>
-      <w:pPr>
-        <w:pStyle w:val="a9"/>
-        <w:rPr>
-          <w:rFonts w:asciiTheme="minorBidi" w:hAnsiTheme="minorBidi"/>
-          <w:sz w:val="24"/>
-          <w:szCs w:val="24"/>
-          <w:rtl/>
-        </w:rPr>
-      </w:pPr>
-      <w:r>
-        <w:rPr>
-          <w:rFonts w:asciiTheme="minorBidi" w:hAnsiTheme="minorBidi" w:cs="Arial"/>
-          <w:sz w:val="24"/>
-          <w:szCs w:val="24"/>
-          <w:rtl/>
-        </w:rPr>
-        <w:t xml:space="preserve">מבנה חבילת נתונים (פרוטוקולים): האות המשודר אינו רק קוד גולמי, אלא בנוי כ"חבילת נתונים" עם מבנה מוגדר על פי פרוטוקול תקשורת ספציפי (כמו </w:t>
-      </w:r>
-      <w:r>
-        <w:rPr>
-          <w:rFonts w:asciiTheme="minorBidi" w:hAnsiTheme="minorBidi"/>
-          <w:sz w:val="24"/>
-          <w:szCs w:val="24"/>
-        </w:rPr>
-        <w:t>NEC, RC-5, Sony SIRC</w:t>
-      </w:r>
-      <w:r>
-        <w:rPr>
-          <w:rFonts w:asciiTheme="minorBidi" w:hAnsiTheme="minorBidi" w:cs="Arial"/>
-          <w:sz w:val="24"/>
-          <w:szCs w:val="24"/>
-          <w:rtl/>
-        </w:rPr>
-        <w:t xml:space="preserve">). חבילה זו כוללת:   </w:t>
-      </w:r>
-    </w:p>
-    <w:p>
-      <w:pPr>
-        <w:pStyle w:val="a9"/>
-        <w:rPr>
-          <w:rFonts w:asciiTheme="minorBidi" w:hAnsiTheme="minorBidi"/>
-          <w:sz w:val="24"/>
-          <w:szCs w:val="24"/>
-          <w:rtl/>
-        </w:rPr>
-      </w:pPr>
-    </w:p>
-    <w:p>
-      <w:pPr>
-        <w:pStyle w:val="a9"/>
-        <w:rPr>
-          <w:rFonts w:asciiTheme="minorBidi" w:hAnsiTheme="minorBidi"/>
-          <w:sz w:val="24"/>
-          <w:szCs w:val="24"/>
-          <w:rtl/>
-        </w:rPr>
-      </w:pPr>
-      <w:r>
-        <w:rPr>
-          <w:rFonts w:asciiTheme="minorBidi" w:hAnsiTheme="minorBidi" w:cs="Arial"/>
-          <w:sz w:val="24"/>
-          <w:szCs w:val="24"/>
-          <w:rtl/>
-        </w:rPr>
-        <w:t>ביט התחלה (</w:t>
-      </w:r>
-      <w:r>
-        <w:rPr>
-          <w:rFonts w:asciiTheme="minorBidi" w:hAnsiTheme="minorBidi"/>
-          <w:sz w:val="24"/>
-          <w:szCs w:val="24"/>
-        </w:rPr>
-        <w:t>Start Bit</w:t>
-      </w:r>
-      <w:r>
-        <w:rPr>
-          <w:rFonts w:asciiTheme="minorBidi" w:hAnsiTheme="minorBidi" w:cs="Arial"/>
-          <w:sz w:val="24"/>
-          <w:szCs w:val="24"/>
-          <w:rtl/>
-        </w:rPr>
-        <w:t>): פולס ארוך בתחילת השידור, המשמש לסנכרון המקלט .</w:t>
-      </w:r>
-    </w:p>
-    <w:p>
-      <w:pPr>
-        <w:pStyle w:val="a9"/>
-        <w:rPr>
-          <w:rFonts w:asciiTheme="minorBidi" w:hAnsiTheme="minorBidi"/>
-          <w:sz w:val="24"/>
-          <w:szCs w:val="24"/>
-          <w:rtl/>
-        </w:rPr>
-      </w:pPr>
-      <w:r>
-        <w:rPr>
-          <w:rFonts w:asciiTheme="minorBidi" w:hAnsiTheme="minorBidi" w:cs="Arial"/>
-          <w:sz w:val="24"/>
-          <w:szCs w:val="24"/>
-          <w:rtl/>
-        </w:rPr>
-        <w:t>כתובת מכשיר (</w:t>
-      </w:r>
-      <w:r>
-        <w:rPr>
-          <w:rFonts w:asciiTheme="minorBidi" w:hAnsiTheme="minorBidi"/>
-          <w:sz w:val="24"/>
-          <w:szCs w:val="24"/>
-        </w:rPr>
-        <w:t>Device Address</w:t>
-      </w:r>
-      <w:r>
-        <w:rPr>
-          <w:rFonts w:asciiTheme="minorBidi" w:hAnsiTheme="minorBidi" w:cs="Arial"/>
-          <w:sz w:val="24"/>
-          <w:szCs w:val="24"/>
-          <w:rtl/>
-        </w:rPr>
-        <w:t>): קוד ייחודי המזהה את סוג המכשיר המיועד (לדוגמה, מזגן), ומונע משלט של מכשיר אחד להפעיל בטעות מכשיר אחר .</w:t>
-      </w:r>
-    </w:p>
-    <w:p>
-      <w:pPr>
-        <w:pStyle w:val="a9"/>
-        <w:rPr>
-          <w:rFonts w:asciiTheme="minorBidi" w:hAnsiTheme="minorBidi"/>
-          <w:sz w:val="24"/>
-          <w:szCs w:val="24"/>
-          <w:rtl/>
-        </w:rPr>
-      </w:pPr>
-      <w:r>
-        <w:rPr>
-          <w:rFonts w:asciiTheme="minorBidi" w:hAnsiTheme="minorBidi" w:cs="Arial"/>
-          <w:sz w:val="24"/>
-          <w:szCs w:val="24"/>
-          <w:rtl/>
-        </w:rPr>
-        <w:t>קוד פקודה (</w:t>
-      </w:r>
-      <w:r>
-        <w:rPr>
-          <w:rFonts w:asciiTheme="minorBidi" w:hAnsiTheme="minorBidi"/>
-          <w:sz w:val="24"/>
-          <w:szCs w:val="24"/>
-        </w:rPr>
-        <w:t>Command Code</w:t>
-      </w:r>
-      <w:r>
-        <w:rPr>
-          <w:rFonts w:asciiTheme="minorBidi" w:hAnsiTheme="minorBidi" w:cs="Arial"/>
-          <w:sz w:val="24"/>
-          <w:szCs w:val="24"/>
-          <w:rtl/>
-        </w:rPr>
-        <w:t>): הקוד הבינארי הספציפי המייצג את הפעולה הרצויה (לדוגמה, "הגברת ווליום", "החלפת ערוץ") .</w:t>
-      </w:r>
-    </w:p>
-    <w:p>
-      <w:pPr>
-        <w:pStyle w:val="a9"/>
-        <w:rPr>
-          <w:rFonts w:asciiTheme="minorBidi" w:hAnsiTheme="minorBidi"/>
-          <w:sz w:val="24"/>
-          <w:szCs w:val="24"/>
-          <w:rtl/>
-        </w:rPr>
-      </w:pPr>
-      <w:r>
-        <w:rPr>
-          <w:rFonts w:asciiTheme="minorBidi" w:hAnsiTheme="minorBidi" w:cs="Arial"/>
-          <w:sz w:val="24"/>
-          <w:szCs w:val="24"/>
-          <w:rtl/>
-        </w:rPr>
-        <w:t>ביט בקרה / החלפה (</w:t>
-      </w:r>
-      <w:r>
-        <w:rPr>
-          <w:rFonts w:asciiTheme="minorBidi" w:hAnsiTheme="minorBidi"/>
-          <w:sz w:val="24"/>
-          <w:szCs w:val="24"/>
-        </w:rPr>
-        <w:t>Toggle Bit</w:t>
-      </w:r>
-      <w:r>
-        <w:rPr>
-          <w:rFonts w:asciiTheme="minorBidi" w:hAnsiTheme="minorBidi" w:cs="Arial"/>
-          <w:sz w:val="24"/>
-          <w:szCs w:val="24"/>
-          <w:rtl/>
-        </w:rPr>
-        <w:t xml:space="preserve">): ביט שמשנה את מצבו בכל לחיצה נפרדת על כפתור, ומאפשר למקלט להבחין בין לחיצות עוקבות לבין החזקת כפתור לחוץ.   </w:t>
-      </w:r>
-    </w:p>
-    <w:p>
-      <w:pPr>
-        <w:pStyle w:val="a9"/>
-        <w:rPr>
-          <w:rFonts w:asciiTheme="minorBidi" w:hAnsiTheme="minorBidi"/>
-          <w:sz w:val="24"/>
-          <w:szCs w:val="24"/>
-          <w:rtl/>
-        </w:rPr>
-      </w:pPr>
-      <w:r>
-        <w:rPr>
-          <w:rFonts w:asciiTheme="minorBidi" w:hAnsiTheme="minorBidi" w:cs="Arial"/>
-          <w:sz w:val="24"/>
-          <w:szCs w:val="24"/>
-          <w:rtl/>
-        </w:rPr>
-        <w:t xml:space="preserve">בדיקת שגיאות: בפרוטוקולים מסוימים (כמו </w:t>
-      </w:r>
-      <w:r>
-        <w:rPr>
-          <w:rFonts w:asciiTheme="minorBidi" w:hAnsiTheme="minorBidi"/>
-          <w:sz w:val="24"/>
-          <w:szCs w:val="24"/>
-        </w:rPr>
-        <w:t>NEC</w:t>
-      </w:r>
-      <w:r>
-        <w:rPr>
-          <w:rFonts w:asciiTheme="minorBidi" w:hAnsiTheme="minorBidi" w:cs="Arial"/>
-          <w:sz w:val="24"/>
-          <w:szCs w:val="24"/>
-          <w:rtl/>
-        </w:rPr>
-        <w:t xml:space="preserve">), נשלחים גם ההיפוכים הלוגיים של קודי הכתובת והפקודה, המשמשים לבדיקת שגיאות בשידור.   </w:t>
-      </w:r>
-    </w:p>
-    <w:p>
-      <w:pPr>
-        <w:pStyle w:val="a9"/>
-        <w:rPr>
-          <w:rFonts w:asciiTheme="minorBidi" w:hAnsiTheme="minorBidi"/>
-          <w:sz w:val="24"/>
-          <w:szCs w:val="24"/>
-          <w:rtl/>
-        </w:rPr>
-      </w:pPr>
-      <w:r>
-        <w:rPr>
-          <w:rFonts w:asciiTheme="minorBidi" w:hAnsiTheme="minorBidi" w:cs="Arial"/>
-          <w:sz w:val="24"/>
-          <w:szCs w:val="24"/>
-          <w:rtl/>
-        </w:rPr>
-        <w:t>ביט סיום (</w:t>
-      </w:r>
-      <w:r>
-        <w:rPr>
-          <w:rFonts w:asciiTheme="minorBidi" w:hAnsiTheme="minorBidi"/>
-          <w:sz w:val="24"/>
-          <w:szCs w:val="24"/>
-        </w:rPr>
-        <w:t>Stop Bit</w:t>
-      </w:r>
-      <w:r>
-        <w:rPr>
-          <w:rFonts w:asciiTheme="minorBidi" w:hAnsiTheme="minorBidi" w:cs="Arial"/>
-          <w:sz w:val="24"/>
-          <w:szCs w:val="24"/>
-          <w:rtl/>
-        </w:rPr>
-        <w:t>): מציין את סיום השידור של חבילת הנתונים .</w:t>
-      </w:r>
-    </w:p>
-    <w:p>
-      <w:pPr>
-        <w:pStyle w:val="a9"/>
-        <w:jc w:val="both"/>
-        <w:rPr>
-          <w:rFonts w:asciiTheme="minorBidi" w:hAnsiTheme="minorBidi"/>
-          <w:sz w:val="24"/>
-          <w:szCs w:val="24"/>
-          <w:rtl/>
-        </w:rPr>
-      </w:pPr>
-      <w:r>
-        <w:rPr>
-          <w:rFonts w:asciiTheme="minorBidi" w:hAnsiTheme="minorBidi" w:cs="Arial"/>
-          <w:sz w:val="24"/>
-          <w:szCs w:val="24"/>
-          <w:rtl/>
-        </w:rPr>
-        <w:t>פענוח במקלט: המיקרו-בקר במזגן מודד במדויק את משכי הפולסים והרווחים ביניהם, מפרש אותם כרצף בינארי, מאמת את כתובת המכשיר ואת ביט הבקרה, ומשווה את קוד הפקודה לטבלה פנימית כדי לבצע את הפעולה המתאימה .</w:t>
-      </w:r>
-    </w:p>
-    <w:p>
-      <w:pPr>
-        <w:pStyle w:val="a9"/>
-        <w:jc w:val="both"/>
-        <w:rPr>
-          <w:rFonts w:asciiTheme="minorBidi" w:hAnsiTheme="minorBidi"/>
-          <w:sz w:val="24"/>
-          <w:szCs w:val="24"/>
-          <w:rtl/>
-        </w:rPr>
-      </w:pPr>
-    </w:p>
-    <w:p>
-      <w:pPr>
-        <w:pStyle w:val="a9"/>
-        <w:jc w:val="both"/>
-        <w:rPr>
-          <w:rFonts w:asciiTheme="minorBidi" w:hAnsiTheme="minorBidi"/>
-          <w:sz w:val="24"/>
-          <w:szCs w:val="24"/>
-          <w:rtl/>
-        </w:rPr>
-      </w:pPr>
-    </w:p>
-    <w:p>
-      <w:pPr>
-        <w:bidi w:val="0"/>
-        <w:rPr>
-          <w:rFonts w:asciiTheme="minorBidi" w:hAnsiTheme="minorBidi"/>
-          <w:sz w:val="24"/>
-          <w:szCs w:val="24"/>
-          <w:rtl/>
-        </w:rPr>
-      </w:pPr>
-      <w:r>
-        <w:rPr>
-          <w:rFonts w:asciiTheme="minorBidi" w:hAnsiTheme="minorBidi"/>
-          <w:sz w:val="24"/>
-          <w:szCs w:val="24"/>
-          <w:rtl/>
-        </w:rPr>
-        <w:br w:type="page"/>
-      </w:r>
-    </w:p>
-    <w:p>
-      <w:pPr>
-        <w:pStyle w:val="a9"/>
-        <w:rPr>
-          <w:rFonts w:asciiTheme="minorBidi" w:hAnsiTheme="minorBidi"/>
-          <w:sz w:val="24"/>
-          <w:szCs w:val="24"/>
-          <w:rtl/>
-        </w:rPr>
-      </w:pPr>
-      <w:r>
-        <w:rPr>
-          <w:rFonts w:asciiTheme="minorBidi" w:hAnsiTheme="minorBidi" w:cs="Arial"/>
-          <w:sz w:val="24"/>
-          <w:szCs w:val="24"/>
-          <w:rtl/>
-        </w:rPr>
-        <w:lastRenderedPageBreak/>
-        <w:t>חלק ג:</w:t>
-      </w:r>
-    </w:p>
-    <w:p>
-      <w:pPr>
-        <w:pStyle w:val="a9"/>
-        <w:rPr>
-          <w:rFonts w:asciiTheme="minorBidi" w:hAnsiTheme="minorBidi"/>
-          <w:sz w:val="24"/>
-          <w:szCs w:val="24"/>
-          <w:rtl/>
-        </w:rPr>
-      </w:pPr>
-    </w:p>
-    <w:p>
-      <w:pPr>
-        <w:pStyle w:val="a9"/>
-        <w:rPr>
-          <w:rFonts w:asciiTheme="minorBidi" w:hAnsiTheme="minorBidi"/>
-          <w:sz w:val="24"/>
-          <w:szCs w:val="24"/>
-          <w:rtl/>
-        </w:rPr>
-      </w:pPr>
-    </w:p>
-    <w:p>
-      <w:pPr>
-        <w:pStyle w:val="a9"/>
-        <w:rPr>
-          <w:rFonts w:asciiTheme="minorBidi" w:hAnsiTheme="minorBidi"/>
-          <w:sz w:val="24"/>
-          <w:szCs w:val="24"/>
-          <w:rtl/>
-        </w:rPr>
-      </w:pPr>
-      <w:r>
-        <w:rPr>
-          <w:rFonts w:asciiTheme="minorBidi" w:hAnsiTheme="minorBidi" w:cs="Arial"/>
-          <w:sz w:val="24"/>
-          <w:szCs w:val="24"/>
-          <w:rtl/>
-        </w:rPr>
-        <w:t xml:space="preserve">1.    </w:t>
-      </w:r>
-    </w:p>
-    <w:p>
-      <w:pPr>
-        <w:pStyle w:val="a9"/>
-        <w:rPr>
-          <w:rFonts w:asciiTheme="minorBidi" w:hAnsiTheme="minorBidi"/>
-          <w:sz w:val="24"/>
-          <w:szCs w:val="24"/>
-          <w:rtl/>
-        </w:rPr>
-      </w:pPr>
-      <w:r>
-        <w:rPr>
-          <w:rFonts w:asciiTheme="minorBidi" w:hAnsiTheme="minorBidi" w:cs="Arial"/>
-          <w:sz w:val="24"/>
-          <w:szCs w:val="24"/>
-          <w:rtl/>
-        </w:rPr>
-        <w:t>4</w:t>
-      </w:r>
-    </w:p>
-    <w:p>
-      <w:pPr>
-        <w:pStyle w:val="a9"/>
-        <w:rPr>
-          <w:rFonts w:asciiTheme="minorBidi" w:hAnsiTheme="minorBidi"/>
-          <w:sz w:val="24"/>
-          <w:szCs w:val="24"/>
-          <w:rtl/>
-        </w:rPr>
-      </w:pPr>
-    </w:p>
-    <w:p>
-      <w:pPr>
-        <w:pStyle w:val="a9"/>
-        <w:rPr>
-          <w:rFonts w:asciiTheme="minorBidi" w:hAnsiTheme="minorBidi"/>
-          <w:sz w:val="24"/>
-          <w:szCs w:val="24"/>
-          <w:rtl/>
-        </w:rPr>
-      </w:pPr>
-    </w:p>
-    <w:p>
-      <w:pPr>
-        <w:pStyle w:val="a9"/>
-        <w:rPr>
-          <w:rFonts w:asciiTheme="minorBidi" w:hAnsiTheme="minorBidi"/>
-          <w:sz w:val="24"/>
-          <w:szCs w:val="24"/>
-          <w:rtl/>
-        </w:rPr>
-      </w:pPr>
-      <w:r>
-        <w:rPr>
-          <w:rFonts w:asciiTheme="minorBidi" w:hAnsiTheme="minorBidi" w:cs="Arial"/>
-          <w:sz w:val="24"/>
-          <w:szCs w:val="24"/>
-          <w:rtl/>
-        </w:rPr>
-        <w:t xml:space="preserve">2.    </w:t>
-      </w:r>
-    </w:p>
-    <w:p>
-      <w:pPr>
-        <w:pStyle w:val="a9"/>
-        <w:rPr>
-          <w:rFonts w:asciiTheme="minorBidi" w:hAnsiTheme="minorBidi"/>
-          <w:sz w:val="24"/>
-          <w:szCs w:val="24"/>
-          <w:rtl/>
-        </w:rPr>
-      </w:pPr>
-      <w:r>
-        <w:rPr>
-          <w:rFonts w:asciiTheme="minorBidi" w:hAnsiTheme="minorBidi" w:cs="Arial"/>
-          <w:sz w:val="24"/>
-          <w:szCs w:val="24"/>
-          <w:rtl/>
-        </w:rPr>
-        <w:t>א. אופן שידור נעשה תקשורת אינפרא אדום (</w:t>
-      </w:r>
-      <w:r>
-        <w:rPr>
-          <w:rFonts w:asciiTheme="minorBidi" w:hAnsiTheme="minorBidi"/>
-          <w:sz w:val="24"/>
-          <w:szCs w:val="24"/>
-        </w:rPr>
-        <w:t>IR</w:t>
-      </w:r>
-      <w:r>
-        <w:rPr>
-          <w:rFonts w:asciiTheme="minorBidi" w:hAnsiTheme="minorBidi" w:cs="Arial"/>
-          <w:sz w:val="24"/>
-          <w:szCs w:val="24"/>
-          <w:rtl/>
-        </w:rPr>
-        <w:t>):</w:t>
-      </w:r>
-    </w:p>
-    <w:p>
-      <w:pPr>
-        <w:pStyle w:val="a9"/>
-        <w:rPr>
-          <w:rFonts w:asciiTheme="minorBidi" w:hAnsiTheme="minorBidi"/>
-          <w:sz w:val="24"/>
-          <w:szCs w:val="24"/>
-          <w:rtl/>
-        </w:rPr>
-      </w:pPr>
-    </w:p>
-    <w:p>
-      <w:pPr>
-        <w:pStyle w:val="a9"/>
-        <w:rPr>
-          <w:rFonts w:asciiTheme="minorBidi" w:hAnsiTheme="minorBidi"/>
-          <w:sz w:val="24"/>
-          <w:szCs w:val="24"/>
-          <w:rtl/>
-        </w:rPr>
-      </w:pPr>
-    </w:p>
-    <w:p>
-      <w:pPr>
-        <w:pStyle w:val="a9"/>
-        <w:rPr>
-          <w:rFonts w:asciiTheme="minorBidi" w:hAnsiTheme="minorBidi"/>
-          <w:sz w:val="24"/>
-          <w:szCs w:val="24"/>
-          <w:rtl/>
-        </w:rPr>
-      </w:pPr>
-      <w:r>
-        <w:rPr>
-          <w:rFonts w:asciiTheme="minorBidi" w:hAnsiTheme="minorBidi" w:cs="Arial"/>
-          <w:sz w:val="24"/>
-          <w:szCs w:val="24"/>
-          <w:rtl/>
-        </w:rPr>
-        <w:t xml:space="preserve">                                                   </w:t>
-      </w:r>
-    </w:p>
-    <w:p>
-      <w:pPr>
-        <w:pStyle w:val="a9"/>
-        <w:rPr>
-          <w:rFonts w:asciiTheme="minorBidi" w:hAnsiTheme="minorBidi"/>
-          <w:sz w:val="24"/>
-          <w:szCs w:val="24"/>
-          <w:rtl/>
-        </w:rPr>
-      </w:pPr>
-      <w:r>
-        <w:rPr>
-          <w:rFonts w:asciiTheme="minorBidi" w:hAnsiTheme="minorBidi"/>
-          <w:sz w:val="24"/>
-          <w:szCs w:val="24"/>
-        </w:rPr>
-        <w:t>i</w:t>
-      </w:r>
-      <w:r>
-        <w:rPr>
-          <w:rFonts w:asciiTheme="minorBidi" w:hAnsiTheme="minorBidi" w:cs="Arial"/>
-          <w:sz w:val="24"/>
-          <w:szCs w:val="24"/>
-          <w:rtl/>
-        </w:rPr>
-        <w:t>.     המרת הלחיצה על</w:t>
-      </w:r>
-    </w:p>
-    <w:p>
-      <w:pPr>
-        <w:pStyle w:val="a9"/>
-        <w:rPr>
-          <w:rFonts w:asciiTheme="minorBidi" w:hAnsiTheme="minorBidi"/>
-          <w:sz w:val="24"/>
-          <w:szCs w:val="24"/>
-          <w:rtl/>
-        </w:rPr>
-      </w:pPr>
-      <w:r>
-        <w:rPr>
-          <w:rFonts w:asciiTheme="minorBidi" w:hAnsiTheme="minorBidi" w:cs="Arial"/>
-          <w:sz w:val="24"/>
-          <w:szCs w:val="24"/>
-          <w:rtl/>
-        </w:rPr>
-        <w:t>הכפתור לאות חשמלי</w:t>
-      </w:r>
-    </w:p>
-    <w:p>
-      <w:pPr>
-        <w:pStyle w:val="a9"/>
-        <w:rPr>
-          <w:rFonts w:asciiTheme="minorBidi" w:hAnsiTheme="minorBidi"/>
-          <w:sz w:val="24"/>
-          <w:szCs w:val="24"/>
-          <w:rtl/>
-        </w:rPr>
-      </w:pPr>
-    </w:p>
-    <w:p>
-      <w:pPr>
-        <w:pStyle w:val="a9"/>
-        <w:rPr>
-          <w:rFonts w:asciiTheme="minorBidi" w:hAnsiTheme="minorBidi"/>
-          <w:sz w:val="24"/>
-          <w:szCs w:val="24"/>
-          <w:rtl/>
-        </w:rPr>
-      </w:pPr>
-    </w:p>
-    <w:p>
-      <w:pPr>
-        <w:pStyle w:val="a9"/>
-        <w:rPr>
-          <w:rFonts w:asciiTheme="minorBidi" w:hAnsiTheme="minorBidi"/>
-          <w:sz w:val="24"/>
-          <w:szCs w:val="24"/>
-          <w:rtl/>
-        </w:rPr>
-      </w:pPr>
-      <w:r>
-        <w:rPr>
-          <w:rFonts w:asciiTheme="minorBidi" w:hAnsiTheme="minorBidi" w:cs="Arial"/>
-          <w:sz w:val="24"/>
-          <w:szCs w:val="24"/>
-          <w:rtl/>
-        </w:rPr>
-        <w:t xml:space="preserve">                                                 </w:t>
-      </w:r>
-    </w:p>
-    <w:p>
-      <w:pPr>
-        <w:pStyle w:val="a9"/>
-        <w:rPr>
-          <w:rFonts w:asciiTheme="minorBidi" w:hAnsiTheme="minorBidi"/>
-          <w:sz w:val="24"/>
-          <w:szCs w:val="24"/>
-          <w:rtl/>
-        </w:rPr>
-      </w:pPr>
-      <w:r>
-        <w:rPr>
-          <w:rFonts w:asciiTheme="minorBidi" w:hAnsiTheme="minorBidi"/>
-          <w:sz w:val="24"/>
-          <w:szCs w:val="24"/>
-        </w:rPr>
-        <w:t>ii</w:t>
-      </w:r>
-      <w:r>
-        <w:rPr>
-          <w:rFonts w:asciiTheme="minorBidi" w:hAnsiTheme="minorBidi" w:cs="Arial"/>
-          <w:sz w:val="24"/>
-          <w:szCs w:val="24"/>
-          <w:rtl/>
-        </w:rPr>
-        <w:t>.     האות החשמלי</w:t>
-      </w:r>
-    </w:p>
-    <w:p>
-      <w:pPr>
-        <w:pStyle w:val="a9"/>
-        <w:rPr>
-          <w:rFonts w:asciiTheme="minorBidi" w:hAnsiTheme="minorBidi"/>
-          <w:sz w:val="24"/>
-          <w:szCs w:val="24"/>
-          <w:rtl/>
-        </w:rPr>
-      </w:pPr>
-      <w:r>
-        <w:rPr>
-          <w:rFonts w:asciiTheme="minorBidi" w:hAnsiTheme="minorBidi" w:cs="Arial"/>
-          <w:sz w:val="24"/>
-          <w:szCs w:val="24"/>
-          <w:rtl/>
-        </w:rPr>
-        <w:t>מעובד ומקודד למסר דיגיטלי</w:t>
-      </w:r>
-    </w:p>
-    <w:p>
-      <w:pPr>
-        <w:pStyle w:val="a9"/>
-        <w:rPr>
-          <w:rFonts w:asciiTheme="minorBidi" w:hAnsiTheme="minorBidi"/>
-          <w:sz w:val="24"/>
-          <w:szCs w:val="24"/>
-          <w:rtl/>
-        </w:rPr>
-      </w:pPr>
-    </w:p>
-    <w:p>
-      <w:pPr>
-        <w:pStyle w:val="a9"/>
-        <w:rPr>
-          <w:rFonts w:asciiTheme="minorBidi" w:hAnsiTheme="minorBidi"/>
-          <w:sz w:val="24"/>
-          <w:szCs w:val="24"/>
-          <w:rtl/>
-        </w:rPr>
-      </w:pPr>
-    </w:p>
-    <w:p>
-      <w:pPr>
-        <w:pStyle w:val="a9"/>
-        <w:rPr>
-          <w:rFonts w:asciiTheme="minorBidi" w:hAnsiTheme="minorBidi"/>
-          <w:sz w:val="24"/>
-          <w:szCs w:val="24"/>
-          <w:rtl/>
-        </w:rPr>
-      </w:pPr>
-      <w:r>
-        <w:rPr>
-          <w:rFonts w:asciiTheme="minorBidi" w:hAnsiTheme="minorBidi" w:cs="Arial"/>
-          <w:sz w:val="24"/>
-          <w:szCs w:val="24"/>
-          <w:rtl/>
-        </w:rPr>
-        <w:t xml:space="preserve">                                                </w:t>
-      </w:r>
-    </w:p>
-    <w:p>
-      <w:pPr>
-        <w:pStyle w:val="a9"/>
-        <w:rPr>
-          <w:rFonts w:asciiTheme="minorBidi" w:hAnsiTheme="minorBidi"/>
-          <w:sz w:val="24"/>
-          <w:szCs w:val="24"/>
-          <w:rtl/>
-        </w:rPr>
-      </w:pPr>
-      <w:r>
-        <w:rPr>
-          <w:rFonts w:asciiTheme="minorBidi" w:hAnsiTheme="minorBidi"/>
-          <w:sz w:val="24"/>
-          <w:szCs w:val="24"/>
-        </w:rPr>
-        <w:t>iii</w:t>
-      </w:r>
-      <w:r>
-        <w:rPr>
-          <w:rFonts w:asciiTheme="minorBidi" w:hAnsiTheme="minorBidi" w:cs="Arial"/>
-          <w:sz w:val="24"/>
-          <w:szCs w:val="24"/>
-          <w:rtl/>
-        </w:rPr>
-        <w:t>.     השלט משדר את</w:t>
-      </w:r>
-    </w:p>
-    <w:p>
-      <w:pPr>
-        <w:pStyle w:val="a9"/>
-        <w:rPr>
-          <w:rFonts w:asciiTheme="minorBidi" w:hAnsiTheme="minorBidi"/>
-          <w:sz w:val="24"/>
-          <w:szCs w:val="24"/>
-          <w:rtl/>
-        </w:rPr>
-      </w:pPr>
-      <w:r>
-        <w:rPr>
-          <w:rFonts w:asciiTheme="minorBidi" w:hAnsiTheme="minorBidi" w:cs="Arial"/>
-          <w:sz w:val="24"/>
-          <w:szCs w:val="24"/>
-          <w:rtl/>
-        </w:rPr>
-        <w:t>האות המקודד כלחץ של אור אינפרא אדום בתדר וקידוד מסוימים</w:t>
-      </w:r>
-    </w:p>
-    <w:p>
-      <w:pPr>
-        <w:pStyle w:val="a9"/>
-        <w:rPr>
-          <w:rFonts w:asciiTheme="minorBidi" w:hAnsiTheme="minorBidi"/>
-          <w:sz w:val="24"/>
-          <w:szCs w:val="24"/>
-          <w:rtl/>
-        </w:rPr>
-      </w:pPr>
-    </w:p>
-    <w:p>
-      <w:pPr>
-        <w:pStyle w:val="a9"/>
-        <w:rPr>
-          <w:rFonts w:asciiTheme="minorBidi" w:hAnsiTheme="minorBidi"/>
-          <w:sz w:val="24"/>
-          <w:szCs w:val="24"/>
-          <w:rtl/>
-        </w:rPr>
-      </w:pPr>
-    </w:p>
-    <w:p>
-      <w:pPr>
-        <w:pStyle w:val="a9"/>
-        <w:rPr>
-          <w:rFonts w:asciiTheme="minorBidi" w:hAnsiTheme="minorBidi"/>
-          <w:sz w:val="24"/>
-          <w:szCs w:val="24"/>
-          <w:rtl/>
-        </w:rPr>
-      </w:pPr>
-      <w:r>
-        <w:rPr>
-          <w:rFonts w:asciiTheme="minorBidi" w:hAnsiTheme="minorBidi" w:cs="Arial"/>
-          <w:sz w:val="24"/>
-          <w:szCs w:val="24"/>
-          <w:rtl/>
-        </w:rPr>
-        <w:t xml:space="preserve">                                                </w:t>
-      </w:r>
-    </w:p>
-    <w:p>
-      <w:pPr>
-        <w:pStyle w:val="a9"/>
-        <w:rPr>
-          <w:rFonts w:asciiTheme="minorBidi" w:hAnsiTheme="minorBidi"/>
-          <w:sz w:val="24"/>
-          <w:szCs w:val="24"/>
-          <w:rtl/>
-        </w:rPr>
-      </w:pPr>
-      <w:r>
-        <w:rPr>
-          <w:rFonts w:asciiTheme="minorBidi" w:hAnsiTheme="minorBidi"/>
-          <w:sz w:val="24"/>
-          <w:szCs w:val="24"/>
-        </w:rPr>
-        <w:t>iv</w:t>
-      </w:r>
-      <w:r>
-        <w:rPr>
-          <w:rFonts w:asciiTheme="minorBidi" w:hAnsiTheme="minorBidi" w:cs="Arial"/>
-          <w:sz w:val="24"/>
-          <w:szCs w:val="24"/>
-          <w:rtl/>
-        </w:rPr>
-        <w:t xml:space="preserve">.     חיישן </w:t>
-      </w:r>
-      <w:r>
-        <w:rPr>
-          <w:rFonts w:asciiTheme="minorBidi" w:hAnsiTheme="minorBidi"/>
-          <w:sz w:val="24"/>
-          <w:szCs w:val="24"/>
-        </w:rPr>
-        <w:t>IR</w:t>
-      </w:r>
-      <w:r>
-        <w:rPr>
-          <w:rFonts w:asciiTheme="minorBidi" w:hAnsiTheme="minorBidi" w:cs="Arial"/>
-          <w:sz w:val="24"/>
-          <w:szCs w:val="24"/>
-          <w:rtl/>
-        </w:rPr>
-        <w:t xml:space="preserve"> במארח</w:t>
-      </w:r>
-    </w:p>
-    <w:p>
-      <w:pPr>
-        <w:pStyle w:val="a9"/>
-        <w:rPr>
-          <w:rFonts w:asciiTheme="minorBidi" w:hAnsiTheme="minorBidi"/>
-          <w:sz w:val="24"/>
-          <w:szCs w:val="24"/>
-          <w:rtl/>
-        </w:rPr>
-      </w:pPr>
-      <w:r>
-        <w:rPr>
-          <w:rFonts w:asciiTheme="minorBidi" w:hAnsiTheme="minorBidi" w:cs="Arial"/>
-          <w:sz w:val="24"/>
-          <w:szCs w:val="24"/>
-          <w:rtl/>
-        </w:rPr>
-        <w:t>המזגן קולט את אות האור ומעביר אותו לפיענוח.</w:t>
-      </w:r>
-    </w:p>
-    <w:p>
-      <w:pPr>
-        <w:pStyle w:val="a9"/>
-        <w:rPr>
-          <w:rFonts w:asciiTheme="minorBidi" w:hAnsiTheme="minorBidi"/>
-          <w:sz w:val="24"/>
-          <w:szCs w:val="24"/>
-          <w:rtl/>
-        </w:rPr>
-      </w:pPr>
-    </w:p>
-    <w:p>
-      <w:pPr>
-        <w:pStyle w:val="a9"/>
-        <w:rPr>
-          <w:rFonts w:asciiTheme="minorBidi" w:hAnsiTheme="minorBidi"/>
-          <w:sz w:val="24"/>
-          <w:szCs w:val="24"/>
-          <w:rtl/>
-        </w:rPr>
-      </w:pPr>
-    </w:p>
-    <w:p>
-      <w:pPr>
-        <w:pStyle w:val="a9"/>
-        <w:rPr>
-          <w:rFonts w:asciiTheme="minorBidi" w:hAnsiTheme="minorBidi"/>
-          <w:sz w:val="24"/>
-          <w:szCs w:val="24"/>
-          <w:rtl/>
-        </w:rPr>
-      </w:pPr>
-      <w:r>
-        <w:rPr>
-          <w:rFonts w:asciiTheme="minorBidi" w:hAnsiTheme="minorBidi" w:cs="Arial"/>
-          <w:sz w:val="24"/>
-          <w:szCs w:val="24"/>
-          <w:rtl/>
-        </w:rPr>
-        <w:t xml:space="preserve">                                                 </w:t>
-      </w:r>
-    </w:p>
-    <w:p>
-      <w:pPr>
-        <w:pStyle w:val="a9"/>
-        <w:rPr>
-          <w:rFonts w:asciiTheme="minorBidi" w:hAnsiTheme="minorBidi"/>
-          <w:sz w:val="24"/>
-          <w:szCs w:val="24"/>
-          <w:rtl/>
-        </w:rPr>
-      </w:pPr>
-      <w:r>
-        <w:rPr>
-          <w:rFonts w:asciiTheme="minorBidi" w:hAnsiTheme="minorBidi"/>
-          <w:sz w:val="24"/>
-          <w:szCs w:val="24"/>
-        </w:rPr>
-        <w:t>v</w:t>
-      </w:r>
-      <w:r>
-        <w:rPr>
-          <w:rFonts w:asciiTheme="minorBidi" w:hAnsiTheme="minorBidi" w:cs="Arial"/>
-          <w:sz w:val="24"/>
-          <w:szCs w:val="24"/>
-          <w:rtl/>
-        </w:rPr>
-        <w:t>.     שבב הבקרה</w:t>
-      </w:r>
-    </w:p>
-    <w:p>
-      <w:pPr>
-        <w:pStyle w:val="a9"/>
-        <w:rPr>
-          <w:rFonts w:asciiTheme="minorBidi" w:hAnsiTheme="minorBidi"/>
-          <w:sz w:val="24"/>
-          <w:szCs w:val="24"/>
-          <w:rtl/>
-        </w:rPr>
-      </w:pPr>
-      <w:r>
-        <w:rPr>
-          <w:rFonts w:asciiTheme="minorBidi" w:hAnsiTheme="minorBidi" w:cs="Arial"/>
-          <w:sz w:val="24"/>
-          <w:szCs w:val="24"/>
-          <w:rtl/>
-        </w:rPr>
-        <w:t>במזגן מפענח את הקוד ומזהה את הפקודה.</w:t>
-      </w:r>
-    </w:p>
-    <w:p>
-      <w:pPr>
-        <w:pStyle w:val="a9"/>
-        <w:rPr>
-          <w:rFonts w:asciiTheme="minorBidi" w:hAnsiTheme="minorBidi"/>
-          <w:sz w:val="24"/>
-          <w:szCs w:val="24"/>
-          <w:rtl/>
-        </w:rPr>
-      </w:pPr>
-    </w:p>
-    <w:p>
-      <w:pPr>
-        <w:pStyle w:val="a9"/>
-        <w:rPr>
-          <w:rFonts w:asciiTheme="minorBidi" w:hAnsiTheme="minorBidi"/>
-          <w:sz w:val="24"/>
-          <w:szCs w:val="24"/>
-          <w:rtl/>
-        </w:rPr>
-      </w:pPr>
-    </w:p>
-    <w:p>
-      <w:pPr>
-        <w:pStyle w:val="a9"/>
-        <w:rPr>
-          <w:rFonts w:asciiTheme="minorBidi" w:hAnsiTheme="minorBidi"/>
-          <w:sz w:val="24"/>
-          <w:szCs w:val="24"/>
-          <w:rtl/>
-        </w:rPr>
-      </w:pPr>
-      <w:r>
-        <w:rPr>
-          <w:rFonts w:asciiTheme="minorBidi" w:hAnsiTheme="minorBidi" w:cs="Arial"/>
-          <w:sz w:val="24"/>
-          <w:szCs w:val="24"/>
-          <w:rtl/>
-        </w:rPr>
-        <w:t xml:space="preserve">                                                </w:t>
-      </w:r>
-    </w:p>
-    <w:p>
-      <w:pPr>
-        <w:pStyle w:val="a9"/>
-        <w:rPr>
-          <w:rFonts w:asciiTheme="minorBidi" w:hAnsiTheme="minorBidi"/>
-          <w:sz w:val="24"/>
-          <w:szCs w:val="24"/>
-          <w:rtl/>
-        </w:rPr>
-      </w:pPr>
-      <w:r>
-        <w:rPr>
-          <w:rFonts w:asciiTheme="minorBidi" w:hAnsiTheme="minorBidi"/>
-          <w:sz w:val="24"/>
-          <w:szCs w:val="24"/>
-        </w:rPr>
-        <w:t>vi</w:t>
-      </w:r>
-      <w:r>
-        <w:rPr>
-          <w:rFonts w:asciiTheme="minorBidi" w:hAnsiTheme="minorBidi" w:cs="Arial"/>
-          <w:sz w:val="24"/>
-          <w:szCs w:val="24"/>
-          <w:rtl/>
-        </w:rPr>
-        <w:t>.     הבקר</w:t>
-      </w:r>
-    </w:p>
-    <w:p>
-      <w:pPr>
-        <w:pStyle w:val="a9"/>
-        <w:rPr>
-          <w:rFonts w:asciiTheme="minorBidi" w:hAnsiTheme="minorBidi"/>
-          <w:sz w:val="24"/>
-          <w:szCs w:val="24"/>
-          <w:rtl/>
-        </w:rPr>
-      </w:pPr>
-      <w:r>
-        <w:rPr>
-          <w:rFonts w:asciiTheme="minorBidi" w:hAnsiTheme="minorBidi" w:cs="Arial"/>
-          <w:sz w:val="24"/>
-          <w:szCs w:val="24"/>
-          <w:rtl/>
-        </w:rPr>
-        <w:t>שולח הוראות לחלקים השונים של המזגן (מנוע, מאוורר, מדחס) כדי לבצע את הפקודה</w:t>
-      </w:r>
-    </w:p>
-    <w:p>
-      <w:pPr>
-        <w:pStyle w:val="a9"/>
-        <w:rPr>
-          <w:rFonts w:asciiTheme="minorBidi" w:hAnsiTheme="minorBidi"/>
-          <w:sz w:val="24"/>
-          <w:szCs w:val="24"/>
-          <w:rtl/>
-        </w:rPr>
-      </w:pPr>
-      <w:r>
-        <w:rPr>
-          <w:rFonts w:asciiTheme="minorBidi" w:hAnsiTheme="minorBidi" w:cs="Arial"/>
-          <w:sz w:val="24"/>
-          <w:szCs w:val="24"/>
-          <w:rtl/>
-        </w:rPr>
-        <w:t>בפועל.</w:t>
-      </w:r>
-    </w:p>
-    <w:p>
-      <w:pPr>
-        <w:pStyle w:val="a9"/>
-        <w:rPr>
-          <w:rFonts w:asciiTheme="minorBidi" w:hAnsiTheme="minorBidi"/>
-          <w:sz w:val="24"/>
-          <w:szCs w:val="24"/>
-          <w:rtl/>
-        </w:rPr>
-      </w:pPr>
-    </w:p>
-    <w:p>
-      <w:pPr>
-        <w:pStyle w:val="a9"/>
-        <w:rPr>
-          <w:rFonts w:asciiTheme="minorBidi" w:hAnsiTheme="minorBidi"/>
-          <w:sz w:val="24"/>
-          <w:szCs w:val="24"/>
-          <w:rtl/>
-        </w:rPr>
-      </w:pPr>
-    </w:p>
-    <w:p>
-      <w:pPr>
-        <w:pStyle w:val="a9"/>
-        <w:rPr>
-          <w:rFonts w:asciiTheme="minorBidi" w:hAnsiTheme="minorBidi"/>
-          <w:sz w:val="24"/>
-          <w:szCs w:val="24"/>
-          <w:rtl/>
-        </w:rPr>
-      </w:pPr>
-      <w:r>
-        <w:rPr>
-          <w:rFonts w:asciiTheme="minorBidi" w:hAnsiTheme="minorBidi" w:cs="Arial"/>
-          <w:sz w:val="24"/>
-          <w:szCs w:val="24"/>
-          <w:rtl/>
-        </w:rPr>
-        <w:t xml:space="preserve">           ב. בצד השלט- כפתורים, מיקרובקר, משדר</w:t>
-      </w:r>
-    </w:p>
-    <w:p>
-      <w:pPr>
-        <w:pStyle w:val="a9"/>
-        <w:rPr>
-          <w:rFonts w:asciiTheme="minorBidi" w:hAnsiTheme="minorBidi"/>
-          <w:sz w:val="24"/>
-          <w:szCs w:val="24"/>
-          <w:rtl/>
-        </w:rPr>
-      </w:pPr>
-      <w:r>
-        <w:rPr>
-          <w:rFonts w:asciiTheme="minorBidi" w:hAnsiTheme="minorBidi" w:cs="Arial"/>
-          <w:sz w:val="24"/>
-          <w:szCs w:val="24"/>
-          <w:rtl/>
-        </w:rPr>
-        <w:t>אינפרא-אדום (</w:t>
-      </w:r>
-      <w:r>
-        <w:rPr>
-          <w:rFonts w:asciiTheme="minorBidi" w:hAnsiTheme="minorBidi"/>
-          <w:sz w:val="24"/>
-          <w:szCs w:val="24"/>
-        </w:rPr>
-        <w:t>IR LED</w:t>
-      </w:r>
-      <w:r>
-        <w:rPr>
-          <w:rFonts w:asciiTheme="minorBidi" w:hAnsiTheme="minorBidi" w:cs="Arial"/>
-          <w:sz w:val="24"/>
-          <w:szCs w:val="24"/>
-          <w:rtl/>
-        </w:rPr>
-        <w:t>), סוללה.</w:t>
-      </w:r>
-    </w:p>
-    <w:p>
-      <w:pPr>
-        <w:pStyle w:val="a9"/>
-        <w:rPr>
-          <w:rFonts w:asciiTheme="minorBidi" w:hAnsiTheme="minorBidi"/>
-          <w:sz w:val="24"/>
-          <w:szCs w:val="24"/>
-          <w:rtl/>
-        </w:rPr>
-      </w:pPr>
-    </w:p>
-    <w:p>
-      <w:pPr>
-        <w:pStyle w:val="a9"/>
-        <w:rPr>
-          <w:rFonts w:asciiTheme="minorBidi" w:hAnsiTheme="minorBidi"/>
-          <w:sz w:val="24"/>
-          <w:szCs w:val="24"/>
-          <w:rtl/>
-        </w:rPr>
-      </w:pPr>
-    </w:p>
-    <w:p>
-      <w:pPr>
-        <w:pStyle w:val="a9"/>
-        <w:rPr>
-          <w:rFonts w:asciiTheme="minorBidi" w:hAnsiTheme="minorBidi"/>
-          <w:sz w:val="24"/>
-          <w:szCs w:val="24"/>
-          <w:rtl/>
-        </w:rPr>
-      </w:pPr>
-      <w:r>
-        <w:rPr>
-          <w:rFonts w:asciiTheme="minorBidi" w:hAnsiTheme="minorBidi" w:cs="Arial"/>
-          <w:sz w:val="24"/>
-          <w:szCs w:val="24"/>
-          <w:rtl/>
-        </w:rPr>
-        <w:t xml:space="preserve">              בצד המזגן- מקלט אינפרא-אדום (</w:t>
-      </w:r>
-      <w:r>
-        <w:rPr>
-          <w:rFonts w:asciiTheme="minorBidi" w:hAnsiTheme="minorBidi"/>
-          <w:sz w:val="24"/>
-          <w:szCs w:val="24"/>
-        </w:rPr>
-        <w:t>IR Receiver</w:t>
-      </w:r>
-      <w:r>
-        <w:rPr>
-          <w:rFonts w:asciiTheme="minorBidi" w:hAnsiTheme="minorBidi" w:cs="Arial"/>
-          <w:sz w:val="24"/>
-          <w:szCs w:val="24"/>
-          <w:rtl/>
-        </w:rPr>
-        <w:t>),</w:t>
-      </w:r>
-    </w:p>
-    <w:p>
-      <w:pPr>
-        <w:pStyle w:val="a9"/>
-        <w:rPr>
-          <w:rFonts w:asciiTheme="minorBidi" w:hAnsiTheme="minorBidi"/>
-          <w:sz w:val="24"/>
-          <w:szCs w:val="24"/>
-          <w:rtl/>
-        </w:rPr>
-      </w:pPr>
-      <w:r>
-        <w:rPr>
-          <w:rFonts w:asciiTheme="minorBidi" w:hAnsiTheme="minorBidi" w:cs="Arial"/>
-          <w:sz w:val="24"/>
-          <w:szCs w:val="24"/>
-          <w:rtl/>
-        </w:rPr>
-        <w:t>בקר ראשי, מפענח (לעיתים מובנה בבקר), ממשקי שליטה פנימיים</w:t>
-      </w:r>
-    </w:p>
-    <w:p>
-      <w:pPr>
-        <w:pStyle w:val="a9"/>
-        <w:rPr>
-          <w:rFonts w:asciiTheme="minorBidi" w:hAnsiTheme="minorBidi"/>
-          <w:sz w:val="24"/>
-          <w:szCs w:val="24"/>
-        </w:rPr>
-      </w:pPr>
-      <w:r>
-        <w:rPr>
-          <w:rFonts w:asciiTheme="minorBidi" w:hAnsiTheme="minorBidi" w:cs="Arial"/>
-          <w:sz w:val="24"/>
-          <w:szCs w:val="24"/>
-          <w:rtl/>
-        </w:rPr>
-        <w:t xml:space="preserve"> , (</w:t>
-      </w:r>
-      <w:r>
-        <w:rPr>
-          <w:rFonts w:asciiTheme="minorBidi" w:hAnsiTheme="minorBidi"/>
-          <w:sz w:val="24"/>
-          <w:szCs w:val="24"/>
-        </w:rPr>
-        <w:t>GPIO, PWM</w:t>
-      </w:r>
-      <w:r>
-        <w:rPr>
-          <w:rFonts w:asciiTheme="minorBidi" w:hAnsiTheme="minorBidi" w:cs="Arial"/>
-          <w:sz w:val="24"/>
-          <w:szCs w:val="24"/>
-          <w:rtl/>
-        </w:rPr>
-        <w:t>) .</w:t>
-      </w:r>
-    </w:p>
-    <w:p>
-      <w:pPr>
-        <w:pStyle w:val="a9"/>
-        <w:rPr>
-          <w:rFonts w:asciiTheme="minorBidi" w:hAnsiTheme="minorBidi"/>
-          <w:sz w:val="24"/>
-          <w:szCs w:val="24"/>
-          <w:rtl/>
-        </w:rPr>
-      </w:pPr>
-    </w:p>
-    <w:p>
-      <w:pPr>
-        <w:pStyle w:val="a9"/>
-        <w:rPr>
-          <w:rFonts w:asciiTheme="minorBidi" w:hAnsiTheme="minorBidi"/>
-          <w:sz w:val="24"/>
-          <w:szCs w:val="24"/>
-          <w:rtl/>
-        </w:rPr>
-      </w:pPr>
-    </w:p>
-    <w:p>
-      <w:pPr>
-        <w:pStyle w:val="a9"/>
-        <w:rPr>
-          <w:rFonts w:asciiTheme="minorBidi" w:hAnsiTheme="minorBidi"/>
-          <w:sz w:val="24"/>
-          <w:szCs w:val="24"/>
-          <w:rtl/>
-        </w:rPr>
-      </w:pPr>
-      <w:r>
-        <w:rPr>
-          <w:rFonts w:asciiTheme="minorBidi" w:hAnsiTheme="minorBidi" w:cs="Arial"/>
-          <w:sz w:val="24"/>
-          <w:szCs w:val="24"/>
-          <w:rtl/>
-        </w:rPr>
-        <w:t>ג. כאשר לוחצים</w:t>
-      </w:r>
-    </w:p>
-    <w:p>
-      <w:pPr>
-        <w:pStyle w:val="a9"/>
-        <w:rPr>
-          <w:rFonts w:asciiTheme="minorBidi" w:hAnsiTheme="minorBidi"/>
-          <w:sz w:val="24"/>
-          <w:szCs w:val="24"/>
-          <w:rtl/>
-        </w:rPr>
-      </w:pPr>
-      <w:r>
-        <w:rPr>
-          <w:rFonts w:asciiTheme="minorBidi" w:hAnsiTheme="minorBidi" w:cs="Arial"/>
-          <w:sz w:val="24"/>
-          <w:szCs w:val="24"/>
-          <w:rtl/>
-        </w:rPr>
-        <w:t>על כפתור בשלט המזגן, השלט מקודד את הפקודה לקוד ייחודי (סדרת ביטים) ושולח אותו</w:t>
-      </w:r>
-    </w:p>
-    <w:p>
-      <w:pPr>
-        <w:pStyle w:val="a9"/>
-        <w:rPr>
-          <w:rFonts w:asciiTheme="minorBidi" w:hAnsiTheme="minorBidi"/>
-          <w:sz w:val="24"/>
-          <w:szCs w:val="24"/>
-          <w:rtl/>
-        </w:rPr>
-      </w:pPr>
-      <w:r>
-        <w:rPr>
-          <w:rFonts w:asciiTheme="minorBidi" w:hAnsiTheme="minorBidi" w:cs="Arial"/>
-          <w:sz w:val="24"/>
-          <w:szCs w:val="24"/>
-          <w:rtl/>
-        </w:rPr>
-        <w:t>באות אינפרא אדום למזגן. המזגן מקבל את האות, מפענח את הקוד ומבין איזו פקודה</w:t>
-      </w:r>
-    </w:p>
-    <w:p>
-      <w:pPr>
-        <w:pStyle w:val="a9"/>
-        <w:rPr>
-          <w:rFonts w:asciiTheme="minorBidi" w:hAnsiTheme="minorBidi"/>
-          <w:sz w:val="24"/>
-          <w:szCs w:val="24"/>
-          <w:rtl/>
-        </w:rPr>
-      </w:pPr>
-      <w:r>
-        <w:rPr>
-          <w:rFonts w:asciiTheme="minorBidi" w:hAnsiTheme="minorBidi" w:cs="Arial"/>
-          <w:sz w:val="24"/>
-          <w:szCs w:val="24"/>
-          <w:rtl/>
-        </w:rPr>
-        <w:t>התקבלה.</w:t>
-      </w:r>
-    </w:p>
-    <w:p>
-      <w:pPr>
-        <w:pStyle w:val="a9"/>
-        <w:rPr>
-          <w:rFonts w:asciiTheme="minorBidi" w:hAnsiTheme="minorBidi"/>
-          <w:sz w:val="24"/>
-          <w:szCs w:val="24"/>
-          <w:rtl/>
-        </w:rPr>
-      </w:pPr>
-    </w:p>
-    <w:p>
-      <w:pPr>
-        <w:pStyle w:val="a9"/>
-        <w:rPr>
-          <w:rFonts w:asciiTheme="minorBidi" w:hAnsiTheme="minorBidi"/>
-          <w:sz w:val="24"/>
-          <w:szCs w:val="24"/>
-          <w:rtl/>
-        </w:rPr>
-      </w:pPr>
-    </w:p>
-    <w:p>
-      <w:pPr>
-        <w:pStyle w:val="a9"/>
-        <w:rPr>
-          <w:rFonts w:asciiTheme="minorBidi" w:hAnsiTheme="minorBidi"/>
-          <w:sz w:val="24"/>
-          <w:szCs w:val="24"/>
-          <w:rtl/>
-        </w:rPr>
-      </w:pPr>
-      <w:r>
-        <w:rPr>
-          <w:rFonts w:asciiTheme="minorBidi" w:hAnsiTheme="minorBidi" w:cs="Arial"/>
-          <w:sz w:val="24"/>
-          <w:szCs w:val="24"/>
-          <w:rtl/>
-        </w:rPr>
-        <w:t>אפשרויות שונות</w:t>
-      </w:r>
-    </w:p>
-    <w:p>
-      <w:pPr>
-        <w:pStyle w:val="a9"/>
-        <w:rPr>
-          <w:rFonts w:asciiTheme="minorBidi" w:hAnsiTheme="minorBidi"/>
-          <w:sz w:val="24"/>
-          <w:szCs w:val="24"/>
-          <w:rtl/>
-        </w:rPr>
-      </w:pPr>
-      <w:r>
-        <w:rPr>
-          <w:rFonts w:asciiTheme="minorBidi" w:hAnsiTheme="minorBidi" w:cs="Arial"/>
-          <w:sz w:val="24"/>
-          <w:szCs w:val="24"/>
-          <w:rtl/>
-        </w:rPr>
-        <w:t>לייצוג מקשים בשידור:</w:t>
-      </w:r>
-    </w:p>
-    <w:p>
-      <w:pPr>
-        <w:pStyle w:val="a9"/>
-        <w:rPr>
-          <w:rFonts w:asciiTheme="minorBidi" w:hAnsiTheme="minorBidi"/>
-          <w:sz w:val="24"/>
-          <w:szCs w:val="24"/>
-          <w:rtl/>
-        </w:rPr>
-      </w:pPr>
-    </w:p>
-    <w:p>
-      <w:pPr>
-        <w:pStyle w:val="a9"/>
-        <w:rPr>
-          <w:rFonts w:asciiTheme="minorBidi" w:hAnsiTheme="minorBidi"/>
-          <w:sz w:val="24"/>
-          <w:szCs w:val="24"/>
-          <w:rtl/>
-        </w:rPr>
-      </w:pPr>
-    </w:p>
-    <w:p>
-      <w:pPr>
-        <w:pStyle w:val="a9"/>
-        <w:rPr>
-          <w:rFonts w:asciiTheme="minorBidi" w:hAnsiTheme="minorBidi"/>
-          <w:sz w:val="24"/>
-          <w:szCs w:val="24"/>
-          <w:rtl/>
-        </w:rPr>
-      </w:pPr>
-      <w:r>
-        <w:rPr>
-          <w:rFonts w:asciiTheme="minorBidi" w:hAnsiTheme="minorBidi" w:cs="Arial"/>
-          <w:sz w:val="24"/>
-          <w:szCs w:val="24"/>
-          <w:rtl/>
-        </w:rPr>
-        <w:t>קוד</w:t>
-      </w:r>
-    </w:p>
-    <w:p>
-      <w:pPr>
-        <w:pStyle w:val="a9"/>
-        <w:rPr>
-          <w:rFonts w:asciiTheme="minorBidi" w:hAnsiTheme="minorBidi"/>
-          <w:sz w:val="24"/>
-          <w:szCs w:val="24"/>
-          <w:rtl/>
-        </w:rPr>
-      </w:pPr>
-      <w:r>
-        <w:rPr>
-          <w:rFonts w:asciiTheme="minorBidi" w:hAnsiTheme="minorBidi" w:cs="Arial"/>
-          <w:sz w:val="24"/>
-          <w:szCs w:val="24"/>
-          <w:rtl/>
-        </w:rPr>
-        <w:t xml:space="preserve">     ייחודי לכל כפתור (</w:t>
-      </w:r>
-      <w:r>
-        <w:rPr>
-          <w:rFonts w:asciiTheme="minorBidi" w:hAnsiTheme="minorBidi"/>
-          <w:sz w:val="24"/>
-          <w:szCs w:val="24"/>
-        </w:rPr>
-        <w:t>Fixed Code</w:t>
-      </w:r>
-      <w:r>
-        <w:rPr>
-          <w:rFonts w:asciiTheme="minorBidi" w:hAnsiTheme="minorBidi" w:cs="Arial"/>
-          <w:sz w:val="24"/>
-          <w:szCs w:val="24"/>
-          <w:rtl/>
-        </w:rPr>
-        <w:t>):</w:t>
-      </w:r>
-    </w:p>
-    <w:p>
-      <w:pPr>
-        <w:pStyle w:val="a9"/>
-        <w:rPr>
-          <w:rFonts w:asciiTheme="minorBidi" w:hAnsiTheme="minorBidi"/>
-          <w:sz w:val="24"/>
-          <w:szCs w:val="24"/>
-          <w:rtl/>
-        </w:rPr>
-      </w:pPr>
-    </w:p>
-    <w:p>
-      <w:pPr>
-        <w:pStyle w:val="a9"/>
-        <w:rPr>
-          <w:rFonts w:asciiTheme="minorBidi" w:hAnsiTheme="minorBidi"/>
-          <w:sz w:val="24"/>
-          <w:szCs w:val="24"/>
-          <w:rtl/>
-        </w:rPr>
-      </w:pPr>
-      <w:r>
-        <w:rPr>
-          <w:rFonts w:asciiTheme="minorBidi" w:hAnsiTheme="minorBidi" w:cs="Arial"/>
-          <w:sz w:val="24"/>
-          <w:szCs w:val="24"/>
-          <w:rtl/>
-        </w:rPr>
-        <w:t xml:space="preserve">     לכל לחצן</w:t>
-      </w:r>
-    </w:p>
-    <w:p>
-      <w:pPr>
-        <w:pStyle w:val="a9"/>
-        <w:rPr>
-          <w:rFonts w:asciiTheme="minorBidi" w:hAnsiTheme="minorBidi"/>
-          <w:sz w:val="24"/>
-          <w:szCs w:val="24"/>
-          <w:rtl/>
-        </w:rPr>
-      </w:pPr>
-      <w:r>
-        <w:rPr>
-          <w:rFonts w:asciiTheme="minorBidi" w:hAnsiTheme="minorBidi" w:cs="Arial"/>
-          <w:sz w:val="24"/>
-          <w:szCs w:val="24"/>
-          <w:rtl/>
-        </w:rPr>
-        <w:t xml:space="preserve">     מוקצה קוד בינארי קבוע וייחודי. למשל:</w:t>
-      </w:r>
-    </w:p>
-    <w:p>
-      <w:pPr>
-        <w:pStyle w:val="a9"/>
-        <w:rPr>
-          <w:rFonts w:asciiTheme="minorBidi" w:hAnsiTheme="minorBidi"/>
-          <w:sz w:val="24"/>
-          <w:szCs w:val="24"/>
-          <w:rtl/>
-        </w:rPr>
-      </w:pPr>
-      <w:r>
-        <w:rPr>
-          <w:rFonts w:asciiTheme="minorBidi" w:hAnsiTheme="minorBidi" w:cs="Arial"/>
-          <w:sz w:val="24"/>
-          <w:szCs w:val="24"/>
-          <w:rtl/>
-        </w:rPr>
-        <w:t>כפתור "הדלק" = 0001</w:t>
-      </w:r>
-    </w:p>
-    <w:p>
-      <w:pPr>
-        <w:pStyle w:val="a9"/>
-        <w:rPr>
-          <w:rFonts w:asciiTheme="minorBidi" w:hAnsiTheme="minorBidi"/>
-          <w:sz w:val="24"/>
-          <w:szCs w:val="24"/>
-          <w:rtl/>
-        </w:rPr>
-      </w:pPr>
-      <w:r>
-        <w:rPr>
-          <w:rFonts w:asciiTheme="minorBidi" w:hAnsiTheme="minorBidi" w:cs="Arial"/>
-          <w:sz w:val="24"/>
-          <w:szCs w:val="24"/>
-          <w:rtl/>
-        </w:rPr>
-        <w:t>כפתור "כבה" = 0010</w:t>
-      </w:r>
-    </w:p>
-    <w:p>
-      <w:pPr>
-        <w:pStyle w:val="a9"/>
-        <w:rPr>
-          <w:rFonts w:asciiTheme="minorBidi" w:hAnsiTheme="minorBidi"/>
-          <w:sz w:val="24"/>
-          <w:szCs w:val="24"/>
-          <w:rtl/>
-        </w:rPr>
-      </w:pPr>
-      <w:r>
-        <w:rPr>
-          <w:rFonts w:asciiTheme="minorBidi" w:hAnsiTheme="minorBidi" w:cs="Arial"/>
-          <w:sz w:val="24"/>
-          <w:szCs w:val="24"/>
-          <w:rtl/>
-        </w:rPr>
-        <w:t>כפתור "העלה טמפרטורה" = 0011</w:t>
-      </w:r>
-    </w:p>
-    <w:p>
-      <w:pPr>
-        <w:pStyle w:val="a9"/>
-        <w:rPr>
-          <w:rFonts w:asciiTheme="minorBidi" w:hAnsiTheme="minorBidi"/>
-          <w:sz w:val="24"/>
-          <w:szCs w:val="24"/>
-          <w:rtl/>
-        </w:rPr>
-      </w:pPr>
-    </w:p>
-    <w:p>
-      <w:pPr>
-        <w:pStyle w:val="a9"/>
-        <w:rPr>
-          <w:rFonts w:asciiTheme="minorBidi" w:hAnsiTheme="minorBidi"/>
-          <w:sz w:val="24"/>
-          <w:szCs w:val="24"/>
-          <w:rtl/>
-        </w:rPr>
-      </w:pPr>
-      <w:r>
-        <w:rPr>
-          <w:rFonts w:asciiTheme="minorBidi" w:hAnsiTheme="minorBidi" w:cs="Arial"/>
-          <w:sz w:val="24"/>
-          <w:szCs w:val="24"/>
-          <w:rtl/>
-        </w:rPr>
-        <w:t xml:space="preserve">      המזגן</w:t>
-      </w:r>
-    </w:p>
-    <w:p>
-      <w:pPr>
-        <w:pStyle w:val="a9"/>
-        <w:rPr>
-          <w:rFonts w:asciiTheme="minorBidi" w:hAnsiTheme="minorBidi"/>
-          <w:sz w:val="24"/>
-          <w:szCs w:val="24"/>
-          <w:rtl/>
-        </w:rPr>
-      </w:pPr>
-      <w:r>
-        <w:rPr>
-          <w:rFonts w:asciiTheme="minorBidi" w:hAnsiTheme="minorBidi" w:cs="Arial"/>
-          <w:sz w:val="24"/>
-          <w:szCs w:val="24"/>
-          <w:rtl/>
-        </w:rPr>
-        <w:t xml:space="preserve">      מפענח את הקוד ומבצע את הפעולה המתאימה.</w:t>
-      </w:r>
-    </w:p>
-    <w:p>
-      <w:pPr>
-        <w:pStyle w:val="a9"/>
-        <w:rPr>
-          <w:rFonts w:asciiTheme="minorBidi" w:hAnsiTheme="minorBidi"/>
-          <w:sz w:val="24"/>
-          <w:szCs w:val="24"/>
-          <w:rtl/>
-        </w:rPr>
-      </w:pPr>
-    </w:p>
-    <w:p>
-      <w:pPr>
-        <w:pStyle w:val="a9"/>
-        <w:rPr>
-          <w:rFonts w:asciiTheme="minorBidi" w:hAnsiTheme="minorBidi"/>
-          <w:sz w:val="24"/>
-          <w:szCs w:val="24"/>
-          <w:rtl/>
-        </w:rPr>
-      </w:pPr>
-    </w:p>
-    <w:p>
-      <w:pPr>
-        <w:pStyle w:val="a9"/>
-        <w:rPr>
-          <w:rFonts w:asciiTheme="minorBidi" w:hAnsiTheme="minorBidi"/>
-          <w:sz w:val="24"/>
-          <w:szCs w:val="24"/>
-          <w:rtl/>
-        </w:rPr>
-      </w:pPr>
-      <w:r>
-        <w:rPr>
-          <w:rFonts w:asciiTheme="minorBidi" w:hAnsiTheme="minorBidi" w:cs="Arial"/>
-          <w:sz w:val="24"/>
-          <w:szCs w:val="24"/>
-          <w:rtl/>
-        </w:rPr>
-        <w:t>2.     קידוד במספרים</w:t>
-      </w:r>
-    </w:p>
-    <w:p>
-      <w:pPr>
-        <w:pStyle w:val="a9"/>
-        <w:rPr>
-          <w:rFonts w:asciiTheme="minorBidi" w:hAnsiTheme="minorBidi"/>
-          <w:sz w:val="24"/>
-          <w:szCs w:val="24"/>
-          <w:rtl/>
-        </w:rPr>
-      </w:pPr>
-      <w:r>
-        <w:rPr>
-          <w:rFonts w:asciiTheme="minorBidi" w:hAnsiTheme="minorBidi" w:cs="Arial"/>
-          <w:sz w:val="24"/>
-          <w:szCs w:val="24"/>
-          <w:rtl/>
-        </w:rPr>
-        <w:t>אקסא דצימאלים.</w:t>
-      </w:r>
-    </w:p>
-    <w:p>
-      <w:pPr>
-        <w:pStyle w:val="a9"/>
-        <w:rPr>
-          <w:rFonts w:asciiTheme="minorBidi" w:hAnsiTheme="minorBidi"/>
-          <w:sz w:val="24"/>
-          <w:szCs w:val="24"/>
-          <w:rtl/>
-        </w:rPr>
-      </w:pPr>
-    </w:p>
-    <w:p>
-      <w:pPr>
-        <w:pStyle w:val="a9"/>
-        <w:rPr>
-          <w:rFonts w:asciiTheme="minorBidi" w:hAnsiTheme="minorBidi"/>
-          <w:sz w:val="24"/>
-          <w:szCs w:val="24"/>
-          <w:rtl/>
-        </w:rPr>
-      </w:pPr>
-    </w:p>
-    <w:p>
-      <w:pPr>
-        <w:pStyle w:val="a9"/>
-        <w:rPr>
-          <w:rFonts w:asciiTheme="minorBidi" w:hAnsiTheme="minorBidi"/>
-          <w:sz w:val="24"/>
-          <w:szCs w:val="24"/>
-          <w:rtl/>
-        </w:rPr>
-      </w:pPr>
-      <w:r>
-        <w:rPr>
-          <w:rFonts w:asciiTheme="minorBidi" w:hAnsiTheme="minorBidi" w:cs="Arial"/>
-          <w:sz w:val="24"/>
-          <w:szCs w:val="24"/>
-          <w:rtl/>
-        </w:rPr>
-        <w:t>3.     זמן הלחיצה על</w:t>
-      </w:r>
-    </w:p>
-    <w:p>
-      <w:pPr>
-        <w:pStyle w:val="a9"/>
-        <w:jc w:val="both"/>
-        <w:rPr>
-          <w:rFonts w:asciiTheme="minorBidi" w:hAnsiTheme="minorBidi"/>
-          <w:sz w:val="24"/>
-          <w:szCs w:val="24"/>
-          <w:rtl/>
-        </w:rPr>
-      </w:pPr>
-      <w:r>
-        <w:rPr>
-          <w:rFonts w:asciiTheme="minorBidi" w:hAnsiTheme="minorBidi" w:cs="Arial"/>
-          <w:sz w:val="24"/>
-          <w:szCs w:val="24"/>
-          <w:rtl/>
-        </w:rPr>
-        <w:t>הכפתור הוא יהיה הזמן של הקידוד למשל לחיצה ארוכה תיהיה אחד ולחיצה קצרה 0</w:t>
-      </w:r>
-    </w:p>
-    <w:p>
-      <w:pPr>
-        <w:bidi w:val="0"/>
-        <w:rPr>
-          <w:rFonts w:asciiTheme="minorBidi" w:hAnsiTheme="minorBidi"/>
-          <w:sz w:val="24"/>
-          <w:szCs w:val="24"/>
-          <w:rtl/>
-        </w:rPr>
-      </w:pPr>
-      <w:r>
-        <w:rPr>
-          <w:rFonts w:asciiTheme="minorBidi" w:hAnsiTheme="minorBidi"/>
-          <w:sz w:val="24"/>
-          <w:szCs w:val="24"/>
-          <w:rtl/>
-        </w:rPr>
-        <w:br w:type="page"/>
-      </w:r>
-    </w:p>
-    <w:p>
-      <w:pPr>
-        <w:pStyle w:val="a9"/>
-        <w:jc w:val="both"/>
-        <w:rPr>
-          <w:rFonts w:asciiTheme="minorBidi" w:hAnsiTheme="minorBidi"/>
-          <w:sz w:val="24"/>
-          <w:szCs w:val="24"/>
-          <w:rtl/>
-        </w:rPr>
-      </w:pPr>
-    </w:p>
-    <w:p>
-      <w:pPr>
-        <w:pStyle w:val="a9"/>
-        <w:jc w:val="both"/>
-        <w:rPr>
-          <w:rFonts w:asciiTheme="minorBidi" w:hAnsiTheme="minorBidi"/>
-          <w:b/>
-          <w:bCs/>
-          <w:sz w:val="24"/>
-          <w:szCs w:val="24"/>
-          <w:rtl/>
-        </w:rPr>
-      </w:pPr>
-      <w:r>
-        <w:rPr>
-          <w:rFonts w:asciiTheme="minorBidi" w:hAnsiTheme="minorBidi" w:hint="cs"/>
-          <w:b/>
-          <w:bCs/>
-          <w:sz w:val="24"/>
-          <w:szCs w:val="24"/>
-          <w:rtl/>
-        </w:rPr>
-        <w:t>ב.</w:t>
-      </w:r>
-      <w:r>
-        <w:rPr>
-          <w:rFonts w:asciiTheme="minorBidi" w:hAnsiTheme="minorBidi" w:hint="cs"/>
-          <w:b/>
-          <w:bCs/>
-          <w:sz w:val="24"/>
-          <w:szCs w:val="24"/>
-          <w:rtl/>
-        </w:rPr>
-        <w:t xml:space="preserve">  </w:t>
-      </w:r>
-    </w:p>
-    <w:p>
-      <w:pPr>
-        <w:jc w:val="both"/>
-        <w:rPr>
-          <w:rFonts w:asciiTheme="minorBidi" w:hAnsiTheme="minorBidi"/>
-          <w:sz w:val="24"/>
-          <w:szCs w:val="24"/>
-          <w:rtl/>
-        </w:rPr>
-      </w:pPr>
-    </w:p>
-    <w:p>
-      <w:pPr>
-        <w:jc w:val="both"/>
-        <w:rPr>
-          <w:rFonts w:asciiTheme="minorBidi" w:hAnsiTheme="minorBidi"/>
-          <w:sz w:val="24"/>
-          <w:szCs w:val="24"/>
-          <w:rtl/>
-        </w:rPr>
-      </w:pPr>
-    </w:p>
-    <w:p>
-      <w:pPr>
-        <w:jc w:val="both"/>
-        <w:rPr>
-          <w:rFonts w:asciiTheme="minorBidi" w:hAnsiTheme="minorBidi"/>
-          <w:sz w:val="24"/>
-          <w:szCs w:val="24"/>
-          <w:rtl/>
-        </w:rPr>
-      </w:pPr>
-    </w:p>
-    <w:p>
-      <w:pPr>
-        <w:jc w:val="both"/>
         <w:rPr>
           <w:rFonts w:asciiTheme="minorBidi" w:hAnsiTheme="minorBidi"/>
           <w:sz w:val="24"/>
@@ -6641,6 +3716,7 @@
   <w:style w:type="character" w:default="1" w:styleId="a0">
     <w:name w:val="Default Paragraph Font"/>
     <w:uiPriority w:val="1"/>
+    <w:semiHidden/>
     <w:unhideWhenUsed/>
   </w:style>
   <w:style w:type="table" w:default="1" w:styleId="a1">
